--- a/agreements/ECHONET SubCA Onboarding process.docx
+++ b/agreements/ECHONET SubCA Onboarding process.docx
@@ -61,7 +61,7 @@
                 <w:sz w:val="19"/>
                 <w:szCs w:val="19"/>
               </w:rPr>
-              <w:t xml:space="preserve">Model A — CA operated by WISeKey</w:t>
+              <w:t xml:space="preserve">Model A — CA operated by SealSQ</w:t>
             </w:r>
             <w:r>
               <w:rPr>
@@ -512,7 +512,7 @@
           <w:sz w:val="19"/>
           <w:szCs w:val="19"/>
         </w:rPr>
-        <w:t xml:space="preserve">The CP/CPS allows a Subordinate CA to be hosted and operated by WISeKey, or — as a technically constrained CA — by its owner (CP/CPS section 5). Other delegations or outsourcing are permitted only after a security assessment and a formal authorisation. The two models compare as follows.</w:t>
+        <w:t xml:space="preserve">The CP/CPS allows a Subordinate CA to be hosted and operated by SealSQ, or — as a technically constrained CA — by its owner (CP/CPS section 5). Other delegations or outsourcing are permitted only after a security assessment and a formal authorisation. The two models compare as follows.</w:t>
       </w:r>
     </w:p>
     <w:tbl>
@@ -602,7 +602,7 @@
                 <w:sz w:val="17"/>
                 <w:szCs w:val="17"/>
               </w:rPr>
-              <w:t xml:space="preserve">Model A — operated by WISeKey</w:t>
+              <w:t xml:space="preserve">Model A — operated by SealSQ</w:t>
             </w:r>
           </w:p>
         </w:tc>
@@ -713,7 +713,7 @@
                 <w:sz w:val="18"/>
                 <w:szCs w:val="18"/>
               </w:rPr>
-              <w:t xml:space="preserve">WISeKey data centres, INeS platform, WISeKey trusted roles</w:t>
+              <w:t xml:space="preserve">WISeKey data centres, INeS platform, SealSQ trusted roles</w:t>
             </w:r>
           </w:p>
         </w:tc>
@@ -826,7 +826,7 @@
                 <w:sz w:val="18"/>
                 <w:szCs w:val="18"/>
               </w:rPr>
-              <w:t xml:space="preserve">WISeKey HSM (FIPS 140-2 Level 3), witnessed ceremony (CP/CPS 6.1.1, 6.2.1)</w:t>
+              <w:t xml:space="preserve">SealSQ HSM (FIPS 140-2 Level 3), witnessed ceremony (CP/CPS 6.1.1, 6.2.1)</w:t>
             </w:r>
           </w:p>
         </w:tc>
@@ -862,7 +862,7 @@
                 <w:sz w:val="18"/>
                 <w:szCs w:val="18"/>
               </w:rPr>
-              <w:t xml:space="preserve">Customer HSM, FIPS 140-2/140-3 Level 3 or equivalent, ceremony witnessed by WISeKey (CP/CPS 6.1.1, 6.2.1)</w:t>
+              <w:t xml:space="preserve">Customer HSM, FIPS 140-2/140-3 Level 3 or equivalent, ceremony witnessed by SealSQ (CP/CPS 6.1.1, 6.2.1)</w:t>
             </w:r>
           </w:p>
         </w:tc>
@@ -1052,7 +1052,7 @@
                 <w:sz w:val="18"/>
                 <w:szCs w:val="18"/>
               </w:rPr>
-              <w:t xml:space="preserve">Configured and maintained by WISeKey</w:t>
+              <w:t xml:space="preserve">Configured and maintained by SealSQ</w:t>
             </w:r>
           </w:p>
         </w:tc>
@@ -1165,7 +1165,7 @@
                 <w:sz w:val="18"/>
                 <w:szCs w:val="18"/>
               </w:rPr>
-              <w:t xml:space="preserve">Covered by WISeKey's assessments (CP/CPS 8.4)</w:t>
+              <w:t xml:space="preserve">Covered by SealSQ's assessments (CP/CPS 8.4)</w:t>
             </w:r>
           </w:p>
         </w:tc>
@@ -1314,7 +1314,7 @@
                 <w:sz w:val="18"/>
                 <w:szCs w:val="18"/>
               </w:rPr>
-              <w:t xml:space="preserve">Agreement, Naming Application, commercial documents, architecture description, CPS, self-assessment questionnaire, ceremony evidence (Section 5)</w:t>
+              <w:t xml:space="preserve">Agreement, Naming Application, commercial documents, architecture description, CPS, self-assessment questionnaire, ceremony script and report, CSR, post-ceremony document (Sections 5 and 6)</w:t>
             </w:r>
           </w:p>
         </w:tc>
@@ -1468,7 +1468,7 @@
                 <w:sz w:val="18"/>
                 <w:szCs w:val="18"/>
               </w:rPr>
-              <w:t xml:space="preserve">Ongoing obligations</w:t>
+              <w:t xml:space="preserve">Key ceremony</w:t>
             </w:r>
           </w:p>
         </w:tc>
@@ -1504,7 +1504,7 @@
                 <w:sz w:val="18"/>
                 <w:szCs w:val="18"/>
               </w:rPr>
-              <w:t xml:space="preserve">Section 7, commercial subscription</w:t>
+              <w:t xml:space="preserve">Conducted by SealSQ in its HSM once your inputs are complete (section 6.1)</w:t>
             </w:r>
           </w:p>
         </w:tc>
@@ -1540,7 +1540,120 @@
                 <w:sz w:val="18"/>
                 <w:szCs w:val="18"/>
               </w:rPr>
-              <w:t xml:space="preserve">Section 7, plus CA operations, logging, CRL/notice services and audit access</w:t>
+              <w:t xml:space="preserve">Conducted by you in your HSM, witnessed by SealSQ by video conference; CSR signed by the Root (section 6.2)</w:t>
+            </w:r>
+          </w:p>
+        </w:tc>
+      </w:tr>
+      <w:tr>
+        <w:trPr>
+          <w:cantSplit/>
+        </w:trPr>
+        <w:tc>
+          <w:tcPr>
+            <w:tcW w:type="dxa" w:w="2500"/>
+            <w:tcBorders>
+              <w:top w:val="single" w:color="C9D3DC" w:sz="4"/>
+              <w:left w:val="single" w:color="C9D3DC" w:sz="4"/>
+              <w:bottom w:val="single" w:color="C9D3DC" w:sz="4"/>
+              <w:right w:val="single" w:color="C9D3DC" w:sz="4"/>
+            </w:tcBorders>
+            <w:tcMar>
+              <w:top w:type="dxa" w:w="55"/>
+              <w:left w:type="dxa" w:w="100"/>
+              <w:bottom w:type="dxa" w:w="55"/>
+              <w:right w:type="dxa" w:w="100"/>
+            </w:tcMar>
+            <w:vAlign w:val="center"/>
+          </w:tcPr>
+          <w:p>
+            <w:pPr>
+              <w:spacing w:after="0" w:before="0"/>
+            </w:pPr>
+            <w:r>
+              <w:rPr>
+                <w:rFonts w:ascii="Calibri" w:cs="Calibri" w:eastAsia="Calibri" w:hAnsi="Calibri"/>
+                <w:b w:val="false"/>
+                <w:bCs w:val="false"/>
+                <w:i w:val="false"/>
+                <w:iCs w:val="false"/>
+                <w:color w:val="1F2A33"/>
+                <w:sz w:val="18"/>
+                <w:szCs w:val="18"/>
+              </w:rPr>
+              <w:t xml:space="preserve">Ongoing obligations</w:t>
+            </w:r>
+          </w:p>
+        </w:tc>
+        <w:tc>
+          <w:tcPr>
+            <w:tcW w:type="dxa" w:w="3569"/>
+            <w:tcBorders>
+              <w:top w:val="single" w:color="C9D3DC" w:sz="4"/>
+              <w:left w:val="single" w:color="C9D3DC" w:sz="4"/>
+              <w:bottom w:val="single" w:color="C9D3DC" w:sz="4"/>
+              <w:right w:val="single" w:color="C9D3DC" w:sz="4"/>
+            </w:tcBorders>
+            <w:tcMar>
+              <w:top w:type="dxa" w:w="55"/>
+              <w:left w:type="dxa" w:w="100"/>
+              <w:bottom w:type="dxa" w:w="55"/>
+              <w:right w:type="dxa" w:w="100"/>
+            </w:tcMar>
+            <w:vAlign w:val="center"/>
+          </w:tcPr>
+          <w:p>
+            <w:pPr>
+              <w:spacing w:after="0" w:before="0"/>
+            </w:pPr>
+            <w:r>
+              <w:rPr>
+                <w:rFonts w:ascii="Calibri" w:cs="Calibri" w:eastAsia="Calibri" w:hAnsi="Calibri"/>
+                <w:b w:val="false"/>
+                <w:bCs w:val="false"/>
+                <w:i w:val="false"/>
+                <w:iCs w:val="false"/>
+                <w:color w:val="1F2A33"/>
+                <w:sz w:val="18"/>
+                <w:szCs w:val="18"/>
+              </w:rPr>
+              <w:t xml:space="preserve">Section 8, commercial subscription</w:t>
+            </w:r>
+          </w:p>
+        </w:tc>
+        <w:tc>
+          <w:tcPr>
+            <w:tcW w:type="dxa" w:w="3569"/>
+            <w:tcBorders>
+              <w:top w:val="single" w:color="C9D3DC" w:sz="4"/>
+              <w:left w:val="single" w:color="C9D3DC" w:sz="4"/>
+              <w:bottom w:val="single" w:color="C9D3DC" w:sz="4"/>
+              <w:right w:val="single" w:color="C9D3DC" w:sz="4"/>
+            </w:tcBorders>
+            <w:tcMar>
+              <w:top w:type="dxa" w:w="55"/>
+              <w:left w:type="dxa" w:w="100"/>
+              <w:bottom w:type="dxa" w:w="55"/>
+              <w:right w:type="dxa" w:w="100"/>
+            </w:tcMar>
+            <w:vAlign w:val="center"/>
+          </w:tcPr>
+          <w:p>
+            <w:pPr>
+              <w:spacing w:after="0" w:before="0"/>
+            </w:pPr>
+            <w:r>
+              <w:rPr>
+                <w:rFonts w:ascii="Calibri" w:cs="Calibri" w:eastAsia="Calibri" w:hAnsi="Calibri"/>
+                <w:b w:val="false"/>
+                <w:bCs w:val="false"/>
+                <w:i w:val="false"/>
+                <w:iCs w:val="false"/>
+                <w:color w:val="1F2A33"/>
+                <w:sz w:val="18"/>
+                <w:szCs w:val="18"/>
+              </w:rPr>
+              <w:t xml:space="preserve">Section 8, plus CA operations, logging, CRL/notice services and audit access</w:t>
             </w:r>
           </w:p>
         </w:tc>
@@ -2028,7 +2141,7 @@
                 <w:sz w:val="18"/>
                 <w:szCs w:val="18"/>
               </w:rPr>
-              <w:t xml:space="preserve">You contact your SEALSQ IoT Business Unit representative. WISeKey confirms eligibility (Section 3) and explains the service options.</w:t>
+              <w:t xml:space="preserve">You contact your SealSQ IoT Business Unit representative. SealSQ confirms eligibility (Section 3) and explains the service options.</w:t>
             </w:r>
           </w:p>
         </w:tc>
@@ -2064,7 +2177,7 @@
                 <w:sz w:val="18"/>
                 <w:szCs w:val="18"/>
               </w:rPr>
-              <w:t xml:space="preserve">Customer, WISeKey</w:t>
+              <w:t xml:space="preserve">Customer, SealSQ</w:t>
             </w:r>
           </w:p>
         </w:tc>
@@ -2398,7 +2511,7 @@
                 <w:sz w:val="18"/>
                 <w:szCs w:val="18"/>
               </w:rPr>
-              <w:t xml:space="preserve">You complete the ECHONET Subordinate CA Naming Application (v1): request details, Subordinate CA parameters and Subject DN, and sign the CA-owner approval block. Select "operated by WISeKey".</w:t>
+              <w:t xml:space="preserve">You complete the ECHONET Subordinate CA Naming Application (v1): request details, Subordinate CA parameters and Subject DN, and sign the CA-owner approval block. Select "operated by SealSQ".</w:t>
             </w:r>
           </w:p>
         </w:tc>
@@ -2619,7 +2732,7 @@
                 <w:sz w:val="18"/>
                 <w:szCs w:val="18"/>
               </w:rPr>
-              <w:t xml:space="preserve">Customer, SEALSQ IoT BU</w:t>
+              <w:t xml:space="preserve">Customer, SealSQ</w:t>
             </w:r>
           </w:p>
         </w:tc>
@@ -2989,7 +3102,7 @@
                 <w:sz w:val="18"/>
                 <w:szCs w:val="18"/>
               </w:rPr>
-              <w:t xml:space="preserve">WISeKey</w:t>
+              <w:t xml:space="preserve">SealSQ</w:t>
             </w:r>
           </w:p>
         </w:tc>
@@ -3323,7 +3436,7 @@
                 <w:sz w:val="18"/>
                 <w:szCs w:val="18"/>
               </w:rPr>
-              <w:t xml:space="preserve">The Subordinate CA key pair is generated in WISeKey's HSM under dual control, following a pre-defined script, under supervision of WISeKey internal audit; the Root signs the certificate (CP/CPS 6.1.1).</w:t>
+              <w:t xml:space="preserve">SealSQ generates the Subordinate CA key pair in its HSM and the Root signs the certificate, as described in section 6.1.</w:t>
             </w:r>
           </w:p>
         </w:tc>
@@ -3359,7 +3472,7 @@
                 <w:sz w:val="18"/>
                 <w:szCs w:val="18"/>
               </w:rPr>
-              <w:t xml:space="preserve">WISeKey</w:t>
+              <w:t xml:space="preserve">SealSQ</w:t>
             </w:r>
           </w:p>
         </w:tc>
@@ -3395,7 +3508,7 @@
                 <w:sz w:val="18"/>
                 <w:szCs w:val="18"/>
               </w:rPr>
-              <w:t xml:space="preserve">Ceremony report, certificate</w:t>
+              <w:t xml:space="preserve">Ceremony report, certificate (CP/CPS 6.1.1)</w:t>
             </w:r>
           </w:p>
         </w:tc>
@@ -3693,7 +3806,7 @@
                 <w:sz w:val="18"/>
                 <w:szCs w:val="18"/>
               </w:rPr>
-              <w:t xml:space="preserve">WISeKey publishes the certificate in the OWGTM repository, together with the CRLs of the Root CA and of each Subordinate CA (CP/CPS 2.1) and updates Appendix B of the CP/CPS.</w:t>
+              <w:t xml:space="preserve">SealSQ publishes the certificate in the OWGTM repository, together with the CRLs of the Root CA and of each Subordinate CA (CP/CPS 2.1) and updates Appendix B of the CP/CPS.</w:t>
             </w:r>
           </w:p>
         </w:tc>
@@ -3729,7 +3842,7 @@
                 <w:sz w:val="18"/>
                 <w:szCs w:val="18"/>
               </w:rPr>
-              <w:t xml:space="preserve">WISeKey</w:t>
+              <w:t xml:space="preserve">SealSQ</w:t>
             </w:r>
           </w:p>
         </w:tc>
@@ -3914,7 +4027,7 @@
                 <w:sz w:val="18"/>
                 <w:szCs w:val="18"/>
               </w:rPr>
-              <w:t xml:space="preserve">Customer, WISeKey</w:t>
+              <w:t xml:space="preserve">Customer, SealSQ</w:t>
             </w:r>
           </w:p>
         </w:tc>
@@ -4063,7 +4176,7 @@
                 <w:sz w:val="18"/>
                 <w:szCs w:val="18"/>
               </w:rPr>
-              <w:t xml:space="preserve">Production issuance is enabled. Ongoing obligations of Section 7 apply.</w:t>
+              <w:t xml:space="preserve">Production issuance is enabled. Ongoing obligations of Section 8 apply.</w:t>
             </w:r>
           </w:p>
         </w:tc>
@@ -4099,7 +4212,7 @@
                 <w:sz w:val="18"/>
                 <w:szCs w:val="18"/>
               </w:rPr>
-              <w:t xml:space="preserve">WISeKey</w:t>
+              <w:t xml:space="preserve">SealSQ</w:t>
             </w:r>
           </w:p>
         </w:tc>
@@ -4409,7 +4522,7 @@
           <w:sz w:val="19"/>
           <w:szCs w:val="19"/>
         </w:rPr>
-        <w:t xml:space="preserve">A CPS for your Subordinate CA, structured after RFC 3647 and aligned with both the OISTE/WISeKey ECHONET CP/CPS and any ECHONET Requirements adopted by the PAA in CP/CPS Appendix D (the ECHONET Consortium publishes no PKI certificate policy of its own, so the CP/CPS is self-contained). Your CPS may not be less stringent than the CP/CPS on any point, and must adopt the CP/CPS certificate profiles unchanged (CP/CPS 7.1). Submit with it the alignment mapping of Appendix C, which lists, section by section, where your CPS implements each requirement. WISeKey Trust Services reviews the CPS and returns comments; issuance waits until the review is closed. Your CPS must be published in a repository you control and referenced from the certificate policy qualifier where the profile allows it.</w:t>
+        <w:t xml:space="preserve">A CPS for your Subordinate CA, structured after RFC 3647 and aligned with both the OISTE/WISeKey ECHONET CP/CPS and any ECHONET Requirements adopted by the PAA in CP/CPS Appendix D (the ECHONET Consortium publishes no PKI certificate policy of its own, so the CP/CPS is self-contained). Your CPS may not be less stringent than the CP/CPS on any point, and must adopt the CP/CPS certificate profiles unchanged (CP/CPS 7.1). Submit with it the alignment mapping of Appendix C, which lists, section by section, where your CPS implements each requirement. SealSQ Trust Services reviews the CPS and returns comments; issuance waits until the review is closed. Your CPS must be published in a repository you control and referenced from the certificate policy qualifier where the profile allows it.</w:t>
       </w:r>
     </w:p>
     <w:p>
@@ -4484,7 +4597,7 @@
           <w:sz w:val="19"/>
           <w:szCs w:val="19"/>
         </w:rPr>
-        <w:t xml:space="preserve">status services and compromise handling, as they apply to this hierarchy: ECHONET Device Certificates are valid for 20 years and Subordinate CA certificates have no scheduled expiration. Revocation is by CRL only — no OCSP — with a full CRL at least every 12 months and within 24 hours of a revocation; key compromise, mis-issuance and misuse are revoked within 24 hours, other reasons within 5 days (CP/CPS 4.9.5, 4.9.7).</w:t>
+        <w:t xml:space="preserve">status services and compromise handling, as they apply to this hierarchy: neither ECHONET Device Certificates nor Subordinate CA certificates have a scheduled expiration (notAfter 99991231235959Z), and a retired Subordinate CA is not revoked but continues to publish its CRL while device certificates beneath it remain in service (CP/CPS 6.3.2). Revocation is by CRL only — no OCSP — with a full CRL at least every 12 months and within 24 hours of a revocation; key compromise, mis-issuance and misuse are revoked within 24 hours, other reasons within 5 days (CP/CPS 4.9.5, 4.9.7).</w:t>
       </w:r>
     </w:p>
     <w:p>
@@ -4596,7 +4709,7 @@
           <w:sz w:val="19"/>
           <w:szCs w:val="19"/>
         </w:rPr>
-        <w:t xml:space="preserve">The completed questionnaire of Appendix A, signed by a person empowered to bind your organisation (CP/CPS 8.2). Each answer must point to evidence — a document, a configuration extract, a log sample or a screenshot — that WISeKey may ask to see during the accreditation assessment. "Partial" answers must state the remediation plan and date. The same questionnaire is used for the annual self-assessment after go-live (CP/CPS 8.1).</w:t>
+        <w:t xml:space="preserve">The completed questionnaire of Appendix A, signed by a person empowered to bind your organisation (CP/CPS 8.2). Each answer must point to evidence — a document, a configuration extract, a log sample or a screenshot — that SealSQ may ask to see during the accreditation assessment. "Partial" answers must state the remediation plan and date. The same questionnaire is used for the annual self-assessment after go-live (CP/CPS 8.1).</w:t>
       </w:r>
     </w:p>
     <w:p>
@@ -4648,7 +4761,7 @@
           <w:sz w:val="19"/>
           <w:szCs w:val="19"/>
         </w:rPr>
-        <w:t xml:space="preserve">Key ceremony: a written ceremony script reviewed by WISeKey in advance; the ceremony witnessed by a WISeKey representative (on site or by video) and, where possible, an independent auditor; a signed ceremony report with HSM serial numbers, key identifiers and the list of participants (CP/CPS 6.1.1).</w:t>
+        <w:t xml:space="preserve">Key ceremony: a written ceremony script reviewed by SealSQ in advance; the ceremony witnessed by SealSQ by video conference (section 6.2) and, where possible, by an independent auditor; a signed ceremony report with HSM serial numbers, key identifiers and the list of participants (CP/CPS 6.1.1).</w:t>
       </w:r>
     </w:p>
     <w:p>
@@ -4828,7 +4941,7 @@
           <w:sz w:val="19"/>
           <w:szCs w:val="19"/>
         </w:rPr>
-        <w:t xml:space="preserve">Change management: WISeKey is informed in advance of changes to the HSM, CA software, location, trusted-role holders or the technical constraint.</w:t>
+        <w:t xml:space="preserve">Change management: SealSQ is informed in advance of changes to the HSM, CA software, location, trusted-role holders or the technical constraint.</w:t>
       </w:r>
     </w:p>
     <w:p>
@@ -4900,7 +5013,7 @@
           <w:sz w:val="19"/>
           <w:szCs w:val="19"/>
         </w:rPr>
-        <w:t xml:space="preserve">Steps 1 to 6 of Model A apply, with the Naming Application marked "operated by the Manufacturer / customer". The following steps replace steps 7 to 12.</w:t>
+        <w:t xml:space="preserve">Steps 1 to 6 of Model A apply, with the Naming Application marked "operated by the Manufacturer / customer". The following steps replace steps 7 to 12; the key ceremony itself is described in section 6.2.</w:t>
       </w:r>
     </w:p>
     <w:tbl>
@@ -5392,7 +5505,7 @@
                 <w:sz w:val="18"/>
                 <w:szCs w:val="18"/>
               </w:rPr>
-              <w:t xml:space="preserve">WISeKey Trust Services reviews the file and returns comments; you revise until the review is closed.</w:t>
+              <w:t xml:space="preserve">SealSQ Trust Services reviews the file and returns comments; you revise until the review is closed.</w:t>
             </w:r>
           </w:p>
         </w:tc>
@@ -5428,7 +5541,7 @@
                 <w:sz w:val="18"/>
                 <w:szCs w:val="18"/>
               </w:rPr>
-              <w:t xml:space="preserve">WISeKey Trust Services</w:t>
+              <w:t xml:space="preserve">SealSQ Trust Services</w:t>
             </w:r>
           </w:p>
         </w:tc>
@@ -5947,7 +6060,7 @@
                 <w:sz w:val="18"/>
                 <w:szCs w:val="18"/>
               </w:rPr>
-              <w:t xml:space="preserve">You generate the CA key pair in your HSM following the agreed script, witnessed by WISeKey; you produce a CSR and a signed ceremony report.</w:t>
+              <w:t xml:space="preserve">You generate the CA key pair in your HSM following the agreed script, in a video conference witnessed by SealSQ, and produce the CSR — section 6.2, steps 1 to 3.</w:t>
             </w:r>
           </w:p>
         </w:tc>
@@ -5983,7 +6096,7 @@
                 <w:sz w:val="18"/>
                 <w:szCs w:val="18"/>
               </w:rPr>
-              <w:t xml:space="preserve">Customer, WISeKey witness</w:t>
+              <w:t xml:space="preserve">Customer, SealSQ witness</w:t>
             </w:r>
           </w:p>
         </w:tc>
@@ -6132,7 +6245,7 @@
                 <w:sz w:val="18"/>
                 <w:szCs w:val="18"/>
               </w:rPr>
-              <w:t xml:space="preserve">WISeKey verifies the CSR against the approved Naming Application and the Root signs the Subordinate CA certificate with the profile of CP/CPS 7.1.2.</w:t>
+              <w:t xml:space="preserve">SealSQ verifies the CSR against the approved Naming Application and the Root signs the Subordinate CA certificate with the profile of CP/CPS 7.1.2; the certificate is returned to you — section 6.2, step 4.</w:t>
             </w:r>
           </w:p>
         </w:tc>
@@ -6168,7 +6281,7 @@
                 <w:sz w:val="18"/>
                 <w:szCs w:val="18"/>
               </w:rPr>
-              <w:t xml:space="preserve">WISeKey</w:t>
+              <w:t xml:space="preserve">SealSQ</w:t>
             </w:r>
           </w:p>
         </w:tc>
@@ -6466,7 +6579,7 @@
                 <w:sz w:val="18"/>
                 <w:szCs w:val="18"/>
               </w:rPr>
-              <w:t xml:space="preserve">Publication</w:t>
+              <w:t xml:space="preserve">Post-ceremony document</w:t>
             </w:r>
           </w:p>
         </w:tc>
@@ -6502,7 +6615,7 @@
                 <w:sz w:val="18"/>
                 <w:szCs w:val="18"/>
               </w:rPr>
-              <w:t xml:space="preserve">WISeKey publishes the certificate in the OWGTM repository, together with the CRLs of the Root CA and of each Subordinate CA (CP/CPS 2.1) and updates Appendix B of the CP/CPS.</w:t>
+              <w:t xml:space="preserve">You submit the post-ceremony document of Appendix D: how the CA is configured, with a sample issued certificate and, where applicable, a sample CRL — section 6.2, step 6.</w:t>
             </w:r>
           </w:p>
         </w:tc>
@@ -6538,7 +6651,7 @@
                 <w:sz w:val="18"/>
                 <w:szCs w:val="18"/>
               </w:rPr>
-              <w:t xml:space="preserve">WISeKey</w:t>
+              <w:t xml:space="preserve">Customer</w:t>
             </w:r>
           </w:p>
         </w:tc>
@@ -6574,7 +6687,7 @@
                 <w:sz w:val="18"/>
                 <w:szCs w:val="18"/>
               </w:rPr>
-              <w:t xml:space="preserve">Published certificate</w:t>
+              <w:t xml:space="preserve">Post-ceremony document</w:t>
             </w:r>
           </w:p>
         </w:tc>
@@ -6651,7 +6764,7 @@
                 <w:sz w:val="18"/>
                 <w:szCs w:val="18"/>
               </w:rPr>
-              <w:t xml:space="preserve">Production authorisation</w:t>
+              <w:t xml:space="preserve">Publication</w:t>
             </w:r>
           </w:p>
         </w:tc>
@@ -6687,7 +6800,7 @@
                 <w:sz w:val="18"/>
                 <w:szCs w:val="18"/>
               </w:rPr>
-              <w:t xml:space="preserve">After a successful test issuance and linting of sample ECHONET Device Certificates, WISeKey authorises production issuance. Ongoing obligations of Section 7 apply.</w:t>
+              <w:t xml:space="preserve">SealSQ publishes the certificate in the OWGTM repository, together with the CRLs of the Root CA and of each Subordinate CA (CP/CPS 2.1) and updates Appendix B of the CP/CPS.</w:t>
             </w:r>
           </w:p>
         </w:tc>
@@ -6723,7 +6836,7 @@
                 <w:sz w:val="18"/>
                 <w:szCs w:val="18"/>
               </w:rPr>
-              <w:t xml:space="preserve">WISeKey</w:t>
+              <w:t xml:space="preserve">SealSQ</w:t>
             </w:r>
           </w:p>
         </w:tc>
@@ -6759,12 +6872,1397 @@
                 <w:sz w:val="18"/>
                 <w:szCs w:val="18"/>
               </w:rPr>
+              <w:t xml:space="preserve">Published certificate</w:t>
+            </w:r>
+          </w:p>
+        </w:tc>
+      </w:tr>
+      <w:tr>
+        <w:trPr>
+          <w:cantSplit/>
+        </w:trPr>
+        <w:tc>
+          <w:tcPr>
+            <w:tcW w:type="dxa" w:w="500"/>
+            <w:tcBorders>
+              <w:top w:val="single" w:color="C9D3DC" w:sz="4"/>
+              <w:left w:val="single" w:color="C9D3DC" w:sz="4"/>
+              <w:bottom w:val="single" w:color="C9D3DC" w:sz="4"/>
+              <w:right w:val="single" w:color="C9D3DC" w:sz="4"/>
+            </w:tcBorders>
+            <w:tcMar>
+              <w:top w:type="dxa" w:w="55"/>
+              <w:left w:type="dxa" w:w="100"/>
+              <w:bottom w:type="dxa" w:w="55"/>
+              <w:right w:type="dxa" w:w="100"/>
+            </w:tcMar>
+            <w:vAlign w:val="center"/>
+          </w:tcPr>
+          <w:p>
+            <w:pPr>
+              <w:spacing w:after="0" w:before="0"/>
+            </w:pPr>
+            <w:r>
+              <w:rPr>
+                <w:rFonts w:ascii="Calibri" w:cs="Calibri" w:eastAsia="Calibri" w:hAnsi="Calibri"/>
+                <w:b/>
+                <w:bCs/>
+                <w:i w:val="false"/>
+                <w:iCs w:val="false"/>
+                <w:color w:val="13A3B5"/>
+                <w:sz w:val="18"/>
+                <w:szCs w:val="18"/>
+              </w:rPr>
+              <w:t xml:space="preserve">16</w:t>
+            </w:r>
+          </w:p>
+        </w:tc>
+        <w:tc>
+          <w:tcPr>
+            <w:tcW w:type="dxa" w:w="2500"/>
+            <w:tcBorders>
+              <w:top w:val="single" w:color="C9D3DC" w:sz="4"/>
+              <w:left w:val="single" w:color="C9D3DC" w:sz="4"/>
+              <w:bottom w:val="single" w:color="C9D3DC" w:sz="4"/>
+              <w:right w:val="single" w:color="C9D3DC" w:sz="4"/>
+            </w:tcBorders>
+            <w:tcMar>
+              <w:top w:type="dxa" w:w="55"/>
+              <w:left w:type="dxa" w:w="100"/>
+              <w:bottom w:type="dxa" w:w="55"/>
+              <w:right w:type="dxa" w:w="100"/>
+            </w:tcMar>
+            <w:vAlign w:val="center"/>
+          </w:tcPr>
+          <w:p>
+            <w:pPr>
+              <w:spacing w:after="0" w:before="0"/>
+            </w:pPr>
+            <w:r>
+              <w:rPr>
+                <w:rFonts w:ascii="Calibri" w:cs="Calibri" w:eastAsia="Calibri" w:hAnsi="Calibri"/>
+                <w:b/>
+                <w:bCs/>
+                <w:i w:val="false"/>
+                <w:iCs w:val="false"/>
+                <w:color w:val="1F2A33"/>
+                <w:sz w:val="18"/>
+                <w:szCs w:val="18"/>
+              </w:rPr>
+              <w:t xml:space="preserve">Production authorisation</w:t>
+            </w:r>
+          </w:p>
+        </w:tc>
+        <w:tc>
+          <w:tcPr>
+            <w:tcW w:type="dxa" w:w="3300"/>
+            <w:tcBorders>
+              <w:top w:val="single" w:color="C9D3DC" w:sz="4"/>
+              <w:left w:val="single" w:color="C9D3DC" w:sz="4"/>
+              <w:bottom w:val="single" w:color="C9D3DC" w:sz="4"/>
+              <w:right w:val="single" w:color="C9D3DC" w:sz="4"/>
+            </w:tcBorders>
+            <w:tcMar>
+              <w:top w:type="dxa" w:w="55"/>
+              <w:left w:type="dxa" w:w="100"/>
+              <w:bottom w:type="dxa" w:w="55"/>
+              <w:right w:type="dxa" w:w="100"/>
+            </w:tcMar>
+            <w:vAlign w:val="center"/>
+          </w:tcPr>
+          <w:p>
+            <w:pPr>
+              <w:spacing w:after="0" w:before="0"/>
+            </w:pPr>
+            <w:r>
+              <w:rPr>
+                <w:rFonts w:ascii="Calibri" w:cs="Calibri" w:eastAsia="Calibri" w:hAnsi="Calibri"/>
+                <w:b w:val="false"/>
+                <w:bCs w:val="false"/>
+                <w:i w:val="false"/>
+                <w:iCs w:val="false"/>
+                <w:color w:val="1F2A33"/>
+                <w:sz w:val="18"/>
+                <w:szCs w:val="18"/>
+              </w:rPr>
+              <w:t xml:space="preserve">After review of the post-ceremony document and linting of the sample ECHONET Device Certificates, SealSQ authorises production issuance. Ongoing obligations of Section 8 apply.</w:t>
+            </w:r>
+          </w:p>
+        </w:tc>
+        <w:tc>
+          <w:tcPr>
+            <w:tcW w:type="dxa" w:w="1700"/>
+            <w:tcBorders>
+              <w:top w:val="single" w:color="C9D3DC" w:sz="4"/>
+              <w:left w:val="single" w:color="C9D3DC" w:sz="4"/>
+              <w:bottom w:val="single" w:color="C9D3DC" w:sz="4"/>
+              <w:right w:val="single" w:color="C9D3DC" w:sz="4"/>
+            </w:tcBorders>
+            <w:tcMar>
+              <w:top w:type="dxa" w:w="55"/>
+              <w:left w:type="dxa" w:w="100"/>
+              <w:bottom w:type="dxa" w:w="55"/>
+              <w:right w:type="dxa" w:w="100"/>
+            </w:tcMar>
+            <w:vAlign w:val="center"/>
+          </w:tcPr>
+          <w:p>
+            <w:pPr>
+              <w:spacing w:after="0" w:before="0"/>
+            </w:pPr>
+            <w:r>
+              <w:rPr>
+                <w:rFonts w:ascii="Calibri" w:cs="Calibri" w:eastAsia="Calibri" w:hAnsi="Calibri"/>
+                <w:b w:val="false"/>
+                <w:bCs w:val="false"/>
+                <w:i w:val="false"/>
+                <w:iCs w:val="false"/>
+                <w:color w:val="1F2A33"/>
+                <w:sz w:val="18"/>
+                <w:szCs w:val="18"/>
+              </w:rPr>
+              <w:t xml:space="preserve">SealSQ</w:t>
+            </w:r>
+          </w:p>
+        </w:tc>
+        <w:tc>
+          <w:tcPr>
+            <w:tcW w:type="dxa" w:w="1639"/>
+            <w:tcBorders>
+              <w:top w:val="single" w:color="C9D3DC" w:sz="4"/>
+              <w:left w:val="single" w:color="C9D3DC" w:sz="4"/>
+              <w:bottom w:val="single" w:color="C9D3DC" w:sz="4"/>
+              <w:right w:val="single" w:color="C9D3DC" w:sz="4"/>
+            </w:tcBorders>
+            <w:tcMar>
+              <w:top w:type="dxa" w:w="55"/>
+              <w:left w:type="dxa" w:w="100"/>
+              <w:bottom w:type="dxa" w:w="55"/>
+              <w:right w:type="dxa" w:w="100"/>
+            </w:tcMar>
+            <w:vAlign w:val="center"/>
+          </w:tcPr>
+          <w:p>
+            <w:pPr>
+              <w:spacing w:after="0" w:before="0"/>
+            </w:pPr>
+            <w:r>
+              <w:rPr>
+                <w:rFonts w:ascii="Calibri" w:cs="Calibri" w:eastAsia="Calibri" w:hAnsi="Calibri"/>
+                <w:b w:val="false"/>
+                <w:bCs w:val="false"/>
+                <w:i/>
+                <w:iCs/>
+                <w:color w:val="5B6770"/>
+                <w:sz w:val="18"/>
+                <w:szCs w:val="18"/>
+              </w:rPr>
               <w:t xml:space="preserve">Go-live confirmation</w:t>
             </w:r>
           </w:p>
         </w:tc>
       </w:tr>
     </w:tbl>
+    <w:p>
+      <w:pPr>
+        <w:pageBreakBefore/>
+        <w:pBdr>
+          <w:bottom w:val="single" w:color="13A3B5" w:sz="8" w:space="2"/>
+        </w:pBdr>
+        <w:spacing w:after="100" w:before="280"/>
+      </w:pPr>
+      <w:r>
+        <w:rPr>
+          <w:rFonts w:ascii="Calibri" w:cs="Calibri" w:eastAsia="Calibri" w:hAnsi="Calibri"/>
+          <w:b/>
+          <w:bCs/>
+          <w:color w:val="13A3B5"/>
+          <w:sz w:val="22"/>
+          <w:szCs w:val="22"/>
+        </w:rPr>
+        <w:t xml:space="preserve">6  </w:t>
+      </w:r>
+      <w:r>
+        <w:rPr>
+          <w:rFonts w:ascii="Calibri" w:cs="Calibri" w:eastAsia="Calibri" w:hAnsi="Calibri"/>
+          <w:b/>
+          <w:bCs/>
+          <w:color w:val="0B2545"/>
+          <w:spacing w:val="20"/>
+          <w:sz w:val="22"/>
+          <w:szCs w:val="22"/>
+        </w:rPr>
+        <w:t xml:space="preserve">GENERATING THE SUBORDINATE CA: KEY CEREMONY AND CERTIFICATE ISSUANCE</w:t>
+      </w:r>
+    </w:p>
+    <w:p>
+      <w:pPr>
+        <w:spacing w:after="60" w:before="60"/>
+        <w:jc w:val="both"/>
+      </w:pPr>
+      <w:r>
+        <w:rPr>
+          <w:rFonts w:ascii="Calibri" w:cs="Calibri" w:eastAsia="Calibri" w:hAnsi="Calibri"/>
+          <w:color w:val="1F2A33"/>
+          <w:sz w:val="19"/>
+          <w:szCs w:val="19"/>
+        </w:rPr>
+        <w:t xml:space="preserve">Whichever model applies, the Subordinate CA key pair is generated inside a Hardware Security Module meeting CP/CPS 6.2.1, in a ceremony that follows a pre-defined script, under dual control, with an audit trail sufficient to prove that it was executed as planned, and closed by a signed ceremony report (CP/CPS 6.1.1). The private key never exists outside the HSM in plaintext. What differs between the models is who runs the ceremony and where the key lives.</w:t>
+      </w:r>
+    </w:p>
+    <w:p>
+      <w:pPr>
+        <w:keepNext/>
+        <w:spacing w:after="60" w:before="160"/>
+      </w:pPr>
+      <w:r>
+        <w:rPr>
+          <w:rFonts w:ascii="Calibri" w:cs="Calibri" w:eastAsia="Calibri" w:hAnsi="Calibri"/>
+          <w:b/>
+          <w:bCs/>
+          <w:color w:val="0B2545"/>
+          <w:sz w:val="20"/>
+          <w:szCs w:val="20"/>
+        </w:rPr>
+        <w:t xml:space="preserve">6.1  Model A — ceremony conducted by SealSQ</w:t>
+      </w:r>
+    </w:p>
+    <w:p>
+      <w:pPr>
+        <w:spacing w:after="60" w:before="60"/>
+        <w:jc w:val="both"/>
+      </w:pPr>
+      <w:r>
+        <w:rPr>
+          <w:rFonts w:ascii="Calibri" w:cs="Calibri" w:eastAsia="Calibri" w:hAnsi="Calibri"/>
+          <w:color w:val="1F2A33"/>
+          <w:sz w:val="19"/>
+          <w:szCs w:val="19"/>
+        </w:rPr>
+        <w:t xml:space="preserve">Once you have supplied the information listed below, SealSQ schedules and conducts the ceremony; you have nothing to generate or install. The Subordinate CA is created in SealSQ's HSM and operated on the INeS platform on your behalf.</w:t>
+      </w:r>
+    </w:p>
+    <w:p>
+      <w:pPr>
+        <w:spacing w:after="60" w:before="60"/>
+        <w:jc w:val="both"/>
+      </w:pPr>
+      <w:r>
+        <w:rPr>
+          <w:rFonts w:ascii="Calibri" w:cs="Calibri" w:eastAsia="Calibri" w:hAnsi="Calibri"/>
+          <w:b/>
+          <w:bCs/>
+          <w:color w:val="0B2545"/>
+          <w:sz w:val="19"/>
+          <w:szCs w:val="19"/>
+        </w:rPr>
+        <w:t xml:space="preserve">Inputs SealSQ needs from you before the ceremony is scheduled:</w:t>
+      </w:r>
+    </w:p>
+    <w:p>
+      <w:pPr>
+        <w:pStyle w:val="ListParagraph"/>
+        <w:numPr>
+          <w:ilvl w:val="0"/>
+          <w:numId w:val="2"/>
+        </w:numPr>
+        <w:spacing w:after="30" w:before="30"/>
+        <w:jc w:val="both"/>
+      </w:pPr>
+      <w:r>
+        <w:rPr>
+          <w:rFonts w:ascii="Calibri" w:cs="Calibri" w:eastAsia="Calibri" w:hAnsi="Calibri"/>
+          <w:color w:val="1F2A33"/>
+          <w:sz w:val="19"/>
+          <w:szCs w:val="19"/>
+        </w:rPr>
+        <w:t xml:space="preserve">the ECHONET Certificate Subscriber Agreement (v1), accepted;</w:t>
+      </w:r>
+    </w:p>
+    <w:p>
+      <w:pPr>
+        <w:pStyle w:val="ListParagraph"/>
+        <w:numPr>
+          <w:ilvl w:val="0"/>
+          <w:numId w:val="2"/>
+        </w:numPr>
+        <w:spacing w:after="30" w:before="30"/>
+        <w:jc w:val="both"/>
+      </w:pPr>
+      <w:r>
+        <w:rPr>
+          <w:rFonts w:ascii="Calibri" w:cs="Calibri" w:eastAsia="Calibri" w:hAnsi="Calibri"/>
+          <w:color w:val="1F2A33"/>
+          <w:sz w:val="19"/>
+          <w:szCs w:val="19"/>
+        </w:rPr>
+        <w:t xml:space="preserve">the ECHONET Subordinate CA Naming Application (v1), complete and signed, with the Subject DN, the Subordinate CA parameters and the constraint data exactly as they are to appear in the certificate and in the CA configuration — these values cannot be changed after issuance;</w:t>
+      </w:r>
+    </w:p>
+    <w:p>
+      <w:pPr>
+        <w:pStyle w:val="ListParagraph"/>
+        <w:numPr>
+          <w:ilvl w:val="0"/>
+          <w:numId w:val="2"/>
+        </w:numPr>
+        <w:spacing w:after="30" w:before="30"/>
+        <w:jc w:val="both"/>
+      </w:pPr>
+      <w:r>
+        <w:rPr>
+          <w:rFonts w:ascii="Calibri" w:cs="Calibri" w:eastAsia="Calibri" w:hAnsi="Calibri"/>
+          <w:color w:val="1F2A33"/>
+          <w:sz w:val="19"/>
+          <w:szCs w:val="19"/>
+        </w:rPr>
+        <w:t xml:space="preserve">the service agreement and purchase order (CP/CPS 9.1);</w:t>
+      </w:r>
+    </w:p>
+    <w:p>
+      <w:pPr>
+        <w:pStyle w:val="ListParagraph"/>
+        <w:numPr>
+          <w:ilvl w:val="0"/>
+          <w:numId w:val="2"/>
+        </w:numPr>
+        <w:spacing w:after="30" w:before="30"/>
+        <w:jc w:val="both"/>
+      </w:pPr>
+      <w:r>
+        <w:rPr>
+          <w:rFonts w:ascii="Calibri" w:cs="Calibri" w:eastAsia="Calibri" w:hAnsi="Calibri"/>
+          <w:color w:val="1F2A33"/>
+          <w:sz w:val="19"/>
+          <w:szCs w:val="19"/>
+        </w:rPr>
+        <w:t xml:space="preserve">the evidence of eligibility of Section 3 and of the authority of your representative (CP/CPS 3.2.2, 3.2.5);</w:t>
+      </w:r>
+    </w:p>
+    <w:p>
+      <w:pPr>
+        <w:pStyle w:val="ListParagraph"/>
+        <w:numPr>
+          <w:ilvl w:val="0"/>
+          <w:numId w:val="2"/>
+        </w:numPr>
+        <w:spacing w:after="30" w:before="30"/>
+        <w:jc w:val="both"/>
+      </w:pPr>
+      <w:r>
+        <w:rPr>
+          <w:rFonts w:ascii="Calibri" w:cs="Calibri" w:eastAsia="Calibri" w:hAnsi="Calibri"/>
+          <w:color w:val="1F2A33"/>
+          <w:sz w:val="19"/>
+          <w:szCs w:val="19"/>
+        </w:rPr>
+        <w:t xml:space="preserve">the name and e-mail address of the person who will verify and accept the certificate on your behalf, and whether you wish to witness the ceremony by video conference.</w:t>
+      </w:r>
+    </w:p>
+    <w:p>
+      <w:pPr>
+        <w:spacing w:after="60" w:before="60"/>
+        <w:jc w:val="both"/>
+      </w:pPr>
+      <w:r>
+        <w:rPr>
+          <w:rFonts w:ascii="Calibri" w:cs="Calibri" w:eastAsia="Calibri" w:hAnsi="Calibri"/>
+          <w:b/>
+          <w:bCs/>
+          <w:color w:val="0B2545"/>
+          <w:sz w:val="19"/>
+          <w:szCs w:val="19"/>
+        </w:rPr>
+        <w:t xml:space="preserve">What SealSQ does:</w:t>
+      </w:r>
+    </w:p>
+    <w:p>
+      <w:pPr>
+        <w:pStyle w:val="ListParagraph"/>
+        <w:numPr>
+          <w:ilvl w:val="0"/>
+          <w:numId w:val="2"/>
+        </w:numPr>
+        <w:spacing w:after="30" w:before="30"/>
+        <w:jc w:val="both"/>
+      </w:pPr>
+      <w:r>
+        <w:rPr>
+          <w:rFonts w:ascii="Calibri" w:cs="Calibri" w:eastAsia="Calibri" w:hAnsi="Calibri"/>
+          <w:color w:val="1F2A33"/>
+          <w:sz w:val="19"/>
+          <w:szCs w:val="19"/>
+        </w:rPr>
+        <w:t xml:space="preserve">validates your application as Registration Authority and obtains the approvals of the IoT Business Unit, Trust Services and the two PAA representatives (CP/CPS 3.2.2, 4.2.1);</w:t>
+      </w:r>
+    </w:p>
+    <w:p>
+      <w:pPr>
+        <w:pStyle w:val="ListParagraph"/>
+        <w:numPr>
+          <w:ilvl w:val="0"/>
+          <w:numId w:val="2"/>
+        </w:numPr>
+        <w:spacing w:after="30" w:before="30"/>
+        <w:jc w:val="both"/>
+      </w:pPr>
+      <w:r>
+        <w:rPr>
+          <w:rFonts w:ascii="Calibri" w:cs="Calibri" w:eastAsia="Calibri" w:hAnsi="Calibri"/>
+          <w:color w:val="1F2A33"/>
+          <w:sz w:val="19"/>
+          <w:szCs w:val="19"/>
+        </w:rPr>
+        <w:t xml:space="preserve">prepares the ceremony script: HSM identification, participants and roles, key generation parameters (an EC P-256 or P-384 key pair), certificate profile of CP/CPS 7.1.2, verification steps;</w:t>
+      </w:r>
+    </w:p>
+    <w:p>
+      <w:pPr>
+        <w:pStyle w:val="ListParagraph"/>
+        <w:numPr>
+          <w:ilvl w:val="0"/>
+          <w:numId w:val="2"/>
+        </w:numPr>
+        <w:spacing w:after="30" w:before="30"/>
+        <w:jc w:val="both"/>
+      </w:pPr>
+      <w:r>
+        <w:rPr>
+          <w:rFonts w:ascii="Calibri" w:cs="Calibri" w:eastAsia="Calibri" w:hAnsi="Calibri"/>
+          <w:color w:val="1F2A33"/>
+          <w:sz w:val="19"/>
+          <w:szCs w:val="19"/>
+        </w:rPr>
+        <w:t xml:space="preserve">conducts the ceremony under dual control and under the supervision of SealSQ internal audit: the key pair is generated inside the HSM, the CSR is built from it, and the SealSQ IOT ROOT GA — an offline system — signs the Subordinate CA certificate in a Root signing session (CP/CPS 6.1.1, 6.7);</w:t>
+      </w:r>
+    </w:p>
+    <w:p>
+      <w:pPr>
+        <w:pStyle w:val="ListParagraph"/>
+        <w:numPr>
+          <w:ilvl w:val="0"/>
+          <w:numId w:val="2"/>
+        </w:numPr>
+        <w:spacing w:after="30" w:before="30"/>
+        <w:jc w:val="both"/>
+      </w:pPr>
+      <w:r>
+        <w:rPr>
+          <w:rFonts w:ascii="Calibri" w:cs="Calibri" w:eastAsia="Calibri" w:hAnsi="Calibri"/>
+          <w:color w:val="1F2A33"/>
+          <w:sz w:val="19"/>
+          <w:szCs w:val="19"/>
+        </w:rPr>
+        <w:t xml:space="preserve">configures the Subordinate CA on INeS with the technical constraint of CP/CPS 7.1.5 and the end-entity certificate template, and performs a test issuance;</w:t>
+      </w:r>
+    </w:p>
+    <w:p>
+      <w:pPr>
+        <w:pStyle w:val="ListParagraph"/>
+        <w:numPr>
+          <w:ilvl w:val="0"/>
+          <w:numId w:val="2"/>
+        </w:numPr>
+        <w:spacing w:after="30" w:before="30"/>
+        <w:jc w:val="both"/>
+      </w:pPr>
+      <w:r>
+        <w:rPr>
+          <w:rFonts w:ascii="Calibri" w:cs="Calibri" w:eastAsia="Calibri" w:hAnsi="Calibri"/>
+          <w:color w:val="1F2A33"/>
+          <w:sz w:val="19"/>
+          <w:szCs w:val="19"/>
+        </w:rPr>
+        <w:t xml:space="preserve">sends you the certificate, the chain bundle and the ceremony report, and asks you to verify the Subject, the SHA-256 fingerprint and the extensions against your application and to confirm acceptance (CP/CPS 4.4.1);</w:t>
+      </w:r>
+    </w:p>
+    <w:p>
+      <w:pPr>
+        <w:pStyle w:val="ListParagraph"/>
+        <w:numPr>
+          <w:ilvl w:val="0"/>
+          <w:numId w:val="2"/>
+        </w:numPr>
+        <w:spacing w:after="30" w:before="30"/>
+        <w:jc w:val="both"/>
+      </w:pPr>
+      <w:r>
+        <w:rPr>
+          <w:rFonts w:ascii="Calibri" w:cs="Calibri" w:eastAsia="Calibri" w:hAnsi="Calibri"/>
+          <w:color w:val="1F2A33"/>
+          <w:sz w:val="19"/>
+          <w:szCs w:val="19"/>
+        </w:rPr>
+        <w:t xml:space="preserve">publishes the certificate in the OWGTM repository, together with the CRLs of the Root CA and of each Subordinate CA (CP/CPS 2.1) and updates Appendix B of the CP/CPS.</w:t>
+      </w:r>
+    </w:p>
+    <w:p>
+      <w:pPr>
+        <w:spacing w:after="60" w:before="60"/>
+        <w:jc w:val="both"/>
+      </w:pPr>
+      <w:r>
+        <w:rPr>
+          <w:rFonts w:ascii="Calibri" w:cs="Calibri" w:eastAsia="Calibri" w:hAnsi="Calibri"/>
+          <w:color w:val="1F2A33"/>
+          <w:sz w:val="19"/>
+          <w:szCs w:val="19"/>
+        </w:rPr>
+        <w:t xml:space="preserve">Root signing sessions are scheduled events; SealSQ will give you the ceremony date once the inputs above are complete and approved.</w:t>
+      </w:r>
+    </w:p>
+    <w:p>
+      <w:pPr>
+        <w:keepNext/>
+        <w:spacing w:after="60" w:before="160"/>
+      </w:pPr>
+      <w:r>
+        <w:rPr>
+          <w:rFonts w:ascii="Calibri" w:cs="Calibri" w:eastAsia="Calibri" w:hAnsi="Calibri"/>
+          <w:b/>
+          <w:bCs/>
+          <w:color w:val="0B2545"/>
+          <w:sz w:val="20"/>
+          <w:szCs w:val="20"/>
+        </w:rPr>
+        <w:t xml:space="preserve">6.2  Model B — ceremony conducted by the customer, witnessed by SealSQ</w:t>
+      </w:r>
+    </w:p>
+    <w:p>
+      <w:pPr>
+        <w:spacing w:after="60" w:before="60"/>
+        <w:jc w:val="both"/>
+      </w:pPr>
+      <w:r>
+        <w:rPr>
+          <w:rFonts w:ascii="Calibri" w:cs="Calibri" w:eastAsia="Calibri" w:hAnsi="Calibri"/>
+          <w:color w:val="1F2A33"/>
+          <w:sz w:val="19"/>
+          <w:szCs w:val="19"/>
+        </w:rPr>
+        <w:t xml:space="preserve">You generate the Subordinate CA key pair in your own HSM, under SealSQ's observation, and SealSQ signs the certificate from the CSR you produce. The ceremony can take place only after the accreditation file of Section 5 has been accepted and the PAA has approved the CA Naming Application (Model B steps 7 to 10).</w:t>
+      </w:r>
+    </w:p>
+    <w:tbl>
+      <w:tblPr>
+        <w:tblW w:type="dxa" w:w="9639"/>
+        <w:tblBorders>
+          <w:top w:val="single" w:color="auto" w:sz="4"/>
+          <w:left w:val="single" w:color="auto" w:sz="4"/>
+          <w:bottom w:val="single" w:color="auto" w:sz="4"/>
+          <w:right w:val="single" w:color="auto" w:sz="4"/>
+          <w:insideH w:val="single" w:color="auto" w:sz="4"/>
+          <w:insideV w:val="single" w:color="auto" w:sz="4"/>
+        </w:tblBorders>
+        <w:tblLayout w:type="fixed"/>
+      </w:tblPr>
+      <w:tblGrid>
+        <w:gridCol w:w="500"/>
+        <w:gridCol w:w="2500"/>
+        <w:gridCol w:w="6639"/>
+      </w:tblGrid>
+      <w:tr>
+        <w:trPr>
+          <w:cantSplit/>
+          <w:tblHeader/>
+        </w:trPr>
+        <w:tc>
+          <w:tcPr>
+            <w:tcW w:type="dxa" w:w="500"/>
+            <w:tcBorders>
+              <w:top w:val="single" w:color="C9D3DC" w:sz="4"/>
+              <w:left w:val="single" w:color="C9D3DC" w:sz="4"/>
+              <w:bottom w:val="single" w:color="C9D3DC" w:sz="4"/>
+              <w:right w:val="single" w:color="C9D3DC" w:sz="4"/>
+            </w:tcBorders>
+            <w:shd w:fill="0B2545" w:color="auto" w:val="clear"/>
+            <w:tcMar>
+              <w:top w:type="dxa" w:w="55"/>
+              <w:left w:type="dxa" w:w="100"/>
+              <w:bottom w:type="dxa" w:w="55"/>
+              <w:right w:type="dxa" w:w="100"/>
+            </w:tcMar>
+          </w:tcPr>
+          <w:p>
+            <w:pPr>
+              <w:spacing w:after="0" w:before="0"/>
+            </w:pPr>
+            <w:r>
+              <w:rPr>
+                <w:rFonts w:ascii="Calibri" w:cs="Calibri" w:eastAsia="Calibri" w:hAnsi="Calibri"/>
+                <w:b/>
+                <w:bCs/>
+                <w:color w:val="FFFFFF"/>
+                <w:sz w:val="17"/>
+                <w:szCs w:val="17"/>
+              </w:rPr>
+              <w:t xml:space="preserve">#</w:t>
+            </w:r>
+          </w:p>
+        </w:tc>
+        <w:tc>
+          <w:tcPr>
+            <w:tcW w:type="dxa" w:w="2500"/>
+            <w:tcBorders>
+              <w:top w:val="single" w:color="C9D3DC" w:sz="4"/>
+              <w:left w:val="single" w:color="C9D3DC" w:sz="4"/>
+              <w:bottom w:val="single" w:color="C9D3DC" w:sz="4"/>
+              <w:right w:val="single" w:color="C9D3DC" w:sz="4"/>
+            </w:tcBorders>
+            <w:shd w:fill="0B2545" w:color="auto" w:val="clear"/>
+            <w:tcMar>
+              <w:top w:type="dxa" w:w="55"/>
+              <w:left w:type="dxa" w:w="100"/>
+              <w:bottom w:type="dxa" w:w="55"/>
+              <w:right w:type="dxa" w:w="100"/>
+            </w:tcMar>
+          </w:tcPr>
+          <w:p>
+            <w:pPr>
+              <w:spacing w:after="0" w:before="0"/>
+            </w:pPr>
+            <w:r>
+              <w:rPr>
+                <w:rFonts w:ascii="Calibri" w:cs="Calibri" w:eastAsia="Calibri" w:hAnsi="Calibri"/>
+                <w:b/>
+                <w:bCs/>
+                <w:color w:val="FFFFFF"/>
+                <w:sz w:val="17"/>
+                <w:szCs w:val="17"/>
+              </w:rPr>
+              <w:t xml:space="preserve">Step</w:t>
+            </w:r>
+          </w:p>
+        </w:tc>
+        <w:tc>
+          <w:tcPr>
+            <w:tcW w:type="dxa" w:w="6639"/>
+            <w:tcBorders>
+              <w:top w:val="single" w:color="C9D3DC" w:sz="4"/>
+              <w:left w:val="single" w:color="C9D3DC" w:sz="4"/>
+              <w:bottom w:val="single" w:color="C9D3DC" w:sz="4"/>
+              <w:right w:val="single" w:color="C9D3DC" w:sz="4"/>
+            </w:tcBorders>
+            <w:shd w:fill="0B2545" w:color="auto" w:val="clear"/>
+            <w:tcMar>
+              <w:top w:type="dxa" w:w="55"/>
+              <w:left w:type="dxa" w:w="100"/>
+              <w:bottom w:type="dxa" w:w="55"/>
+              <w:right w:type="dxa" w:w="100"/>
+            </w:tcMar>
+          </w:tcPr>
+          <w:p>
+            <w:pPr>
+              <w:spacing w:after="0" w:before="0"/>
+            </w:pPr>
+            <w:r>
+              <w:rPr>
+                <w:rFonts w:ascii="Calibri" w:cs="Calibri" w:eastAsia="Calibri" w:hAnsi="Calibri"/>
+                <w:b/>
+                <w:bCs/>
+                <w:color w:val="FFFFFF"/>
+                <w:sz w:val="17"/>
+                <w:szCs w:val="17"/>
+              </w:rPr>
+              <w:t xml:space="preserve">Description</w:t>
+            </w:r>
+          </w:p>
+        </w:tc>
+      </w:tr>
+      <w:tr>
+        <w:trPr>
+          <w:cantSplit/>
+        </w:trPr>
+        <w:tc>
+          <w:tcPr>
+            <w:tcW w:type="dxa" w:w="500"/>
+            <w:tcBorders>
+              <w:top w:val="single" w:color="C9D3DC" w:sz="4"/>
+              <w:left w:val="single" w:color="C9D3DC" w:sz="4"/>
+              <w:bottom w:val="single" w:color="C9D3DC" w:sz="4"/>
+              <w:right w:val="single" w:color="C9D3DC" w:sz="4"/>
+            </w:tcBorders>
+            <w:tcMar>
+              <w:top w:type="dxa" w:w="55"/>
+              <w:left w:type="dxa" w:w="100"/>
+              <w:bottom w:type="dxa" w:w="55"/>
+              <w:right w:type="dxa" w:w="100"/>
+            </w:tcMar>
+            <w:vAlign w:val="center"/>
+          </w:tcPr>
+          <w:p>
+            <w:pPr>
+              <w:spacing w:after="0" w:before="0"/>
+            </w:pPr>
+            <w:r>
+              <w:rPr>
+                <w:rFonts w:ascii="Calibri" w:cs="Calibri" w:eastAsia="Calibri" w:hAnsi="Calibri"/>
+                <w:b/>
+                <w:bCs/>
+                <w:i w:val="false"/>
+                <w:iCs w:val="false"/>
+                <w:color w:val="13A3B5"/>
+                <w:sz w:val="18"/>
+                <w:szCs w:val="18"/>
+              </w:rPr>
+              <w:t xml:space="preserve">1</w:t>
+            </w:r>
+          </w:p>
+        </w:tc>
+        <w:tc>
+          <w:tcPr>
+            <w:tcW w:type="dxa" w:w="2500"/>
+            <w:tcBorders>
+              <w:top w:val="single" w:color="C9D3DC" w:sz="4"/>
+              <w:left w:val="single" w:color="C9D3DC" w:sz="4"/>
+              <w:bottom w:val="single" w:color="C9D3DC" w:sz="4"/>
+              <w:right w:val="single" w:color="C9D3DC" w:sz="4"/>
+            </w:tcBorders>
+            <w:tcMar>
+              <w:top w:type="dxa" w:w="55"/>
+              <w:left w:type="dxa" w:w="100"/>
+              <w:bottom w:type="dxa" w:w="55"/>
+              <w:right w:type="dxa" w:w="100"/>
+            </w:tcMar>
+            <w:vAlign w:val="center"/>
+          </w:tcPr>
+          <w:p>
+            <w:pPr>
+              <w:spacing w:after="0" w:before="0"/>
+            </w:pPr>
+            <w:r>
+              <w:rPr>
+                <w:rFonts w:ascii="Calibri" w:cs="Calibri" w:eastAsia="Calibri" w:hAnsi="Calibri"/>
+                <w:b/>
+                <w:bCs/>
+                <w:i w:val="false"/>
+                <w:iCs w:val="false"/>
+                <w:color w:val="1F2A33"/>
+                <w:sz w:val="18"/>
+                <w:szCs w:val="18"/>
+              </w:rPr>
+              <w:t xml:space="preserve">Pre-ceremony preparation</w:t>
+            </w:r>
+          </w:p>
+        </w:tc>
+        <w:tc>
+          <w:tcPr>
+            <w:tcW w:type="dxa" w:w="6639"/>
+            <w:tcBorders>
+              <w:top w:val="single" w:color="C9D3DC" w:sz="4"/>
+              <w:left w:val="single" w:color="C9D3DC" w:sz="4"/>
+              <w:bottom w:val="single" w:color="C9D3DC" w:sz="4"/>
+              <w:right w:val="single" w:color="C9D3DC" w:sz="4"/>
+            </w:tcBorders>
+            <w:tcMar>
+              <w:top w:type="dxa" w:w="55"/>
+              <w:left w:type="dxa" w:w="100"/>
+              <w:bottom w:type="dxa" w:w="55"/>
+              <w:right w:type="dxa" w:w="100"/>
+            </w:tcMar>
+            <w:vAlign w:val="center"/>
+          </w:tcPr>
+          <w:p>
+            <w:pPr>
+              <w:spacing w:after="0" w:before="0"/>
+            </w:pPr>
+            <w:r>
+              <w:rPr>
+                <w:rFonts w:ascii="Calibri" w:cs="Calibri" w:eastAsia="Calibri" w:hAnsi="Calibri"/>
+                <w:b w:val="false"/>
+                <w:bCs w:val="false"/>
+                <w:i w:val="false"/>
+                <w:iCs w:val="false"/>
+                <w:color w:val="1F2A33"/>
+                <w:sz w:val="18"/>
+                <w:szCs w:val="18"/>
+              </w:rPr>
+              <w:t xml:space="preserve">You send SealSQ the ceremony script at least ten business days before the proposed date. The script identifies the HSM (brand, model, serial number, firmware — consistent with Appendix B), the participants and their trusted roles, the m-of-n activation scheme, the key generation parameters (an EC P-256 or P-384 key pair), the CSR contents, and the verification and record-keeping steps. SealSQ reviews it, agrees the date, and names its witness. You set up a video conference with a camera on the HSM and on the operator console, and a screen share of the console output.</w:t>
+            </w:r>
+          </w:p>
+        </w:tc>
+      </w:tr>
+      <w:tr>
+        <w:trPr>
+          <w:cantSplit/>
+        </w:trPr>
+        <w:tc>
+          <w:tcPr>
+            <w:tcW w:type="dxa" w:w="500"/>
+            <w:tcBorders>
+              <w:top w:val="single" w:color="C9D3DC" w:sz="4"/>
+              <w:left w:val="single" w:color="C9D3DC" w:sz="4"/>
+              <w:bottom w:val="single" w:color="C9D3DC" w:sz="4"/>
+              <w:right w:val="single" w:color="C9D3DC" w:sz="4"/>
+            </w:tcBorders>
+            <w:tcMar>
+              <w:top w:type="dxa" w:w="55"/>
+              <w:left w:type="dxa" w:w="100"/>
+              <w:bottom w:type="dxa" w:w="55"/>
+              <w:right w:type="dxa" w:w="100"/>
+            </w:tcMar>
+            <w:vAlign w:val="center"/>
+          </w:tcPr>
+          <w:p>
+            <w:pPr>
+              <w:spacing w:after="0" w:before="0"/>
+            </w:pPr>
+            <w:r>
+              <w:rPr>
+                <w:rFonts w:ascii="Calibri" w:cs="Calibri" w:eastAsia="Calibri" w:hAnsi="Calibri"/>
+                <w:b/>
+                <w:bCs/>
+                <w:i w:val="false"/>
+                <w:iCs w:val="false"/>
+                <w:color w:val="13A3B5"/>
+                <w:sz w:val="18"/>
+                <w:szCs w:val="18"/>
+              </w:rPr>
+              <w:t xml:space="preserve">2</w:t>
+            </w:r>
+          </w:p>
+        </w:tc>
+        <w:tc>
+          <w:tcPr>
+            <w:tcW w:type="dxa" w:w="2500"/>
+            <w:tcBorders>
+              <w:top w:val="single" w:color="C9D3DC" w:sz="4"/>
+              <w:left w:val="single" w:color="C9D3DC" w:sz="4"/>
+              <w:bottom w:val="single" w:color="C9D3DC" w:sz="4"/>
+              <w:right w:val="single" w:color="C9D3DC" w:sz="4"/>
+            </w:tcBorders>
+            <w:tcMar>
+              <w:top w:type="dxa" w:w="55"/>
+              <w:left w:type="dxa" w:w="100"/>
+              <w:bottom w:type="dxa" w:w="55"/>
+              <w:right w:type="dxa" w:w="100"/>
+            </w:tcMar>
+            <w:vAlign w:val="center"/>
+          </w:tcPr>
+          <w:p>
+            <w:pPr>
+              <w:spacing w:after="0" w:before="0"/>
+            </w:pPr>
+            <w:r>
+              <w:rPr>
+                <w:rFonts w:ascii="Calibri" w:cs="Calibri" w:eastAsia="Calibri" w:hAnsi="Calibri"/>
+                <w:b/>
+                <w:bCs/>
+                <w:i w:val="false"/>
+                <w:iCs w:val="false"/>
+                <w:color w:val="1F2A33"/>
+                <w:sz w:val="18"/>
+                <w:szCs w:val="18"/>
+              </w:rPr>
+              <w:t xml:space="preserve">Key ceremony (video-witnessed)</w:t>
+            </w:r>
+          </w:p>
+        </w:tc>
+        <w:tc>
+          <w:tcPr>
+            <w:tcW w:type="dxa" w:w="6639"/>
+            <w:tcBorders>
+              <w:top w:val="single" w:color="C9D3DC" w:sz="4"/>
+              <w:left w:val="single" w:color="C9D3DC" w:sz="4"/>
+              <w:bottom w:val="single" w:color="C9D3DC" w:sz="4"/>
+              <w:right w:val="single" w:color="C9D3DC" w:sz="4"/>
+            </w:tcBorders>
+            <w:tcMar>
+              <w:top w:type="dxa" w:w="55"/>
+              <w:left w:type="dxa" w:w="100"/>
+              <w:bottom w:type="dxa" w:w="55"/>
+              <w:right w:type="dxa" w:w="100"/>
+            </w:tcMar>
+            <w:vAlign w:val="center"/>
+          </w:tcPr>
+          <w:p>
+            <w:pPr>
+              <w:spacing w:after="0" w:before="0"/>
+            </w:pPr>
+            <w:r>
+              <w:rPr>
+                <w:rFonts w:ascii="Calibri" w:cs="Calibri" w:eastAsia="Calibri" w:hAnsi="Calibri"/>
+                <w:b w:val="false"/>
+                <w:bCs w:val="false"/>
+                <w:i w:val="false"/>
+                <w:iCs w:val="false"/>
+                <w:color w:val="1F2A33"/>
+                <w:sz w:val="18"/>
+                <w:szCs w:val="18"/>
+              </w:rPr>
+              <w:t xml:space="preserve">In the video conference, the participants identify themselves and the HSM (serial number read out and shown), confirm the HSM is in its expected state, activate it under m-of-n control, and generate the key pair inside the HSM. The private key is created as non-exportable in plaintext; where a backup is taken it is made to HSM-bound encrypted media under dual control (CP/CPS 6.2.4, 6.2.6). The public key's SHA-256 hash (the future subjectKeyIdentifier) is read out and recorded by both parties. Every action is recorded in the ceremony log with time and actor.</w:t>
+            </w:r>
+          </w:p>
+        </w:tc>
+      </w:tr>
+      <w:tr>
+        <w:trPr>
+          <w:cantSplit/>
+        </w:trPr>
+        <w:tc>
+          <w:tcPr>
+            <w:tcW w:type="dxa" w:w="500"/>
+            <w:tcBorders>
+              <w:top w:val="single" w:color="C9D3DC" w:sz="4"/>
+              <w:left w:val="single" w:color="C9D3DC" w:sz="4"/>
+              <w:bottom w:val="single" w:color="C9D3DC" w:sz="4"/>
+              <w:right w:val="single" w:color="C9D3DC" w:sz="4"/>
+            </w:tcBorders>
+            <w:tcMar>
+              <w:top w:type="dxa" w:w="55"/>
+              <w:left w:type="dxa" w:w="100"/>
+              <w:bottom w:type="dxa" w:w="55"/>
+              <w:right w:type="dxa" w:w="100"/>
+            </w:tcMar>
+            <w:vAlign w:val="center"/>
+          </w:tcPr>
+          <w:p>
+            <w:pPr>
+              <w:spacing w:after="0" w:before="0"/>
+            </w:pPr>
+            <w:r>
+              <w:rPr>
+                <w:rFonts w:ascii="Calibri" w:cs="Calibri" w:eastAsia="Calibri" w:hAnsi="Calibri"/>
+                <w:b/>
+                <w:bCs/>
+                <w:i w:val="false"/>
+                <w:iCs w:val="false"/>
+                <w:color w:val="13A3B5"/>
+                <w:sz w:val="18"/>
+                <w:szCs w:val="18"/>
+              </w:rPr>
+              <w:t xml:space="preserve">3</w:t>
+            </w:r>
+          </w:p>
+        </w:tc>
+        <w:tc>
+          <w:tcPr>
+            <w:tcW w:type="dxa" w:w="2500"/>
+            <w:tcBorders>
+              <w:top w:val="single" w:color="C9D3DC" w:sz="4"/>
+              <w:left w:val="single" w:color="C9D3DC" w:sz="4"/>
+              <w:bottom w:val="single" w:color="C9D3DC" w:sz="4"/>
+              <w:right w:val="single" w:color="C9D3DC" w:sz="4"/>
+            </w:tcBorders>
+            <w:tcMar>
+              <w:top w:type="dxa" w:w="55"/>
+              <w:left w:type="dxa" w:w="100"/>
+              <w:bottom w:type="dxa" w:w="55"/>
+              <w:right w:type="dxa" w:w="100"/>
+            </w:tcMar>
+            <w:vAlign w:val="center"/>
+          </w:tcPr>
+          <w:p>
+            <w:pPr>
+              <w:spacing w:after="0" w:before="0"/>
+            </w:pPr>
+            <w:r>
+              <w:rPr>
+                <w:rFonts w:ascii="Calibri" w:cs="Calibri" w:eastAsia="Calibri" w:hAnsi="Calibri"/>
+                <w:b/>
+                <w:bCs/>
+                <w:i w:val="false"/>
+                <w:iCs w:val="false"/>
+                <w:color w:val="1F2A33"/>
+                <w:sz w:val="18"/>
+                <w:szCs w:val="18"/>
+              </w:rPr>
+              <w:t xml:space="preserve">Certificate Signing Request</w:t>
+            </w:r>
+          </w:p>
+        </w:tc>
+        <w:tc>
+          <w:tcPr>
+            <w:tcW w:type="dxa" w:w="6639"/>
+            <w:tcBorders>
+              <w:top w:val="single" w:color="C9D3DC" w:sz="4"/>
+              <w:left w:val="single" w:color="C9D3DC" w:sz="4"/>
+              <w:bottom w:val="single" w:color="C9D3DC" w:sz="4"/>
+              <w:right w:val="single" w:color="C9D3DC" w:sz="4"/>
+            </w:tcBorders>
+            <w:tcMar>
+              <w:top w:type="dxa" w:w="55"/>
+              <w:left w:type="dxa" w:w="100"/>
+              <w:bottom w:type="dxa" w:w="55"/>
+              <w:right w:type="dxa" w:w="100"/>
+            </w:tcMar>
+            <w:vAlign w:val="center"/>
+          </w:tcPr>
+          <w:p>
+            <w:pPr>
+              <w:spacing w:after="0" w:before="0"/>
+            </w:pPr>
+            <w:r>
+              <w:rPr>
+                <w:rFonts w:ascii="Calibri" w:cs="Calibri" w:eastAsia="Calibri" w:hAnsi="Calibri"/>
+                <w:b w:val="false"/>
+                <w:bCs w:val="false"/>
+                <w:i w:val="false"/>
+                <w:iCs w:val="false"/>
+                <w:color w:val="1F2A33"/>
+                <w:sz w:val="18"/>
+                <w:szCs w:val="18"/>
+              </w:rPr>
+              <w:t xml:space="preserve">Still during the ceremony, you generate a PKCS#10 CSR signed with the new private key, containing the Subject DN approved in the Naming Application (Common Name, Organization, Country) and the public key. The CSR's SHA-256 fingerprint is read out on the call and noted by the witness. You transmit the CSR to SealSQ through the INeS portal or by e-mail signed by your authorised representative; SealSQ compares the fingerprint with the value recorded during the ceremony.</w:t>
+            </w:r>
+          </w:p>
+        </w:tc>
+      </w:tr>
+      <w:tr>
+        <w:trPr>
+          <w:cantSplit/>
+        </w:trPr>
+        <w:tc>
+          <w:tcPr>
+            <w:tcW w:type="dxa" w:w="500"/>
+            <w:tcBorders>
+              <w:top w:val="single" w:color="C9D3DC" w:sz="4"/>
+              <w:left w:val="single" w:color="C9D3DC" w:sz="4"/>
+              <w:bottom w:val="single" w:color="C9D3DC" w:sz="4"/>
+              <w:right w:val="single" w:color="C9D3DC" w:sz="4"/>
+            </w:tcBorders>
+            <w:tcMar>
+              <w:top w:type="dxa" w:w="55"/>
+              <w:left w:type="dxa" w:w="100"/>
+              <w:bottom w:type="dxa" w:w="55"/>
+              <w:right w:type="dxa" w:w="100"/>
+            </w:tcMar>
+            <w:vAlign w:val="center"/>
+          </w:tcPr>
+          <w:p>
+            <w:pPr>
+              <w:spacing w:after="0" w:before="0"/>
+            </w:pPr>
+            <w:r>
+              <w:rPr>
+                <w:rFonts w:ascii="Calibri" w:cs="Calibri" w:eastAsia="Calibri" w:hAnsi="Calibri"/>
+                <w:b/>
+                <w:bCs/>
+                <w:i w:val="false"/>
+                <w:iCs w:val="false"/>
+                <w:color w:val="13A3B5"/>
+                <w:sz w:val="18"/>
+                <w:szCs w:val="18"/>
+              </w:rPr>
+              <w:t xml:space="preserve">4</w:t>
+            </w:r>
+          </w:p>
+        </w:tc>
+        <w:tc>
+          <w:tcPr>
+            <w:tcW w:type="dxa" w:w="2500"/>
+            <w:tcBorders>
+              <w:top w:val="single" w:color="C9D3DC" w:sz="4"/>
+              <w:left w:val="single" w:color="C9D3DC" w:sz="4"/>
+              <w:bottom w:val="single" w:color="C9D3DC" w:sz="4"/>
+              <w:right w:val="single" w:color="C9D3DC" w:sz="4"/>
+            </w:tcBorders>
+            <w:tcMar>
+              <w:top w:type="dxa" w:w="55"/>
+              <w:left w:type="dxa" w:w="100"/>
+              <w:bottom w:type="dxa" w:w="55"/>
+              <w:right w:type="dxa" w:w="100"/>
+            </w:tcMar>
+            <w:vAlign w:val="center"/>
+          </w:tcPr>
+          <w:p>
+            <w:pPr>
+              <w:spacing w:after="0" w:before="0"/>
+            </w:pPr>
+            <w:r>
+              <w:rPr>
+                <w:rFonts w:ascii="Calibri" w:cs="Calibri" w:eastAsia="Calibri" w:hAnsi="Calibri"/>
+                <w:b/>
+                <w:bCs/>
+                <w:i w:val="false"/>
+                <w:iCs w:val="false"/>
+                <w:color w:val="1F2A33"/>
+                <w:sz w:val="18"/>
+                <w:szCs w:val="18"/>
+              </w:rPr>
+              <w:t xml:space="preserve">Issuance by SealSQ and return of the certificate</w:t>
+            </w:r>
+          </w:p>
+        </w:tc>
+        <w:tc>
+          <w:tcPr>
+            <w:tcW w:type="dxa" w:w="6639"/>
+            <w:tcBorders>
+              <w:top w:val="single" w:color="C9D3DC" w:sz="4"/>
+              <w:left w:val="single" w:color="C9D3DC" w:sz="4"/>
+              <w:bottom w:val="single" w:color="C9D3DC" w:sz="4"/>
+              <w:right w:val="single" w:color="C9D3DC" w:sz="4"/>
+            </w:tcBorders>
+            <w:tcMar>
+              <w:top w:type="dxa" w:w="55"/>
+              <w:left w:type="dxa" w:w="100"/>
+              <w:bottom w:type="dxa" w:w="55"/>
+              <w:right w:type="dxa" w:w="100"/>
+            </w:tcMar>
+            <w:vAlign w:val="center"/>
+          </w:tcPr>
+          <w:p>
+            <w:pPr>
+              <w:spacing w:after="0" w:before="0"/>
+            </w:pPr>
+            <w:r>
+              <w:rPr>
+                <w:rFonts w:ascii="Calibri" w:cs="Calibri" w:eastAsia="Calibri" w:hAnsi="Calibri"/>
+                <w:b w:val="false"/>
+                <w:bCs w:val="false"/>
+                <w:i w:val="false"/>
+                <w:iCs w:val="false"/>
+                <w:color w:val="1F2A33"/>
+                <w:sz w:val="18"/>
+                <w:szCs w:val="18"/>
+              </w:rPr>
+              <w:t xml:space="preserve">SealSQ verifies the CSR signature and public key, checks the requested Subject against the approved Naming Application and confirms the PAA approval memo is on file. In a Root signing session the SealSQ IOT ROOT GA signs the Subordinate CA certificate with the profile of CP/CPS 7.1.2 — extensions, policy OID, constraints and validity are set by SealSQ from the approved application, not taken from the CSR. SealSQ returns the signed certificate together with the Root certificate (the chain bundle) to your authorised representative and publishes the SHA-256 fingerprint for confirmation.</w:t>
+            </w:r>
+          </w:p>
+        </w:tc>
+      </w:tr>
+      <w:tr>
+        <w:trPr>
+          <w:cantSplit/>
+        </w:trPr>
+        <w:tc>
+          <w:tcPr>
+            <w:tcW w:type="dxa" w:w="500"/>
+            <w:tcBorders>
+              <w:top w:val="single" w:color="C9D3DC" w:sz="4"/>
+              <w:left w:val="single" w:color="C9D3DC" w:sz="4"/>
+              <w:bottom w:val="single" w:color="C9D3DC" w:sz="4"/>
+              <w:right w:val="single" w:color="C9D3DC" w:sz="4"/>
+            </w:tcBorders>
+            <w:tcMar>
+              <w:top w:type="dxa" w:w="55"/>
+              <w:left w:type="dxa" w:w="100"/>
+              <w:bottom w:type="dxa" w:w="55"/>
+              <w:right w:type="dxa" w:w="100"/>
+            </w:tcMar>
+            <w:vAlign w:val="center"/>
+          </w:tcPr>
+          <w:p>
+            <w:pPr>
+              <w:spacing w:after="0" w:before="0"/>
+            </w:pPr>
+            <w:r>
+              <w:rPr>
+                <w:rFonts w:ascii="Calibri" w:cs="Calibri" w:eastAsia="Calibri" w:hAnsi="Calibri"/>
+                <w:b/>
+                <w:bCs/>
+                <w:i w:val="false"/>
+                <w:iCs w:val="false"/>
+                <w:color w:val="13A3B5"/>
+                <w:sz w:val="18"/>
+                <w:szCs w:val="18"/>
+              </w:rPr>
+              <w:t xml:space="preserve">5</w:t>
+            </w:r>
+          </w:p>
+        </w:tc>
+        <w:tc>
+          <w:tcPr>
+            <w:tcW w:type="dxa" w:w="2500"/>
+            <w:tcBorders>
+              <w:top w:val="single" w:color="C9D3DC" w:sz="4"/>
+              <w:left w:val="single" w:color="C9D3DC" w:sz="4"/>
+              <w:bottom w:val="single" w:color="C9D3DC" w:sz="4"/>
+              <w:right w:val="single" w:color="C9D3DC" w:sz="4"/>
+            </w:tcBorders>
+            <w:tcMar>
+              <w:top w:type="dxa" w:w="55"/>
+              <w:left w:type="dxa" w:w="100"/>
+              <w:bottom w:type="dxa" w:w="55"/>
+              <w:right w:type="dxa" w:w="100"/>
+            </w:tcMar>
+            <w:vAlign w:val="center"/>
+          </w:tcPr>
+          <w:p>
+            <w:pPr>
+              <w:spacing w:after="0" w:before="0"/>
+            </w:pPr>
+            <w:r>
+              <w:rPr>
+                <w:rFonts w:ascii="Calibri" w:cs="Calibri" w:eastAsia="Calibri" w:hAnsi="Calibri"/>
+                <w:b/>
+                <w:bCs/>
+                <w:i w:val="false"/>
+                <w:iCs w:val="false"/>
+                <w:color w:val="1F2A33"/>
+                <w:sz w:val="18"/>
+                <w:szCs w:val="18"/>
+              </w:rPr>
+              <w:t xml:space="preserve">Installation and acceptance</w:t>
+            </w:r>
+          </w:p>
+        </w:tc>
+        <w:tc>
+          <w:tcPr>
+            <w:tcW w:type="dxa" w:w="6639"/>
+            <w:tcBorders>
+              <w:top w:val="single" w:color="C9D3DC" w:sz="4"/>
+              <w:left w:val="single" w:color="C9D3DC" w:sz="4"/>
+              <w:bottom w:val="single" w:color="C9D3DC" w:sz="4"/>
+              <w:right w:val="single" w:color="C9D3DC" w:sz="4"/>
+            </w:tcBorders>
+            <w:tcMar>
+              <w:top w:type="dxa" w:w="55"/>
+              <w:left w:type="dxa" w:w="100"/>
+              <w:bottom w:type="dxa" w:w="55"/>
+              <w:right w:type="dxa" w:w="100"/>
+            </w:tcMar>
+            <w:vAlign w:val="center"/>
+          </w:tcPr>
+          <w:p>
+            <w:pPr>
+              <w:spacing w:after="0" w:before="0"/>
+            </w:pPr>
+            <w:r>
+              <w:rPr>
+                <w:rFonts w:ascii="Calibri" w:cs="Calibri" w:eastAsia="Calibri" w:hAnsi="Calibri"/>
+                <w:b w:val="false"/>
+                <w:bCs w:val="false"/>
+                <w:i w:val="false"/>
+                <w:iCs w:val="false"/>
+                <w:color w:val="1F2A33"/>
+                <w:sz w:val="18"/>
+                <w:szCs w:val="18"/>
+              </w:rPr>
+              <w:t xml:space="preserve">You verify that the certificate's public key and subjectKeyIdentifier match the key generated at the ceremony, that the Subject and extensions are as approved, and install the certificate in the CA system; installation constitutes acceptance (CP/CPS 4.4.1). You configure the end-entity certificate template, the technical constraint of CP/CPS 7.1.5 and the status service applicable to this hierarchy, and issue a certificate to a test device.</w:t>
+            </w:r>
+          </w:p>
+        </w:tc>
+      </w:tr>
+      <w:tr>
+        <w:trPr>
+          <w:cantSplit/>
+        </w:trPr>
+        <w:tc>
+          <w:tcPr>
+            <w:tcW w:type="dxa" w:w="500"/>
+            <w:tcBorders>
+              <w:top w:val="single" w:color="C9D3DC" w:sz="4"/>
+              <w:left w:val="single" w:color="C9D3DC" w:sz="4"/>
+              <w:bottom w:val="single" w:color="C9D3DC" w:sz="4"/>
+              <w:right w:val="single" w:color="C9D3DC" w:sz="4"/>
+            </w:tcBorders>
+            <w:tcMar>
+              <w:top w:type="dxa" w:w="55"/>
+              <w:left w:type="dxa" w:w="100"/>
+              <w:bottom w:type="dxa" w:w="55"/>
+              <w:right w:type="dxa" w:w="100"/>
+            </w:tcMar>
+            <w:vAlign w:val="center"/>
+          </w:tcPr>
+          <w:p>
+            <w:pPr>
+              <w:spacing w:after="0" w:before="0"/>
+            </w:pPr>
+            <w:r>
+              <w:rPr>
+                <w:rFonts w:ascii="Calibri" w:cs="Calibri" w:eastAsia="Calibri" w:hAnsi="Calibri"/>
+                <w:b/>
+                <w:bCs/>
+                <w:i w:val="false"/>
+                <w:iCs w:val="false"/>
+                <w:color w:val="13A3B5"/>
+                <w:sz w:val="18"/>
+                <w:szCs w:val="18"/>
+              </w:rPr>
+              <w:t xml:space="preserve">6</w:t>
+            </w:r>
+          </w:p>
+        </w:tc>
+        <w:tc>
+          <w:tcPr>
+            <w:tcW w:type="dxa" w:w="2500"/>
+            <w:tcBorders>
+              <w:top w:val="single" w:color="C9D3DC" w:sz="4"/>
+              <w:left w:val="single" w:color="C9D3DC" w:sz="4"/>
+              <w:bottom w:val="single" w:color="C9D3DC" w:sz="4"/>
+              <w:right w:val="single" w:color="C9D3DC" w:sz="4"/>
+            </w:tcBorders>
+            <w:tcMar>
+              <w:top w:type="dxa" w:w="55"/>
+              <w:left w:type="dxa" w:w="100"/>
+              <w:bottom w:type="dxa" w:w="55"/>
+              <w:right w:type="dxa" w:w="100"/>
+            </w:tcMar>
+            <w:vAlign w:val="center"/>
+          </w:tcPr>
+          <w:p>
+            <w:pPr>
+              <w:spacing w:after="0" w:before="0"/>
+            </w:pPr>
+            <w:r>
+              <w:rPr>
+                <w:rFonts w:ascii="Calibri" w:cs="Calibri" w:eastAsia="Calibri" w:hAnsi="Calibri"/>
+                <w:b/>
+                <w:bCs/>
+                <w:i w:val="false"/>
+                <w:iCs w:val="false"/>
+                <w:color w:val="1F2A33"/>
+                <w:sz w:val="18"/>
+                <w:szCs w:val="18"/>
+              </w:rPr>
+              <w:t xml:space="preserve">Post-ceremony document</w:t>
+            </w:r>
+          </w:p>
+        </w:tc>
+        <w:tc>
+          <w:tcPr>
+            <w:tcW w:type="dxa" w:w="6639"/>
+            <w:tcBorders>
+              <w:top w:val="single" w:color="C9D3DC" w:sz="4"/>
+              <w:left w:val="single" w:color="C9D3DC" w:sz="4"/>
+              <w:bottom w:val="single" w:color="C9D3DC" w:sz="4"/>
+              <w:right w:val="single" w:color="C9D3DC" w:sz="4"/>
+            </w:tcBorders>
+            <w:tcMar>
+              <w:top w:type="dxa" w:w="55"/>
+              <w:left w:type="dxa" w:w="100"/>
+              <w:bottom w:type="dxa" w:w="55"/>
+              <w:right w:type="dxa" w:w="100"/>
+            </w:tcMar>
+            <w:vAlign w:val="center"/>
+          </w:tcPr>
+          <w:p>
+            <w:pPr>
+              <w:spacing w:after="0" w:before="0"/>
+            </w:pPr>
+            <w:r>
+              <w:rPr>
+                <w:rFonts w:ascii="Calibri" w:cs="Calibri" w:eastAsia="Calibri" w:hAnsi="Calibri"/>
+                <w:b w:val="false"/>
+                <w:bCs w:val="false"/>
+                <w:i w:val="false"/>
+                <w:iCs w:val="false"/>
+                <w:color w:val="1F2A33"/>
+                <w:sz w:val="18"/>
+                <w:szCs w:val="18"/>
+              </w:rPr>
+              <w:t xml:space="preserve">Within ten business days of issuance you submit the post-ceremony document (Appendix D), signed by your authorised representative. It records how the CA is configured — in particular CRL publication frequency and URL (full CRL at least every 12 months and within 24 hours of a revocation), the CDP/AIA values, the name constraints and the Manufacturer Code configuration — and attaches the signed ceremony report, the Subordinate CA certificate, a sample certificate issued to a test device and, where applicable, a sample CRL. SealSQ lints the samples against the CP/CPS profile and reviews the configuration; production issuance is authorised once the review is closed (Model B step 16).</w:t>
+            </w:r>
+          </w:p>
+        </w:tc>
+      </w:tr>
+    </w:tbl>
+    <w:p>
+      <w:pPr>
+        <w:spacing w:after="60" w:before="100"/>
+        <w:jc w:val="both"/>
+      </w:pPr>
+      <w:r>
+        <w:rPr>
+          <w:rFonts w:ascii="Calibri" w:cs="Calibri" w:eastAsia="Calibri" w:hAnsi="Calibri"/>
+          <w:color w:val="1F2A33"/>
+          <w:sz w:val="19"/>
+          <w:szCs w:val="19"/>
+        </w:rPr>
+        <w:t xml:space="preserve">Any deviation from the agreed script during the ceremony is recorded in the ceremony report with the witness's observation. A ceremony that cannot be completed as scripted is stopped and rescheduled; a key pair generated outside the witnessed session is not certified.</w:t>
+      </w:r>
+    </w:p>
     <w:p>
       <w:pPr>
         <w:pBdr>
@@ -6781,7 +8279,7 @@
           <w:sz w:val="22"/>
           <w:szCs w:val="22"/>
         </w:rPr>
-        <w:t xml:space="preserve">6  </w:t>
+        <w:t xml:space="preserve">7  </w:t>
       </w:r>
       <w:r>
         <w:rPr>
@@ -7734,7 +9232,7 @@
                 <w:sz w:val="18"/>
                 <w:szCs w:val="18"/>
               </w:rPr>
-              <w:t xml:space="preserve">Key ceremony script (before) and signed ceremony report (after)</w:t>
+              <w:t xml:space="preserve">Key ceremony script (before) and signed ceremony report (after) — section 6.2</w:t>
             </w:r>
           </w:p>
         </w:tc>
@@ -7845,7 +9343,118 @@
                 <w:sz w:val="18"/>
                 <w:szCs w:val="18"/>
               </w:rPr>
-              <w:t xml:space="preserve">CSR generated in the customer HSM</w:t>
+              <w:t xml:space="preserve">CSR generated in the customer HSM during the witnessed ceremony</w:t>
+            </w:r>
+          </w:p>
+        </w:tc>
+        <w:tc>
+          <w:tcPr>
+            <w:tcW w:type="dxa" w:w="0"/>
+            <w:tcBorders>
+              <w:top w:val="single" w:color="C9D3DC" w:sz="4"/>
+              <w:left w:val="single" w:color="C9D3DC" w:sz="4"/>
+              <w:bottom w:val="single" w:color="C9D3DC" w:sz="4"/>
+              <w:right w:val="single" w:color="C9D3DC" w:sz="4"/>
+            </w:tcBorders>
+            <w:tcMar>
+              <w:top w:type="dxa" w:w="55"/>
+              <w:left w:type="dxa" w:w="100"/>
+              <w:bottom w:type="dxa" w:w="55"/>
+              <w:right w:type="dxa" w:w="100"/>
+            </w:tcMar>
+            <w:vAlign w:val="center"/>
+          </w:tcPr>
+          <w:p>
+            <w:pPr>
+              <w:spacing w:after="0" w:before="0"/>
+              <w:jc w:val="center"/>
+            </w:pPr>
+            <w:r>
+              <w:rPr>
+                <w:rFonts w:ascii="Calibri" w:cs="Calibri" w:eastAsia="Calibri" w:hAnsi="Calibri"/>
+                <w:b/>
+                <w:bCs/>
+                <w:color w:val="8A949C"/>
+                <w:sz w:val="17"/>
+                <w:szCs w:val="17"/>
+              </w:rPr>
+              <w:t xml:space="preserve">—</w:t>
+            </w:r>
+          </w:p>
+        </w:tc>
+        <w:tc>
+          <w:tcPr>
+            <w:tcW w:type="dxa" w:w="0"/>
+            <w:tcBorders>
+              <w:top w:val="single" w:color="C9D3DC" w:sz="4"/>
+              <w:left w:val="single" w:color="C9D3DC" w:sz="4"/>
+              <w:bottom w:val="single" w:color="C9D3DC" w:sz="4"/>
+              <w:right w:val="single" w:color="C9D3DC" w:sz="4"/>
+            </w:tcBorders>
+            <w:tcMar>
+              <w:top w:type="dxa" w:w="55"/>
+              <w:left w:type="dxa" w:w="100"/>
+              <w:bottom w:type="dxa" w:w="55"/>
+              <w:right w:type="dxa" w:w="100"/>
+            </w:tcMar>
+            <w:vAlign w:val="center"/>
+          </w:tcPr>
+          <w:p>
+            <w:pPr>
+              <w:spacing w:after="0" w:before="0"/>
+              <w:jc w:val="center"/>
+            </w:pPr>
+            <w:r>
+              <w:rPr>
+                <w:rFonts w:ascii="Calibri" w:cs="Calibri" w:eastAsia="Calibri" w:hAnsi="Calibri"/>
+                <w:b/>
+                <w:bCs/>
+                <w:color w:val="1B7F3B"/>
+                <w:sz w:val="17"/>
+                <w:szCs w:val="17"/>
+              </w:rPr>
+              <w:t xml:space="preserve">Required</w:t>
+            </w:r>
+          </w:p>
+        </w:tc>
+      </w:tr>
+      <w:tr>
+        <w:trPr>
+          <w:cantSplit/>
+        </w:trPr>
+        <w:tc>
+          <w:tcPr>
+            <w:tcW w:type="dxa" w:w="6439"/>
+            <w:tcBorders>
+              <w:top w:val="single" w:color="C9D3DC" w:sz="4"/>
+              <w:left w:val="single" w:color="C9D3DC" w:sz="4"/>
+              <w:bottom w:val="single" w:color="C9D3DC" w:sz="4"/>
+              <w:right w:val="single" w:color="C9D3DC" w:sz="4"/>
+            </w:tcBorders>
+            <w:tcMar>
+              <w:top w:type="dxa" w:w="55"/>
+              <w:left w:type="dxa" w:w="100"/>
+              <w:bottom w:type="dxa" w:w="55"/>
+              <w:right w:type="dxa" w:w="100"/>
+            </w:tcMar>
+            <w:vAlign w:val="center"/>
+          </w:tcPr>
+          <w:p>
+            <w:pPr>
+              <w:spacing w:after="0" w:before="0"/>
+            </w:pPr>
+            <w:r>
+              <w:rPr>
+                <w:rFonts w:ascii="Calibri" w:cs="Calibri" w:eastAsia="Calibri" w:hAnsi="Calibri"/>
+                <w:b w:val="false"/>
+                <w:bCs w:val="false"/>
+                <w:i w:val="false"/>
+                <w:iCs w:val="false"/>
+                <w:color w:val="1F2A33"/>
+                <w:sz w:val="18"/>
+                <w:szCs w:val="18"/>
+              </w:rPr>
+              <w:t xml:space="preserve">Post-ceremony document (Appendix D) with sample certificate(s) and, where applicable, sample CRL</w:t>
             </w:r>
           </w:p>
         </w:tc>
@@ -8159,7 +9768,7 @@
           <w:sz w:val="22"/>
           <w:szCs w:val="22"/>
         </w:rPr>
-        <w:t xml:space="preserve">7  </w:t>
+        <w:t xml:space="preserve">8  </w:t>
       </w:r>
       <w:r>
         <w:rPr>
@@ -8211,7 +9820,7 @@
           <w:sz w:val="19"/>
           <w:szCs w:val="19"/>
         </w:rPr>
-        <w:t xml:space="preserve">Operate the CRL service of your Subordinate CA: full CRL at least every 12 months and within 24 hours of any revocation, nextUpdate no more than 12 months ahead (CP/CPS 4.9.7).</w:t>
+        <w:t xml:space="preserve">Operate the CRL service of your Subordinate CA: full CRL at least every 12 months and within 24 hours of any revocation, nextUpdate no more than 12 months ahead, and continuing after the Subordinate CA is retired for as long as device certificates issued beneath it remain in service (CP/CPS 4.9.7, 6.3.2).</w:t>
       </w:r>
     </w:p>
     <w:p>
@@ -8271,7 +9880,7 @@
           <w:sz w:val="19"/>
           <w:szCs w:val="19"/>
         </w:rPr>
-        <w:t xml:space="preserve">Notify WISeKey of any change to your legal identity, contacts, Manufacturer Codes, HSM or CA architecture before it takes effect.</w:t>
+        <w:t xml:space="preserve">Notify SealSQ of any change to your legal identity, contacts, Manufacturer Codes, HSM or CA architecture before it takes effect.</w:t>
       </w:r>
     </w:p>
     <w:p>
@@ -8291,7 +9900,7 @@
           <w:sz w:val="19"/>
           <w:szCs w:val="19"/>
         </w:rPr>
-        <w:t xml:space="preserve">Model B only: keep the CA key in the certified HSM, maintain the technical constraint, retain logs and records for the period of CP/CPS 5.5.2, and grant the access required for PAA-commissioned assessments (CP/CPS 8.4). Failure to submit a self-assessment when due, or obstruction of an assessment, is a breach that can lead to suspension of issuance rights and retirement or revocation of the Subordinate CA (CP/CPS 8.4).</w:t>
+        <w:t xml:space="preserve">Model B only: keep the CA key in the certified HSM in which it was generated, maintain the technical constraint and the configuration recorded in the post-ceremony document, retain logs and records for the period of CP/CPS 5.5.2, and grant the access required for PAA-commissioned assessments (CP/CPS 8.4). Failure to submit a self-assessment when due, or obstruction of an assessment, is a breach that can lead to suspension of issuance rights and retirement or revocation of the Subordinate CA (CP/CPS 8.4).</w:t>
       </w:r>
     </w:p>
     <w:p>
@@ -8310,7 +9919,7 @@
           <w:sz w:val="22"/>
           <w:szCs w:val="22"/>
         </w:rPr>
-        <w:t xml:space="preserve">8  </w:t>
+        <w:t xml:space="preserve">9  </w:t>
       </w:r>
       <w:r>
         <w:rPr>
@@ -8414,7 +10023,7 @@
                 <w:sz w:val="18"/>
                 <w:szCs w:val="18"/>
               </w:rPr>
-              <w:t xml:space="preserve">Your SEALSQ IoT Business Unit representative</w:t>
+              <w:t xml:space="preserve">Your SEALSQ IoT Business Unit or Sales representative</w:t>
             </w:r>
           </w:p>
         </w:tc>
@@ -8790,8 +10399,8 @@
       </w:tblPr>
       <w:tblGrid>
         <w:gridCol w:w="700"/>
-        <w:gridCol w:w="4700"/>
-        <w:gridCol w:w="1500"/>
+        <w:gridCol w:w="4880"/>
+        <w:gridCol w:w="1320"/>
         <w:gridCol w:w="2739"/>
       </w:tblGrid>
       <w:tr>
@@ -8834,7 +10443,7 @@
         </w:tc>
         <w:tc>
           <w:tcPr>
-            <w:tcW w:type="dxa" w:w="4700"/>
+            <w:tcW w:type="dxa" w:w="4880"/>
             <w:tcBorders>
               <w:top w:val="single" w:color="C9D3DC" w:sz="4"/>
               <w:left w:val="single" w:color="C9D3DC" w:sz="4"/>
@@ -8868,7 +10477,7 @@
         </w:tc>
         <w:tc>
           <w:tcPr>
-            <w:tcW w:type="dxa" w:w="1500"/>
+            <w:tcW w:type="dxa" w:w="1320"/>
             <w:tcBorders>
               <w:top w:val="single" w:color="C9D3DC" w:sz="4"/>
               <w:left w:val="single" w:color="C9D3DC" w:sz="4"/>
@@ -9017,7 +10626,7 @@
         </w:tc>
         <w:tc>
           <w:tcPr>
-            <w:tcW w:type="dxa" w:w="4700"/>
+            <w:tcW w:type="dxa" w:w="4880"/>
             <w:tcBorders>
               <w:top w:val="single" w:color="C9D3DC" w:sz="4"/>
               <w:left w:val="single" w:color="C9D3DC" w:sz="4"/>
@@ -9060,7 +10669,7 @@
         </w:tc>
         <w:tc>
           <w:tcPr>
-            <w:tcW w:type="dxa" w:w="1500"/>
+            <w:tcW w:type="dxa" w:w="1320"/>
             <w:tcBorders>
               <w:top w:val="single" w:color="C9D3DC" w:sz="4"/>
               <w:left w:val="single" w:color="C9D3DC" w:sz="4"/>
@@ -9192,7 +10801,7 @@
         </w:tc>
         <w:tc>
           <w:tcPr>
-            <w:tcW w:type="dxa" w:w="4700"/>
+            <w:tcW w:type="dxa" w:w="4880"/>
             <w:tcBorders>
               <w:top w:val="single" w:color="C9D3DC" w:sz="4"/>
               <w:left w:val="single" w:color="C9D3DC" w:sz="4"/>
@@ -9235,7 +10844,7 @@
         </w:tc>
         <w:tc>
           <w:tcPr>
-            <w:tcW w:type="dxa" w:w="1500"/>
+            <w:tcW w:type="dxa" w:w="1320"/>
             <w:tcBorders>
               <w:top w:val="single" w:color="C9D3DC" w:sz="4"/>
               <w:left w:val="single" w:color="C9D3DC" w:sz="4"/>
@@ -9367,7 +10976,7 @@
         </w:tc>
         <w:tc>
           <w:tcPr>
-            <w:tcW w:type="dxa" w:w="4700"/>
+            <w:tcW w:type="dxa" w:w="4880"/>
             <w:tcBorders>
               <w:top w:val="single" w:color="C9D3DC" w:sz="4"/>
               <w:left w:val="single" w:color="C9D3DC" w:sz="4"/>
@@ -9410,7 +11019,7 @@
         </w:tc>
         <w:tc>
           <w:tcPr>
-            <w:tcW w:type="dxa" w:w="1500"/>
+            <w:tcW w:type="dxa" w:w="1320"/>
             <w:tcBorders>
               <w:top w:val="single" w:color="C9D3DC" w:sz="4"/>
               <w:left w:val="single" w:color="C9D3DC" w:sz="4"/>
@@ -9542,7 +11151,7 @@
         </w:tc>
         <w:tc>
           <w:tcPr>
-            <w:tcW w:type="dxa" w:w="4700"/>
+            <w:tcW w:type="dxa" w:w="4880"/>
             <w:tcBorders>
               <w:top w:val="single" w:color="C9D3DC" w:sz="4"/>
               <w:left w:val="single" w:color="C9D3DC" w:sz="4"/>
@@ -9585,7 +11194,7 @@
         </w:tc>
         <w:tc>
           <w:tcPr>
-            <w:tcW w:type="dxa" w:w="1500"/>
+            <w:tcW w:type="dxa" w:w="1320"/>
             <w:tcBorders>
               <w:top w:val="single" w:color="C9D3DC" w:sz="4"/>
               <w:left w:val="single" w:color="C9D3DC" w:sz="4"/>
@@ -9757,7 +11366,7 @@
         </w:tc>
         <w:tc>
           <w:tcPr>
-            <w:tcW w:type="dxa" w:w="4700"/>
+            <w:tcW w:type="dxa" w:w="4880"/>
             <w:tcBorders>
               <w:top w:val="single" w:color="C9D3DC" w:sz="4"/>
               <w:left w:val="single" w:color="C9D3DC" w:sz="4"/>
@@ -9800,7 +11409,7 @@
         </w:tc>
         <w:tc>
           <w:tcPr>
-            <w:tcW w:type="dxa" w:w="1500"/>
+            <w:tcW w:type="dxa" w:w="1320"/>
             <w:tcBorders>
               <w:top w:val="single" w:color="C9D3DC" w:sz="4"/>
               <w:left w:val="single" w:color="C9D3DC" w:sz="4"/>
@@ -9932,7 +11541,7 @@
         </w:tc>
         <w:tc>
           <w:tcPr>
-            <w:tcW w:type="dxa" w:w="4700"/>
+            <w:tcW w:type="dxa" w:w="4880"/>
             <w:tcBorders>
               <w:top w:val="single" w:color="C9D3DC" w:sz="4"/>
               <w:left w:val="single" w:color="C9D3DC" w:sz="4"/>
@@ -9975,7 +11584,7 @@
         </w:tc>
         <w:tc>
           <w:tcPr>
-            <w:tcW w:type="dxa" w:w="1500"/>
+            <w:tcW w:type="dxa" w:w="1320"/>
             <w:tcBorders>
               <w:top w:val="single" w:color="C9D3DC" w:sz="4"/>
               <w:left w:val="single" w:color="C9D3DC" w:sz="4"/>
@@ -10107,7 +11716,7 @@
         </w:tc>
         <w:tc>
           <w:tcPr>
-            <w:tcW w:type="dxa" w:w="4700"/>
+            <w:tcW w:type="dxa" w:w="4880"/>
             <w:tcBorders>
               <w:top w:val="single" w:color="C9D3DC" w:sz="4"/>
               <w:left w:val="single" w:color="C9D3DC" w:sz="4"/>
@@ -10150,7 +11759,7 @@
         </w:tc>
         <w:tc>
           <w:tcPr>
-            <w:tcW w:type="dxa" w:w="1500"/>
+            <w:tcW w:type="dxa" w:w="1320"/>
             <w:tcBorders>
               <w:top w:val="single" w:color="C9D3DC" w:sz="4"/>
               <w:left w:val="single" w:color="C9D3DC" w:sz="4"/>
@@ -10322,7 +11931,7 @@
         </w:tc>
         <w:tc>
           <w:tcPr>
-            <w:tcW w:type="dxa" w:w="4700"/>
+            <w:tcW w:type="dxa" w:w="4880"/>
             <w:tcBorders>
               <w:top w:val="single" w:color="C9D3DC" w:sz="4"/>
               <w:left w:val="single" w:color="C9D3DC" w:sz="4"/>
@@ -10365,7 +11974,7 @@
         </w:tc>
         <w:tc>
           <w:tcPr>
-            <w:tcW w:type="dxa" w:w="1500"/>
+            <w:tcW w:type="dxa" w:w="1320"/>
             <w:tcBorders>
               <w:top w:val="single" w:color="C9D3DC" w:sz="4"/>
               <w:left w:val="single" w:color="C9D3DC" w:sz="4"/>
@@ -10497,7 +12106,7 @@
         </w:tc>
         <w:tc>
           <w:tcPr>
-            <w:tcW w:type="dxa" w:w="4700"/>
+            <w:tcW w:type="dxa" w:w="4880"/>
             <w:tcBorders>
               <w:top w:val="single" w:color="C9D3DC" w:sz="4"/>
               <w:left w:val="single" w:color="C9D3DC" w:sz="4"/>
@@ -10540,7 +12149,7 @@
         </w:tc>
         <w:tc>
           <w:tcPr>
-            <w:tcW w:type="dxa" w:w="1500"/>
+            <w:tcW w:type="dxa" w:w="1320"/>
             <w:tcBorders>
               <w:top w:val="single" w:color="C9D3DC" w:sz="4"/>
               <w:left w:val="single" w:color="C9D3DC" w:sz="4"/>
@@ -10672,7 +12281,7 @@
         </w:tc>
         <w:tc>
           <w:tcPr>
-            <w:tcW w:type="dxa" w:w="4700"/>
+            <w:tcW w:type="dxa" w:w="4880"/>
             <w:tcBorders>
               <w:top w:val="single" w:color="C9D3DC" w:sz="4"/>
               <w:left w:val="single" w:color="C9D3DC" w:sz="4"/>
@@ -10715,7 +12324,7 @@
         </w:tc>
         <w:tc>
           <w:tcPr>
-            <w:tcW w:type="dxa" w:w="1500"/>
+            <w:tcW w:type="dxa" w:w="1320"/>
             <w:tcBorders>
               <w:top w:val="single" w:color="C9D3DC" w:sz="4"/>
               <w:left w:val="single" w:color="C9D3DC" w:sz="4"/>
@@ -10847,7 +12456,7 @@
         </w:tc>
         <w:tc>
           <w:tcPr>
-            <w:tcW w:type="dxa" w:w="4700"/>
+            <w:tcW w:type="dxa" w:w="4880"/>
             <w:tcBorders>
               <w:top w:val="single" w:color="C9D3DC" w:sz="4"/>
               <w:left w:val="single" w:color="C9D3DC" w:sz="4"/>
@@ -10890,7 +12499,7 @@
         </w:tc>
         <w:tc>
           <w:tcPr>
-            <w:tcW w:type="dxa" w:w="1500"/>
+            <w:tcW w:type="dxa" w:w="1320"/>
             <w:tcBorders>
               <w:top w:val="single" w:color="C9D3DC" w:sz="4"/>
               <w:left w:val="single" w:color="C9D3DC" w:sz="4"/>
@@ -11062,7 +12671,7 @@
         </w:tc>
         <w:tc>
           <w:tcPr>
-            <w:tcW w:type="dxa" w:w="4700"/>
+            <w:tcW w:type="dxa" w:w="4880"/>
             <w:tcBorders>
               <w:top w:val="single" w:color="C9D3DC" w:sz="4"/>
               <w:left w:val="single" w:color="C9D3DC" w:sz="4"/>
@@ -11105,7 +12714,7 @@
         </w:tc>
         <w:tc>
           <w:tcPr>
-            <w:tcW w:type="dxa" w:w="1500"/>
+            <w:tcW w:type="dxa" w:w="1320"/>
             <w:tcBorders>
               <w:top w:val="single" w:color="C9D3DC" w:sz="4"/>
               <w:left w:val="single" w:color="C9D3DC" w:sz="4"/>
@@ -11237,7 +12846,7 @@
         </w:tc>
         <w:tc>
           <w:tcPr>
-            <w:tcW w:type="dxa" w:w="4700"/>
+            <w:tcW w:type="dxa" w:w="4880"/>
             <w:tcBorders>
               <w:top w:val="single" w:color="C9D3DC" w:sz="4"/>
               <w:left w:val="single" w:color="C9D3DC" w:sz="4"/>
@@ -11280,7 +12889,7 @@
         </w:tc>
         <w:tc>
           <w:tcPr>
-            <w:tcW w:type="dxa" w:w="1500"/>
+            <w:tcW w:type="dxa" w:w="1320"/>
             <w:tcBorders>
               <w:top w:val="single" w:color="C9D3DC" w:sz="4"/>
               <w:left w:val="single" w:color="C9D3DC" w:sz="4"/>
@@ -11412,7 +13021,7 @@
         </w:tc>
         <w:tc>
           <w:tcPr>
-            <w:tcW w:type="dxa" w:w="4700"/>
+            <w:tcW w:type="dxa" w:w="4880"/>
             <w:tcBorders>
               <w:top w:val="single" w:color="C9D3DC" w:sz="4"/>
               <w:left w:val="single" w:color="C9D3DC" w:sz="4"/>
@@ -11438,7 +13047,7 @@
                 <w:sz w:val="17"/>
                 <w:szCs w:val="17"/>
               </w:rPr>
-              <w:t xml:space="preserve">Device certificate profile: Subject C/O/OU MFRCODE/OU PRODCODE/CN Production Number, no SAN, keyUsage digitalSignature + keyAgreement, EKU clientAuth, CDP and AIA of the Subordinate CA, 20-year validity.</w:t>
+              <w:t xml:space="preserve">Device certificate profile: Subject C/O/OU MFRCODE/OU PRODCODE/CN Production Number, no SAN, keyUsage digitalSignature + keyAgreement, EKU clientAuth, CDP and AIA of the Subordinate CA, notAfter 99991231235959Z (no scheduled expiration) unless a fixed validity was requested for the product line.</w:t>
             </w:r>
             <w:r>
               <w:rPr>
@@ -11449,13 +13058,13 @@
                 <w:sz w:val="15"/>
                 <w:szCs w:val="15"/>
               </w:rPr>
-              <w:t xml:space="preserve">  CP/CPS 7.1.2, 7.1.4</w:t>
-            </w:r>
-          </w:p>
-        </w:tc>
-        <w:tc>
-          <w:tcPr>
-            <w:tcW w:type="dxa" w:w="1500"/>
+              <w:t xml:space="preserve">  CP/CPS 6.3.2, 7.1.2, 7.1.4</w:t>
+            </w:r>
+          </w:p>
+        </w:tc>
+        <w:tc>
+          <w:tcPr>
+            <w:tcW w:type="dxa" w:w="1320"/>
             <w:tcBorders>
               <w:top w:val="single" w:color="C9D3DC" w:sz="4"/>
               <w:left w:val="single" w:color="C9D3DC" w:sz="4"/>
@@ -11587,7 +13196,7 @@
         </w:tc>
         <w:tc>
           <w:tcPr>
-            <w:tcW w:type="dxa" w:w="4700"/>
+            <w:tcW w:type="dxa" w:w="4880"/>
             <w:tcBorders>
               <w:top w:val="single" w:color="C9D3DC" w:sz="4"/>
               <w:left w:val="single" w:color="C9D3DC" w:sz="4"/>
@@ -11630,7 +13239,7 @@
         </w:tc>
         <w:tc>
           <w:tcPr>
-            <w:tcW w:type="dxa" w:w="1500"/>
+            <w:tcW w:type="dxa" w:w="1320"/>
             <w:tcBorders>
               <w:top w:val="single" w:color="C9D3DC" w:sz="4"/>
               <w:left w:val="single" w:color="C9D3DC" w:sz="4"/>
@@ -11762,7 +13371,7 @@
         </w:tc>
         <w:tc>
           <w:tcPr>
-            <w:tcW w:type="dxa" w:w="4700"/>
+            <w:tcW w:type="dxa" w:w="4880"/>
             <w:tcBorders>
               <w:top w:val="single" w:color="C9D3DC" w:sz="4"/>
               <w:left w:val="single" w:color="C9D3DC" w:sz="4"/>
@@ -11805,7 +13414,7 @@
         </w:tc>
         <w:tc>
           <w:tcPr>
-            <w:tcW w:type="dxa" w:w="1500"/>
+            <w:tcW w:type="dxa" w:w="1320"/>
             <w:tcBorders>
               <w:top w:val="single" w:color="C9D3DC" w:sz="4"/>
               <w:left w:val="single" w:color="C9D3DC" w:sz="4"/>
@@ -11937,7 +13546,7 @@
         </w:tc>
         <w:tc>
           <w:tcPr>
-            <w:tcW w:type="dxa" w:w="4700"/>
+            <w:tcW w:type="dxa" w:w="4880"/>
             <w:tcBorders>
               <w:top w:val="single" w:color="C9D3DC" w:sz="4"/>
               <w:left w:val="single" w:color="C9D3DC" w:sz="4"/>
@@ -11980,7 +13589,7 @@
         </w:tc>
         <w:tc>
           <w:tcPr>
-            <w:tcW w:type="dxa" w:w="1500"/>
+            <w:tcW w:type="dxa" w:w="1320"/>
             <w:tcBorders>
               <w:top w:val="single" w:color="C9D3DC" w:sz="4"/>
               <w:left w:val="single" w:color="C9D3DC" w:sz="4"/>
@@ -12112,7 +13721,7 @@
         </w:tc>
         <w:tc>
           <w:tcPr>
-            <w:tcW w:type="dxa" w:w="4700"/>
+            <w:tcW w:type="dxa" w:w="4880"/>
             <w:tcBorders>
               <w:top w:val="single" w:color="C9D3DC" w:sz="4"/>
               <w:left w:val="single" w:color="C9D3DC" w:sz="4"/>
@@ -12155,7 +13764,7 @@
         </w:tc>
         <w:tc>
           <w:tcPr>
-            <w:tcW w:type="dxa" w:w="1500"/>
+            <w:tcW w:type="dxa" w:w="1320"/>
             <w:tcBorders>
               <w:top w:val="single" w:color="C9D3DC" w:sz="4"/>
               <w:left w:val="single" w:color="C9D3DC" w:sz="4"/>
@@ -12287,7 +13896,7 @@
         </w:tc>
         <w:tc>
           <w:tcPr>
-            <w:tcW w:type="dxa" w:w="4700"/>
+            <w:tcW w:type="dxa" w:w="4880"/>
             <w:tcBorders>
               <w:top w:val="single" w:color="C9D3DC" w:sz="4"/>
               <w:left w:val="single" w:color="C9D3DC" w:sz="4"/>
@@ -12330,7 +13939,7 @@
         </w:tc>
         <w:tc>
           <w:tcPr>
-            <w:tcW w:type="dxa" w:w="1500"/>
+            <w:tcW w:type="dxa" w:w="1320"/>
             <w:tcBorders>
               <w:top w:val="single" w:color="C9D3DC" w:sz="4"/>
               <w:left w:val="single" w:color="C9D3DC" w:sz="4"/>
@@ -12502,7 +14111,7 @@
         </w:tc>
         <w:tc>
           <w:tcPr>
-            <w:tcW w:type="dxa" w:w="4700"/>
+            <w:tcW w:type="dxa" w:w="4880"/>
             <w:tcBorders>
               <w:top w:val="single" w:color="C9D3DC" w:sz="4"/>
               <w:left w:val="single" w:color="C9D3DC" w:sz="4"/>
@@ -12545,7 +14154,7 @@
         </w:tc>
         <w:tc>
           <w:tcPr>
-            <w:tcW w:type="dxa" w:w="1500"/>
+            <w:tcW w:type="dxa" w:w="1320"/>
             <w:tcBorders>
               <w:top w:val="single" w:color="C9D3DC" w:sz="4"/>
               <w:left w:val="single" w:color="C9D3DC" w:sz="4"/>
@@ -12677,7 +14286,7 @@
         </w:tc>
         <w:tc>
           <w:tcPr>
-            <w:tcW w:type="dxa" w:w="4700"/>
+            <w:tcW w:type="dxa" w:w="4880"/>
             <w:tcBorders>
               <w:top w:val="single" w:color="C9D3DC" w:sz="4"/>
               <w:left w:val="single" w:color="C9D3DC" w:sz="4"/>
@@ -12720,7 +14329,7 @@
         </w:tc>
         <w:tc>
           <w:tcPr>
-            <w:tcW w:type="dxa" w:w="1500"/>
+            <w:tcW w:type="dxa" w:w="1320"/>
             <w:tcBorders>
               <w:top w:val="single" w:color="C9D3DC" w:sz="4"/>
               <w:left w:val="single" w:color="C9D3DC" w:sz="4"/>
@@ -12852,7 +14461,7 @@
         </w:tc>
         <w:tc>
           <w:tcPr>
-            <w:tcW w:type="dxa" w:w="4700"/>
+            <w:tcW w:type="dxa" w:w="4880"/>
             <w:tcBorders>
               <w:top w:val="single" w:color="C9D3DC" w:sz="4"/>
               <w:left w:val="single" w:color="C9D3DC" w:sz="4"/>
@@ -12895,7 +14504,7 @@
         </w:tc>
         <w:tc>
           <w:tcPr>
-            <w:tcW w:type="dxa" w:w="1500"/>
+            <w:tcW w:type="dxa" w:w="1320"/>
             <w:tcBorders>
               <w:top w:val="single" w:color="C9D3DC" w:sz="4"/>
               <w:left w:val="single" w:color="C9D3DC" w:sz="4"/>
@@ -13067,7 +14676,7 @@
         </w:tc>
         <w:tc>
           <w:tcPr>
-            <w:tcW w:type="dxa" w:w="4700"/>
+            <w:tcW w:type="dxa" w:w="4880"/>
             <w:tcBorders>
               <w:top w:val="single" w:color="C9D3DC" w:sz="4"/>
               <w:left w:val="single" w:color="C9D3DC" w:sz="4"/>
@@ -13110,7 +14719,7 @@
         </w:tc>
         <w:tc>
           <w:tcPr>
-            <w:tcW w:type="dxa" w:w="1500"/>
+            <w:tcW w:type="dxa" w:w="1320"/>
             <w:tcBorders>
               <w:top w:val="single" w:color="C9D3DC" w:sz="4"/>
               <w:left w:val="single" w:color="C9D3DC" w:sz="4"/>
@@ -13242,7 +14851,7 @@
         </w:tc>
         <w:tc>
           <w:tcPr>
-            <w:tcW w:type="dxa" w:w="4700"/>
+            <w:tcW w:type="dxa" w:w="4880"/>
             <w:tcBorders>
               <w:top w:val="single" w:color="C9D3DC" w:sz="4"/>
               <w:left w:val="single" w:color="C9D3DC" w:sz="4"/>
@@ -13285,7 +14894,7 @@
         </w:tc>
         <w:tc>
           <w:tcPr>
-            <w:tcW w:type="dxa" w:w="1500"/>
+            <w:tcW w:type="dxa" w:w="1320"/>
             <w:tcBorders>
               <w:top w:val="single" w:color="C9D3DC" w:sz="4"/>
               <w:left w:val="single" w:color="C9D3DC" w:sz="4"/>
@@ -13417,7 +15026,7 @@
         </w:tc>
         <w:tc>
           <w:tcPr>
-            <w:tcW w:type="dxa" w:w="4700"/>
+            <w:tcW w:type="dxa" w:w="4880"/>
             <w:tcBorders>
               <w:top w:val="single" w:color="C9D3DC" w:sz="4"/>
               <w:left w:val="single" w:color="C9D3DC" w:sz="4"/>
@@ -13460,7 +15069,7 @@
         </w:tc>
         <w:tc>
           <w:tcPr>
-            <w:tcW w:type="dxa" w:w="1500"/>
+            <w:tcW w:type="dxa" w:w="1320"/>
             <w:tcBorders>
               <w:top w:val="single" w:color="C9D3DC" w:sz="4"/>
               <w:left w:val="single" w:color="C9D3DC" w:sz="4"/>
@@ -13632,7 +15241,7 @@
         </w:tc>
         <w:tc>
           <w:tcPr>
-            <w:tcW w:type="dxa" w:w="4700"/>
+            <w:tcW w:type="dxa" w:w="4880"/>
             <w:tcBorders>
               <w:top w:val="single" w:color="C9D3DC" w:sz="4"/>
               <w:left w:val="single" w:color="C9D3DC" w:sz="4"/>
@@ -13675,7 +15284,7 @@
         </w:tc>
         <w:tc>
           <w:tcPr>
-            <w:tcW w:type="dxa" w:w="1500"/>
+            <w:tcW w:type="dxa" w:w="1320"/>
             <w:tcBorders>
               <w:top w:val="single" w:color="C9D3DC" w:sz="4"/>
               <w:left w:val="single" w:color="C9D3DC" w:sz="4"/>
@@ -13807,7 +15416,7 @@
         </w:tc>
         <w:tc>
           <w:tcPr>
-            <w:tcW w:type="dxa" w:w="4700"/>
+            <w:tcW w:type="dxa" w:w="4880"/>
             <w:tcBorders>
               <w:top w:val="single" w:color="C9D3DC" w:sz="4"/>
               <w:left w:val="single" w:color="C9D3DC" w:sz="4"/>
@@ -13850,7 +15459,7 @@
         </w:tc>
         <w:tc>
           <w:tcPr>
-            <w:tcW w:type="dxa" w:w="1500"/>
+            <w:tcW w:type="dxa" w:w="1320"/>
             <w:tcBorders>
               <w:top w:val="single" w:color="C9D3DC" w:sz="4"/>
               <w:left w:val="single" w:color="C9D3DC" w:sz="4"/>
@@ -13982,7 +15591,7 @@
         </w:tc>
         <w:tc>
           <w:tcPr>
-            <w:tcW w:type="dxa" w:w="4700"/>
+            <w:tcW w:type="dxa" w:w="4880"/>
             <w:tcBorders>
               <w:top w:val="single" w:color="C9D3DC" w:sz="4"/>
               <w:left w:val="single" w:color="C9D3DC" w:sz="4"/>
@@ -14025,7 +15634,7 @@
         </w:tc>
         <w:tc>
           <w:tcPr>
-            <w:tcW w:type="dxa" w:w="1500"/>
+            <w:tcW w:type="dxa" w:w="1320"/>
             <w:tcBorders>
               <w:top w:val="single" w:color="C9D3DC" w:sz="4"/>
               <w:left w:val="single" w:color="C9D3DC" w:sz="4"/>
@@ -14157,7 +15766,7 @@
         </w:tc>
         <w:tc>
           <w:tcPr>
-            <w:tcW w:type="dxa" w:w="4700"/>
+            <w:tcW w:type="dxa" w:w="4880"/>
             <w:tcBorders>
               <w:top w:val="single" w:color="C9D3DC" w:sz="4"/>
               <w:left w:val="single" w:color="C9D3DC" w:sz="4"/>
@@ -14200,7 +15809,7 @@
         </w:tc>
         <w:tc>
           <w:tcPr>
-            <w:tcW w:type="dxa" w:w="1500"/>
+            <w:tcW w:type="dxa" w:w="1320"/>
             <w:tcBorders>
               <w:top w:val="single" w:color="C9D3DC" w:sz="4"/>
               <w:left w:val="single" w:color="C9D3DC" w:sz="4"/>
@@ -14372,7 +15981,7 @@
         </w:tc>
         <w:tc>
           <w:tcPr>
-            <w:tcW w:type="dxa" w:w="4700"/>
+            <w:tcW w:type="dxa" w:w="4880"/>
             <w:tcBorders>
               <w:top w:val="single" w:color="C9D3DC" w:sz="4"/>
               <w:left w:val="single" w:color="C9D3DC" w:sz="4"/>
@@ -14415,7 +16024,7 @@
         </w:tc>
         <w:tc>
           <w:tcPr>
-            <w:tcW w:type="dxa" w:w="1500"/>
+            <w:tcW w:type="dxa" w:w="1320"/>
             <w:tcBorders>
               <w:top w:val="single" w:color="C9D3DC" w:sz="4"/>
               <w:left w:val="single" w:color="C9D3DC" w:sz="4"/>
@@ -14547,7 +16156,7 @@
         </w:tc>
         <w:tc>
           <w:tcPr>
-            <w:tcW w:type="dxa" w:w="4700"/>
+            <w:tcW w:type="dxa" w:w="4880"/>
             <w:tcBorders>
               <w:top w:val="single" w:color="C9D3DC" w:sz="4"/>
               <w:left w:val="single" w:color="C9D3DC" w:sz="4"/>
@@ -14590,7 +16199,7 @@
         </w:tc>
         <w:tc>
           <w:tcPr>
-            <w:tcW w:type="dxa" w:w="1500"/>
+            <w:tcW w:type="dxa" w:w="1320"/>
             <w:tcBorders>
               <w:top w:val="single" w:color="C9D3DC" w:sz="4"/>
               <w:left w:val="single" w:color="C9D3DC" w:sz="4"/>
@@ -14722,7 +16331,7 @@
         </w:tc>
         <w:tc>
           <w:tcPr>
-            <w:tcW w:type="dxa" w:w="4700"/>
+            <w:tcW w:type="dxa" w:w="4880"/>
             <w:tcBorders>
               <w:top w:val="single" w:color="C9D3DC" w:sz="4"/>
               <w:left w:val="single" w:color="C9D3DC" w:sz="4"/>
@@ -14765,7 +16374,7 @@
         </w:tc>
         <w:tc>
           <w:tcPr>
-            <w:tcW w:type="dxa" w:w="1500"/>
+            <w:tcW w:type="dxa" w:w="1320"/>
             <w:tcBorders>
               <w:top w:val="single" w:color="C9D3DC" w:sz="4"/>
               <w:left w:val="single" w:color="C9D3DC" w:sz="4"/>
@@ -14897,7 +16506,7 @@
         </w:tc>
         <w:tc>
           <w:tcPr>
-            <w:tcW w:type="dxa" w:w="4700"/>
+            <w:tcW w:type="dxa" w:w="4880"/>
             <w:tcBorders>
               <w:top w:val="single" w:color="C9D3DC" w:sz="4"/>
               <w:left w:val="single" w:color="C9D3DC" w:sz="4"/>
@@ -14940,7 +16549,7 @@
         </w:tc>
         <w:tc>
           <w:tcPr>
-            <w:tcW w:type="dxa" w:w="1500"/>
+            <w:tcW w:type="dxa" w:w="1320"/>
             <w:tcBorders>
               <w:top w:val="single" w:color="C9D3DC" w:sz="4"/>
               <w:left w:val="single" w:color="C9D3DC" w:sz="4"/>
@@ -15072,7 +16681,7 @@
         </w:tc>
         <w:tc>
           <w:tcPr>
-            <w:tcW w:type="dxa" w:w="4700"/>
+            <w:tcW w:type="dxa" w:w="4880"/>
             <w:tcBorders>
               <w:top w:val="single" w:color="C9D3DC" w:sz="4"/>
               <w:left w:val="single" w:color="C9D3DC" w:sz="4"/>
@@ -15115,7 +16724,7 @@
         </w:tc>
         <w:tc>
           <w:tcPr>
-            <w:tcW w:type="dxa" w:w="1500"/>
+            <w:tcW w:type="dxa" w:w="1320"/>
             <w:tcBorders>
               <w:top w:val="single" w:color="C9D3DC" w:sz="4"/>
               <w:left w:val="single" w:color="C9D3DC" w:sz="4"/>
@@ -15287,7 +16896,7 @@
         </w:tc>
         <w:tc>
           <w:tcPr>
-            <w:tcW w:type="dxa" w:w="4700"/>
+            <w:tcW w:type="dxa" w:w="4880"/>
             <w:tcBorders>
               <w:top w:val="single" w:color="C9D3DC" w:sz="4"/>
               <w:left w:val="single" w:color="C9D3DC" w:sz="4"/>
@@ -15330,7 +16939,7 @@
         </w:tc>
         <w:tc>
           <w:tcPr>
-            <w:tcW w:type="dxa" w:w="1500"/>
+            <w:tcW w:type="dxa" w:w="1320"/>
             <w:tcBorders>
               <w:top w:val="single" w:color="C9D3DC" w:sz="4"/>
               <w:left w:val="single" w:color="C9D3DC" w:sz="4"/>
@@ -15462,7 +17071,7 @@
         </w:tc>
         <w:tc>
           <w:tcPr>
-            <w:tcW w:type="dxa" w:w="4700"/>
+            <w:tcW w:type="dxa" w:w="4880"/>
             <w:tcBorders>
               <w:top w:val="single" w:color="C9D3DC" w:sz="4"/>
               <w:left w:val="single" w:color="C9D3DC" w:sz="4"/>
@@ -15505,7 +17114,7 @@
         </w:tc>
         <w:tc>
           <w:tcPr>
-            <w:tcW w:type="dxa" w:w="1500"/>
+            <w:tcW w:type="dxa" w:w="1320"/>
             <w:tcBorders>
               <w:top w:val="single" w:color="C9D3DC" w:sz="4"/>
               <w:left w:val="single" w:color="C9D3DC" w:sz="4"/>
@@ -15637,7 +17246,7 @@
         </w:tc>
         <w:tc>
           <w:tcPr>
-            <w:tcW w:type="dxa" w:w="4700"/>
+            <w:tcW w:type="dxa" w:w="4880"/>
             <w:tcBorders>
               <w:top w:val="single" w:color="C9D3DC" w:sz="4"/>
               <w:left w:val="single" w:color="C9D3DC" w:sz="4"/>
@@ -15680,7 +17289,7 @@
         </w:tc>
         <w:tc>
           <w:tcPr>
-            <w:tcW w:type="dxa" w:w="1500"/>
+            <w:tcW w:type="dxa" w:w="1320"/>
             <w:tcBorders>
               <w:top w:val="single" w:color="C9D3DC" w:sz="4"/>
               <w:left w:val="single" w:color="C9D3DC" w:sz="4"/>
@@ -15852,7 +17461,7 @@
         </w:tc>
         <w:tc>
           <w:tcPr>
-            <w:tcW w:type="dxa" w:w="4700"/>
+            <w:tcW w:type="dxa" w:w="4880"/>
             <w:tcBorders>
               <w:top w:val="single" w:color="C9D3DC" w:sz="4"/>
               <w:left w:val="single" w:color="C9D3DC" w:sz="4"/>
@@ -15895,7 +17504,7 @@
         </w:tc>
         <w:tc>
           <w:tcPr>
-            <w:tcW w:type="dxa" w:w="1500"/>
+            <w:tcW w:type="dxa" w:w="1320"/>
             <w:tcBorders>
               <w:top w:val="single" w:color="C9D3DC" w:sz="4"/>
               <w:left w:val="single" w:color="C9D3DC" w:sz="4"/>
@@ -16027,7 +17636,7 @@
         </w:tc>
         <w:tc>
           <w:tcPr>
-            <w:tcW w:type="dxa" w:w="4700"/>
+            <w:tcW w:type="dxa" w:w="4880"/>
             <w:tcBorders>
               <w:top w:val="single" w:color="C9D3DC" w:sz="4"/>
               <w:left w:val="single" w:color="C9D3DC" w:sz="4"/>
@@ -16070,7 +17679,7 @@
         </w:tc>
         <w:tc>
           <w:tcPr>
-            <w:tcW w:type="dxa" w:w="1500"/>
+            <w:tcW w:type="dxa" w:w="1320"/>
             <w:tcBorders>
               <w:top w:val="single" w:color="C9D3DC" w:sz="4"/>
               <w:left w:val="single" w:color="C9D3DC" w:sz="4"/>
@@ -16202,7 +17811,7 @@
         </w:tc>
         <w:tc>
           <w:tcPr>
-            <w:tcW w:type="dxa" w:w="4700"/>
+            <w:tcW w:type="dxa" w:w="4880"/>
             <w:tcBorders>
               <w:top w:val="single" w:color="C9D3DC" w:sz="4"/>
               <w:left w:val="single" w:color="C9D3DC" w:sz="4"/>
@@ -16245,7 +17854,7 @@
         </w:tc>
         <w:tc>
           <w:tcPr>
-            <w:tcW w:type="dxa" w:w="1500"/>
+            <w:tcW w:type="dxa" w:w="1320"/>
             <w:tcBorders>
               <w:top w:val="single" w:color="C9D3DC" w:sz="4"/>
               <w:left w:val="single" w:color="C9D3DC" w:sz="4"/>
@@ -16377,7 +17986,7 @@
         </w:tc>
         <w:tc>
           <w:tcPr>
-            <w:tcW w:type="dxa" w:w="4700"/>
+            <w:tcW w:type="dxa" w:w="4880"/>
             <w:tcBorders>
               <w:top w:val="single" w:color="C9D3DC" w:sz="4"/>
               <w:left w:val="single" w:color="C9D3DC" w:sz="4"/>
@@ -16403,7 +18012,7 @@
                 <w:sz w:val="17"/>
                 <w:szCs w:val="17"/>
               </w:rPr>
-              <w:t xml:space="preserve">A CA termination and key changeover plan exists, including a successor CA.</w:t>
+              <w:t xml:space="preserve">A CA termination and key changeover plan exists, including a successor CA and the continued CRL publication of the retired CA while device certificates beneath it remain in service.</w:t>
             </w:r>
             <w:r>
               <w:rPr>
@@ -16414,13 +18023,13 @@
                 <w:sz w:val="15"/>
                 <w:szCs w:val="15"/>
               </w:rPr>
-              <w:t xml:space="preserve">  CP/CPS 5.6, 5.8</w:t>
-            </w:r>
-          </w:p>
-        </w:tc>
-        <w:tc>
-          <w:tcPr>
-            <w:tcW w:type="dxa" w:w="1500"/>
+              <w:t xml:space="preserve">  CP/CPS 5.6, 5.8, 6.3.2</w:t>
+            </w:r>
+          </w:p>
+        </w:tc>
+        <w:tc>
+          <w:tcPr>
+            <w:tcW w:type="dxa" w:w="1320"/>
             <w:tcBorders>
               <w:top w:val="single" w:color="C9D3DC" w:sz="4"/>
               <w:left w:val="single" w:color="C9D3DC" w:sz="4"/>
@@ -16592,7 +18201,7 @@
         </w:tc>
         <w:tc>
           <w:tcPr>
-            <w:tcW w:type="dxa" w:w="4700"/>
+            <w:tcW w:type="dxa" w:w="4880"/>
             <w:tcBorders>
               <w:top w:val="single" w:color="C9D3DC" w:sz="4"/>
               <w:left w:val="single" w:color="C9D3DC" w:sz="4"/>
@@ -16635,7 +18244,7 @@
         </w:tc>
         <w:tc>
           <w:tcPr>
-            <w:tcW w:type="dxa" w:w="1500"/>
+            <w:tcW w:type="dxa" w:w="1320"/>
             <w:tcBorders>
               <w:top w:val="single" w:color="C9D3DC" w:sz="4"/>
               <w:left w:val="single" w:color="C9D3DC" w:sz="4"/>
@@ -16767,7 +18376,7 @@
         </w:tc>
         <w:tc>
           <w:tcPr>
-            <w:tcW w:type="dxa" w:w="4700"/>
+            <w:tcW w:type="dxa" w:w="4880"/>
             <w:tcBorders>
               <w:top w:val="single" w:color="C9D3DC" w:sz="4"/>
               <w:left w:val="single" w:color="C9D3DC" w:sz="4"/>
@@ -16793,7 +18402,7 @@
                 <w:sz w:val="17"/>
                 <w:szCs w:val="17"/>
               </w:rPr>
-              <w:t xml:space="preserve">You will notify WISeKey in advance of changes to the HSM, CA software, location, trusted-role holders or technical constraint.</w:t>
+              <w:t xml:space="preserve">You will notify SealSQ in advance of changes to the HSM, CA software, location, trusted-role holders or technical constraint.</w:t>
             </w:r>
             <w:r>
               <w:rPr>
@@ -16810,7 +18419,7 @@
         </w:tc>
         <w:tc>
           <w:tcPr>
-            <w:tcW w:type="dxa" w:w="1500"/>
+            <w:tcW w:type="dxa" w:w="1320"/>
             <w:tcBorders>
               <w:top w:val="single" w:color="C9D3DC" w:sz="4"/>
               <w:left w:val="single" w:color="C9D3DC" w:sz="4"/>
@@ -23774,6 +25383,3125 @@
               </w:sdtContent>
             </w:sdt>
           </w:p>
+        </w:tc>
+      </w:tr>
+    </w:tbl>
+    <w:p>
+      <w:pPr>
+        <w:pageBreakBefore/>
+        <w:pBdr>
+          <w:bottom w:val="single" w:color="13A3B5" w:sz="8" w:space="2"/>
+        </w:pBdr>
+        <w:spacing w:after="100" w:before="280"/>
+      </w:pPr>
+      <w:r>
+        <w:rPr>
+          <w:rFonts w:ascii="Calibri" w:cs="Calibri" w:eastAsia="Calibri" w:hAnsi="Calibri"/>
+          <w:b/>
+          <w:bCs/>
+          <w:color w:val="13A3B5"/>
+          <w:sz w:val="22"/>
+          <w:szCs w:val="22"/>
+        </w:rPr>
+        <w:t xml:space="preserve">D  </w:t>
+      </w:r>
+      <w:r>
+        <w:rPr>
+          <w:rFonts w:ascii="Calibri" w:cs="Calibri" w:eastAsia="Calibri" w:hAnsi="Calibri"/>
+          <w:b/>
+          <w:bCs/>
+          <w:color w:val="0B2545"/>
+          <w:spacing w:val="20"/>
+          <w:sz w:val="22"/>
+          <w:szCs w:val="22"/>
+        </w:rPr>
+        <w:t xml:space="preserve">APPENDIX — POST-CEREMONY DOCUMENT (TEMPLATE)</w:t>
+      </w:r>
+    </w:p>
+    <w:p>
+      <w:pPr>
+        <w:spacing w:after="60" w:before="60"/>
+        <w:jc w:val="both"/>
+      </w:pPr>
+      <w:r>
+        <w:rPr>
+          <w:rFonts w:ascii="Calibri" w:cs="Calibri" w:eastAsia="Calibri" w:hAnsi="Calibri"/>
+          <w:color w:val="1F2A33"/>
+          <w:sz w:val="19"/>
+          <w:szCs w:val="19"/>
+        </w:rPr>
+        <w:t xml:space="preserve">Model B only. Complete within ten business days of receiving the Subordinate CA certificate and return it, signed, with the attachments listed. It records the state of the CA as configured for production and is the reference against which later assessments compare the CA.</w:t>
+      </w:r>
+    </w:p>
+    <w:tbl>
+      <w:tblPr>
+        <w:tblW w:type="dxa" w:w="9639"/>
+        <w:tblBorders>
+          <w:top w:val="single" w:color="auto" w:sz="4"/>
+          <w:left w:val="single" w:color="auto" w:sz="4"/>
+          <w:bottom w:val="single" w:color="auto" w:sz="4"/>
+          <w:right w:val="single" w:color="auto" w:sz="4"/>
+          <w:insideH w:val="single" w:color="auto" w:sz="4"/>
+          <w:insideV w:val="single" w:color="auto" w:sz="4"/>
+        </w:tblBorders>
+        <w:tblLayout w:type="fixed"/>
+      </w:tblPr>
+      <w:tblGrid>
+        <w:gridCol w:w="2900"/>
+        <w:gridCol w:w="3900"/>
+        <w:gridCol w:w="2839"/>
+      </w:tblGrid>
+      <w:tr>
+        <w:trPr>
+          <w:cantSplit/>
+        </w:trPr>
+        <w:tc>
+          <w:tcPr>
+            <w:tcW w:type="dxa" w:w="9639"/>
+            <w:gridSpan w:val="3"/>
+            <w:tcBorders>
+              <w:top w:val="single" w:color="C9D3DC" w:sz="4"/>
+              <w:left w:val="single" w:color="C9D3DC" w:sz="4"/>
+              <w:bottom w:val="single" w:color="C9D3DC" w:sz="4"/>
+              <w:right w:val="single" w:color="C9D3DC" w:sz="4"/>
+            </w:tcBorders>
+            <w:shd w:fill="0B2545" w:color="auto" w:val="clear"/>
+            <w:tcMar>
+              <w:top w:type="dxa" w:w="50"/>
+              <w:left w:type="dxa" w:w="110"/>
+              <w:bottom w:type="dxa" w:w="50"/>
+              <w:right w:type="dxa" w:w="110"/>
+            </w:tcMar>
+          </w:tcPr>
+          <w:p>
+            <w:pPr>
+              <w:spacing w:after="0" w:before="0"/>
+            </w:pPr>
+            <w:r>
+              <w:rPr>
+                <w:rFonts w:ascii="Calibri" w:cs="Calibri" w:eastAsia="Calibri" w:hAnsi="Calibri"/>
+                <w:b/>
+                <w:bCs/>
+                <w:color w:val="FFFFFF"/>
+                <w:spacing w:val="15"/>
+                <w:sz w:val="18"/>
+                <w:szCs w:val="18"/>
+              </w:rPr>
+              <w:t xml:space="preserve">CEREMONY</w:t>
+            </w:r>
+          </w:p>
+        </w:tc>
+      </w:tr>
+      <w:tr>
+        <w:trPr>
+          <w:cantSplit/>
+        </w:trPr>
+        <w:tc>
+          <w:tcPr>
+            <w:tcW w:type="dxa" w:w="2900"/>
+            <w:tcBorders>
+              <w:top w:val="single" w:color="C9D3DC" w:sz="4"/>
+              <w:left w:val="single" w:color="C9D3DC" w:sz="4"/>
+              <w:bottom w:val="single" w:color="C9D3DC" w:sz="4"/>
+              <w:right w:val="single" w:color="C9D3DC" w:sz="4"/>
+            </w:tcBorders>
+            <w:shd w:fill="EEF3F7" w:color="auto" w:val="clear"/>
+            <w:tcMar>
+              <w:top w:type="dxa" w:w="70"/>
+              <w:left w:type="dxa" w:w="110"/>
+              <w:bottom w:type="dxa" w:w="70"/>
+              <w:right w:type="dxa" w:w="110"/>
+            </w:tcMar>
+            <w:vAlign w:val="center"/>
+          </w:tcPr>
+          <w:p>
+            <w:pPr>
+              <w:spacing w:after="0" w:before="0"/>
+            </w:pPr>
+            <w:r>
+              <w:rPr>
+                <w:rFonts w:ascii="Calibri" w:cs="Calibri" w:eastAsia="Calibri" w:hAnsi="Calibri"/>
+                <w:b/>
+                <w:bCs/>
+                <w:color w:val="0B2545"/>
+                <w:sz w:val="20"/>
+                <w:szCs w:val="20"/>
+              </w:rPr>
+              <w:t xml:space="preserve">Ceremony date and location</w:t>
+            </w:r>
+          </w:p>
+        </w:tc>
+        <w:tc>
+          <w:tcPr>
+            <w:tcW w:type="dxa" w:w="3900"/>
+            <w:tcBorders>
+              <w:top w:val="single" w:color="C9D3DC" w:sz="4"/>
+              <w:left w:val="single" w:color="C9D3DC" w:sz="4"/>
+              <w:bottom w:val="single" w:color="C9D3DC" w:sz="4"/>
+              <w:right w:val="single" w:color="C9D3DC" w:sz="4"/>
+            </w:tcBorders>
+            <w:tcMar>
+              <w:top w:type="dxa" w:w="70"/>
+              <w:left w:type="dxa" w:w="110"/>
+              <w:bottom w:type="dxa" w:w="70"/>
+              <w:right w:type="dxa" w:w="110"/>
+            </w:tcMar>
+            <w:vAlign w:val="center"/>
+          </w:tcPr>
+          <w:p>
+            <w:pPr>
+              <w:spacing w:after="0" w:before="0"/>
+            </w:pPr>
+            <w:sdt>
+              <w:sdtPr>
+                <w:alias w:val="PcDate"/>
+                <w:tag w:val="PcDate"/>
+                <w:id w:val="900174"/>
+                <w:showingPlcHdr/>
+                <w:text/>
+              </w:sdtPr>
+              <w:sdtContent>
+                <w:r>
+                  <w:rPr>
+                    <w:rFonts w:ascii="Calibri" w:hAnsi="Calibri" w:cs="Calibri" w:eastAsia="Calibri"/>
+                    <w:i/>
+                    <w:color w:val="8A949C"/>
+                    <w:sz w:val="20"/>
+                  </w:rPr>
+                  <w:t xml:space="preserve">Date, time (UTC) and site</w:t>
+                </w:r>
+              </w:sdtContent>
+            </w:sdt>
+          </w:p>
+        </w:tc>
+        <w:tc>
+          <w:tcPr>
+            <w:tcW w:type="dxa" w:w="2839"/>
+            <w:tcBorders>
+              <w:top w:val="single" w:color="C9D3DC" w:sz="4"/>
+              <w:left w:val="single" w:color="C9D3DC" w:sz="4"/>
+              <w:bottom w:val="single" w:color="C9D3DC" w:sz="4"/>
+              <w:right w:val="single" w:color="C9D3DC" w:sz="4"/>
+            </w:tcBorders>
+            <w:tcMar>
+              <w:top w:type="dxa" w:w="70"/>
+              <w:left w:type="dxa" w:w="110"/>
+              <w:bottom w:type="dxa" w:w="70"/>
+              <w:right w:type="dxa" w:w="110"/>
+            </w:tcMar>
+            <w:vAlign w:val="center"/>
+          </w:tcPr>
+          <w:p>
+            <w:pPr>
+              <w:spacing w:after="0" w:before="0"/>
+            </w:pPr>
+            <w:r>
+              <w:rPr>
+                <w:rFonts w:ascii="Calibri" w:cs="Calibri" w:eastAsia="Calibri" w:hAnsi="Calibri"/>
+                <w:i/>
+                <w:iCs/>
+                <w:color w:val="5B6770"/>
+                <w:sz w:val="17"/>
+                <w:szCs w:val="17"/>
+              </w:rPr>
+              <w:t xml:space="preserve"/>
+            </w:r>
+          </w:p>
+        </w:tc>
+      </w:tr>
+      <w:tr>
+        <w:trPr>
+          <w:cantSplit/>
+        </w:trPr>
+        <w:tc>
+          <w:tcPr>
+            <w:tcW w:type="dxa" w:w="2900"/>
+            <w:tcBorders>
+              <w:top w:val="single" w:color="C9D3DC" w:sz="4"/>
+              <w:left w:val="single" w:color="C9D3DC" w:sz="4"/>
+              <w:bottom w:val="single" w:color="C9D3DC" w:sz="4"/>
+              <w:right w:val="single" w:color="C9D3DC" w:sz="4"/>
+            </w:tcBorders>
+            <w:shd w:fill="EEF3F7" w:color="auto" w:val="clear"/>
+            <w:tcMar>
+              <w:top w:type="dxa" w:w="70"/>
+              <w:left w:type="dxa" w:w="110"/>
+              <w:bottom w:type="dxa" w:w="70"/>
+              <w:right w:type="dxa" w:w="110"/>
+            </w:tcMar>
+            <w:vAlign w:val="center"/>
+          </w:tcPr>
+          <w:p>
+            <w:pPr>
+              <w:spacing w:after="0" w:before="0"/>
+            </w:pPr>
+            <w:r>
+              <w:rPr>
+                <w:rFonts w:ascii="Calibri" w:cs="Calibri" w:eastAsia="Calibri" w:hAnsi="Calibri"/>
+                <w:b/>
+                <w:bCs/>
+                <w:color w:val="0B2545"/>
+                <w:sz w:val="20"/>
+                <w:szCs w:val="20"/>
+              </w:rPr>
+              <w:t xml:space="preserve">Participants and roles</w:t>
+            </w:r>
+          </w:p>
+        </w:tc>
+        <w:tc>
+          <w:tcPr>
+            <w:tcW w:type="dxa" w:w="3900"/>
+            <w:tcBorders>
+              <w:top w:val="single" w:color="C9D3DC" w:sz="4"/>
+              <w:left w:val="single" w:color="C9D3DC" w:sz="4"/>
+              <w:bottom w:val="single" w:color="C9D3DC" w:sz="4"/>
+              <w:right w:val="single" w:color="C9D3DC" w:sz="4"/>
+            </w:tcBorders>
+            <w:tcMar>
+              <w:top w:type="dxa" w:w="70"/>
+              <w:left w:type="dxa" w:w="110"/>
+              <w:bottom w:type="dxa" w:w="70"/>
+              <w:right w:type="dxa" w:w="110"/>
+            </w:tcMar>
+            <w:vAlign w:val="center"/>
+          </w:tcPr>
+          <w:p>
+            <w:pPr>
+              <w:spacing w:after="0" w:before="0"/>
+            </w:pPr>
+            <w:sdt>
+              <w:sdtPr>
+                <w:alias w:val="PcPart"/>
+                <w:tag w:val="PcPart"/>
+                <w:id w:val="900175"/>
+                <w:showingPlcHdr/>
+                <w:text/>
+              </w:sdtPr>
+              <w:sdtContent>
+                <w:r>
+                  <w:rPr>
+                    <w:rFonts w:ascii="Calibri" w:hAnsi="Calibri" w:cs="Calibri" w:eastAsia="Calibri"/>
+                    <w:i/>
+                    <w:color w:val="8A949C"/>
+                    <w:sz w:val="20"/>
+                  </w:rPr>
+                  <w:t xml:space="preserve">Names and trusted roles; SEALSQ witness</w:t>
+                </w:r>
+              </w:sdtContent>
+            </w:sdt>
+          </w:p>
+        </w:tc>
+        <w:tc>
+          <w:tcPr>
+            <w:tcW w:type="dxa" w:w="2839"/>
+            <w:tcBorders>
+              <w:top w:val="single" w:color="C9D3DC" w:sz="4"/>
+              <w:left w:val="single" w:color="C9D3DC" w:sz="4"/>
+              <w:bottom w:val="single" w:color="C9D3DC" w:sz="4"/>
+              <w:right w:val="single" w:color="C9D3DC" w:sz="4"/>
+            </w:tcBorders>
+            <w:tcMar>
+              <w:top w:type="dxa" w:w="70"/>
+              <w:left w:type="dxa" w:w="110"/>
+              <w:bottom w:type="dxa" w:w="70"/>
+              <w:right w:type="dxa" w:w="110"/>
+            </w:tcMar>
+            <w:vAlign w:val="center"/>
+          </w:tcPr>
+          <w:p>
+            <w:pPr>
+              <w:spacing w:after="0" w:before="0"/>
+            </w:pPr>
+            <w:r>
+              <w:rPr>
+                <w:rFonts w:ascii="Calibri" w:cs="Calibri" w:eastAsia="Calibri" w:hAnsi="Calibri"/>
+                <w:i/>
+                <w:iCs/>
+                <w:color w:val="5B6770"/>
+                <w:sz w:val="17"/>
+                <w:szCs w:val="17"/>
+              </w:rPr>
+              <w:t xml:space="preserve">CP/CPS 5.2.1</w:t>
+            </w:r>
+          </w:p>
+        </w:tc>
+      </w:tr>
+      <w:tr>
+        <w:trPr>
+          <w:cantSplit/>
+        </w:trPr>
+        <w:tc>
+          <w:tcPr>
+            <w:tcW w:type="dxa" w:w="2900"/>
+            <w:tcBorders>
+              <w:top w:val="single" w:color="C9D3DC" w:sz="4"/>
+              <w:left w:val="single" w:color="C9D3DC" w:sz="4"/>
+              <w:bottom w:val="single" w:color="C9D3DC" w:sz="4"/>
+              <w:right w:val="single" w:color="C9D3DC" w:sz="4"/>
+            </w:tcBorders>
+            <w:shd w:fill="EEF3F7" w:color="auto" w:val="clear"/>
+            <w:tcMar>
+              <w:top w:type="dxa" w:w="70"/>
+              <w:left w:type="dxa" w:w="110"/>
+              <w:bottom w:type="dxa" w:w="70"/>
+              <w:right w:type="dxa" w:w="110"/>
+            </w:tcMar>
+            <w:vAlign w:val="center"/>
+          </w:tcPr>
+          <w:p>
+            <w:pPr>
+              <w:spacing w:after="0" w:before="0"/>
+            </w:pPr>
+            <w:r>
+              <w:rPr>
+                <w:rFonts w:ascii="Calibri" w:cs="Calibri" w:eastAsia="Calibri" w:hAnsi="Calibri"/>
+                <w:b/>
+                <w:bCs/>
+                <w:color w:val="0B2545"/>
+                <w:sz w:val="20"/>
+                <w:szCs w:val="20"/>
+              </w:rPr>
+              <w:t xml:space="preserve">HSM identification</w:t>
+            </w:r>
+          </w:p>
+        </w:tc>
+        <w:tc>
+          <w:tcPr>
+            <w:tcW w:type="dxa" w:w="3900"/>
+            <w:tcBorders>
+              <w:top w:val="single" w:color="C9D3DC" w:sz="4"/>
+              <w:left w:val="single" w:color="C9D3DC" w:sz="4"/>
+              <w:bottom w:val="single" w:color="C9D3DC" w:sz="4"/>
+              <w:right w:val="single" w:color="C9D3DC" w:sz="4"/>
+            </w:tcBorders>
+            <w:tcMar>
+              <w:top w:type="dxa" w:w="70"/>
+              <w:left w:type="dxa" w:w="110"/>
+              <w:bottom w:type="dxa" w:w="70"/>
+              <w:right w:type="dxa" w:w="110"/>
+            </w:tcMar>
+            <w:vAlign w:val="center"/>
+          </w:tcPr>
+          <w:p>
+            <w:pPr>
+              <w:spacing w:after="0" w:before="0"/>
+            </w:pPr>
+            <w:sdt>
+              <w:sdtPr>
+                <w:alias w:val="PcHsm"/>
+                <w:tag w:val="PcHsm"/>
+                <w:id w:val="900176"/>
+                <w:showingPlcHdr/>
+                <w:text/>
+              </w:sdtPr>
+              <w:sdtContent>
+                <w:r>
+                  <w:rPr>
+                    <w:rFonts w:ascii="Calibri" w:hAnsi="Calibri" w:cs="Calibri" w:eastAsia="Calibri"/>
+                    <w:i/>
+                    <w:color w:val="8A949C"/>
+                    <w:sz w:val="20"/>
+                  </w:rPr>
+                  <w:t xml:space="preserve">Brand, model, serial number, firmware; certification</w:t>
+                </w:r>
+              </w:sdtContent>
+            </w:sdt>
+          </w:p>
+        </w:tc>
+        <w:tc>
+          <w:tcPr>
+            <w:tcW w:type="dxa" w:w="2839"/>
+            <w:tcBorders>
+              <w:top w:val="single" w:color="C9D3DC" w:sz="4"/>
+              <w:left w:val="single" w:color="C9D3DC" w:sz="4"/>
+              <w:bottom w:val="single" w:color="C9D3DC" w:sz="4"/>
+              <w:right w:val="single" w:color="C9D3DC" w:sz="4"/>
+            </w:tcBorders>
+            <w:tcMar>
+              <w:top w:type="dxa" w:w="70"/>
+              <w:left w:type="dxa" w:w="110"/>
+              <w:bottom w:type="dxa" w:w="70"/>
+              <w:right w:type="dxa" w:w="110"/>
+            </w:tcMar>
+            <w:vAlign w:val="center"/>
+          </w:tcPr>
+          <w:p>
+            <w:pPr>
+              <w:spacing w:after="0" w:before="0"/>
+            </w:pPr>
+            <w:r>
+              <w:rPr>
+                <w:rFonts w:ascii="Calibri" w:cs="Calibri" w:eastAsia="Calibri" w:hAnsi="Calibri"/>
+                <w:i/>
+                <w:iCs/>
+                <w:color w:val="5B6770"/>
+                <w:sz w:val="17"/>
+                <w:szCs w:val="17"/>
+              </w:rPr>
+              <w:t xml:space="preserve">Must match Appendix B</w:t>
+            </w:r>
+          </w:p>
+        </w:tc>
+      </w:tr>
+      <w:tr>
+        <w:trPr>
+          <w:cantSplit/>
+        </w:trPr>
+        <w:tc>
+          <w:tcPr>
+            <w:tcW w:type="dxa" w:w="2900"/>
+            <w:tcBorders>
+              <w:top w:val="single" w:color="C9D3DC" w:sz="4"/>
+              <w:left w:val="single" w:color="C9D3DC" w:sz="4"/>
+              <w:bottom w:val="single" w:color="C9D3DC" w:sz="4"/>
+              <w:right w:val="single" w:color="C9D3DC" w:sz="4"/>
+            </w:tcBorders>
+            <w:shd w:fill="EEF3F7" w:color="auto" w:val="clear"/>
+            <w:tcMar>
+              <w:top w:type="dxa" w:w="70"/>
+              <w:left w:type="dxa" w:w="110"/>
+              <w:bottom w:type="dxa" w:w="70"/>
+              <w:right w:type="dxa" w:w="110"/>
+            </w:tcMar>
+            <w:vAlign w:val="center"/>
+          </w:tcPr>
+          <w:p>
+            <w:pPr>
+              <w:spacing w:after="0" w:before="0"/>
+            </w:pPr>
+            <w:r>
+              <w:rPr>
+                <w:rFonts w:ascii="Calibri" w:cs="Calibri" w:eastAsia="Calibri" w:hAnsi="Calibri"/>
+                <w:b/>
+                <w:bCs/>
+                <w:color w:val="0B2545"/>
+                <w:sz w:val="20"/>
+                <w:szCs w:val="20"/>
+              </w:rPr>
+              <w:t xml:space="preserve">Key identifier</w:t>
+            </w:r>
+          </w:p>
+        </w:tc>
+        <w:tc>
+          <w:tcPr>
+            <w:tcW w:type="dxa" w:w="3900"/>
+            <w:tcBorders>
+              <w:top w:val="single" w:color="C9D3DC" w:sz="4"/>
+              <w:left w:val="single" w:color="C9D3DC" w:sz="4"/>
+              <w:bottom w:val="single" w:color="C9D3DC" w:sz="4"/>
+              <w:right w:val="single" w:color="C9D3DC" w:sz="4"/>
+            </w:tcBorders>
+            <w:tcMar>
+              <w:top w:type="dxa" w:w="70"/>
+              <w:left w:type="dxa" w:w="110"/>
+              <w:bottom w:type="dxa" w:w="70"/>
+              <w:right w:type="dxa" w:w="110"/>
+            </w:tcMar>
+            <w:vAlign w:val="center"/>
+          </w:tcPr>
+          <w:p>
+            <w:pPr>
+              <w:spacing w:after="0" w:before="0"/>
+            </w:pPr>
+            <w:sdt>
+              <w:sdtPr>
+                <w:alias w:val="PcSki"/>
+                <w:tag w:val="PcSki"/>
+                <w:id w:val="900177"/>
+                <w:showingPlcHdr/>
+                <w:text/>
+              </w:sdtPr>
+              <w:sdtContent>
+                <w:r>
+                  <w:rPr>
+                    <w:rFonts w:ascii="Calibri" w:hAnsi="Calibri" w:cs="Calibri" w:eastAsia="Calibri"/>
+                    <w:i/>
+                    <w:color w:val="8A949C"/>
+                    <w:sz w:val="20"/>
+                  </w:rPr>
+                  <w:t xml:space="preserve">SHA-256 of the public key / subjectKeyIdentifier as recorded at the ceremony</w:t>
+                </w:r>
+              </w:sdtContent>
+            </w:sdt>
+          </w:p>
+        </w:tc>
+        <w:tc>
+          <w:tcPr>
+            <w:tcW w:type="dxa" w:w="2839"/>
+            <w:tcBorders>
+              <w:top w:val="single" w:color="C9D3DC" w:sz="4"/>
+              <w:left w:val="single" w:color="C9D3DC" w:sz="4"/>
+              <w:bottom w:val="single" w:color="C9D3DC" w:sz="4"/>
+              <w:right w:val="single" w:color="C9D3DC" w:sz="4"/>
+            </w:tcBorders>
+            <w:tcMar>
+              <w:top w:type="dxa" w:w="70"/>
+              <w:left w:type="dxa" w:w="110"/>
+              <w:bottom w:type="dxa" w:w="70"/>
+              <w:right w:type="dxa" w:w="110"/>
+            </w:tcMar>
+            <w:vAlign w:val="center"/>
+          </w:tcPr>
+          <w:p>
+            <w:pPr>
+              <w:spacing w:after="0" w:before="0"/>
+            </w:pPr>
+            <w:r>
+              <w:rPr>
+                <w:rFonts w:ascii="Calibri" w:cs="Calibri" w:eastAsia="Calibri" w:hAnsi="Calibri"/>
+                <w:i/>
+                <w:iCs/>
+                <w:color w:val="5B6770"/>
+                <w:sz w:val="17"/>
+                <w:szCs w:val="17"/>
+              </w:rPr>
+              <w:t xml:space="preserve"/>
+            </w:r>
+          </w:p>
+        </w:tc>
+      </w:tr>
+      <w:tr>
+        <w:trPr>
+          <w:cantSplit/>
+        </w:trPr>
+        <w:tc>
+          <w:tcPr>
+            <w:tcW w:type="dxa" w:w="2900"/>
+            <w:tcBorders>
+              <w:top w:val="single" w:color="C9D3DC" w:sz="4"/>
+              <w:left w:val="single" w:color="C9D3DC" w:sz="4"/>
+              <w:bottom w:val="single" w:color="C9D3DC" w:sz="4"/>
+              <w:right w:val="single" w:color="C9D3DC" w:sz="4"/>
+            </w:tcBorders>
+            <w:shd w:fill="EEF3F7" w:color="auto" w:val="clear"/>
+            <w:tcMar>
+              <w:top w:type="dxa" w:w="70"/>
+              <w:left w:type="dxa" w:w="110"/>
+              <w:bottom w:type="dxa" w:w="70"/>
+              <w:right w:type="dxa" w:w="110"/>
+            </w:tcMar>
+            <w:vAlign w:val="center"/>
+          </w:tcPr>
+          <w:p>
+            <w:pPr>
+              <w:spacing w:after="0" w:before="0"/>
+            </w:pPr>
+            <w:r>
+              <w:rPr>
+                <w:rFonts w:ascii="Calibri" w:cs="Calibri" w:eastAsia="Calibri" w:hAnsi="Calibri"/>
+                <w:b/>
+                <w:bCs/>
+                <w:color w:val="0B2545"/>
+                <w:sz w:val="20"/>
+                <w:szCs w:val="20"/>
+              </w:rPr>
+              <w:t xml:space="preserve">Certificate fingerprint</w:t>
+            </w:r>
+          </w:p>
+        </w:tc>
+        <w:tc>
+          <w:tcPr>
+            <w:tcW w:type="dxa" w:w="3900"/>
+            <w:tcBorders>
+              <w:top w:val="single" w:color="C9D3DC" w:sz="4"/>
+              <w:left w:val="single" w:color="C9D3DC" w:sz="4"/>
+              <w:bottom w:val="single" w:color="C9D3DC" w:sz="4"/>
+              <w:right w:val="single" w:color="C9D3DC" w:sz="4"/>
+            </w:tcBorders>
+            <w:tcMar>
+              <w:top w:type="dxa" w:w="70"/>
+              <w:left w:type="dxa" w:w="110"/>
+              <w:bottom w:type="dxa" w:w="70"/>
+              <w:right w:type="dxa" w:w="110"/>
+            </w:tcMar>
+            <w:vAlign w:val="center"/>
+          </w:tcPr>
+          <w:p>
+            <w:pPr>
+              <w:spacing w:after="0" w:before="0"/>
+            </w:pPr>
+            <w:sdt>
+              <w:sdtPr>
+                <w:alias w:val="PcFp"/>
+                <w:tag w:val="PcFp"/>
+                <w:id w:val="900178"/>
+                <w:showingPlcHdr/>
+                <w:text/>
+              </w:sdtPr>
+              <w:sdtContent>
+                <w:r>
+                  <w:rPr>
+                    <w:rFonts w:ascii="Calibri" w:hAnsi="Calibri" w:cs="Calibri" w:eastAsia="Calibri"/>
+                    <w:i/>
+                    <w:color w:val="8A949C"/>
+                    <w:sz w:val="20"/>
+                  </w:rPr>
+                  <w:t xml:space="preserve">SHA-256 fingerprint of the Subordinate CA certificate as installed</w:t>
+                </w:r>
+              </w:sdtContent>
+            </w:sdt>
+          </w:p>
+        </w:tc>
+        <w:tc>
+          <w:tcPr>
+            <w:tcW w:type="dxa" w:w="2839"/>
+            <w:tcBorders>
+              <w:top w:val="single" w:color="C9D3DC" w:sz="4"/>
+              <w:left w:val="single" w:color="C9D3DC" w:sz="4"/>
+              <w:bottom w:val="single" w:color="C9D3DC" w:sz="4"/>
+              <w:right w:val="single" w:color="C9D3DC" w:sz="4"/>
+            </w:tcBorders>
+            <w:tcMar>
+              <w:top w:type="dxa" w:w="70"/>
+              <w:left w:type="dxa" w:w="110"/>
+              <w:bottom w:type="dxa" w:w="70"/>
+              <w:right w:type="dxa" w:w="110"/>
+            </w:tcMar>
+            <w:vAlign w:val="center"/>
+          </w:tcPr>
+          <w:p>
+            <w:pPr>
+              <w:spacing w:after="0" w:before="0"/>
+            </w:pPr>
+            <w:r>
+              <w:rPr>
+                <w:rFonts w:ascii="Calibri" w:cs="Calibri" w:eastAsia="Calibri" w:hAnsi="Calibri"/>
+                <w:i/>
+                <w:iCs/>
+                <w:color w:val="5B6770"/>
+                <w:sz w:val="17"/>
+                <w:szCs w:val="17"/>
+              </w:rPr>
+              <w:t xml:space="preserve"/>
+            </w:r>
+          </w:p>
+        </w:tc>
+      </w:tr>
+      <w:tr>
+        <w:trPr>
+          <w:cantSplit/>
+        </w:trPr>
+        <w:tc>
+          <w:tcPr>
+            <w:tcW w:type="dxa" w:w="2900"/>
+            <w:tcBorders>
+              <w:top w:val="single" w:color="C9D3DC" w:sz="4"/>
+              <w:left w:val="single" w:color="C9D3DC" w:sz="4"/>
+              <w:bottom w:val="single" w:color="C9D3DC" w:sz="4"/>
+              <w:right w:val="single" w:color="C9D3DC" w:sz="4"/>
+            </w:tcBorders>
+            <w:shd w:fill="EEF3F7" w:color="auto" w:val="clear"/>
+            <w:tcMar>
+              <w:top w:type="dxa" w:w="70"/>
+              <w:left w:type="dxa" w:w="110"/>
+              <w:bottom w:type="dxa" w:w="70"/>
+              <w:right w:type="dxa" w:w="110"/>
+            </w:tcMar>
+            <w:vAlign w:val="center"/>
+          </w:tcPr>
+          <w:p>
+            <w:pPr>
+              <w:spacing w:after="0" w:before="0"/>
+            </w:pPr>
+            <w:r>
+              <w:rPr>
+                <w:rFonts w:ascii="Calibri" w:cs="Calibri" w:eastAsia="Calibri" w:hAnsi="Calibri"/>
+                <w:b/>
+                <w:bCs/>
+                <w:color w:val="0B2545"/>
+                <w:sz w:val="20"/>
+                <w:szCs w:val="20"/>
+              </w:rPr>
+              <w:t xml:space="preserve">Deviations from the script</w:t>
+            </w:r>
+          </w:p>
+        </w:tc>
+        <w:tc>
+          <w:tcPr>
+            <w:tcW w:type="dxa" w:w="3900"/>
+            <w:tcBorders>
+              <w:top w:val="single" w:color="C9D3DC" w:sz="4"/>
+              <w:left w:val="single" w:color="C9D3DC" w:sz="4"/>
+              <w:bottom w:val="single" w:color="C9D3DC" w:sz="4"/>
+              <w:right w:val="single" w:color="C9D3DC" w:sz="4"/>
+            </w:tcBorders>
+            <w:tcMar>
+              <w:top w:type="dxa" w:w="70"/>
+              <w:left w:type="dxa" w:w="110"/>
+              <w:bottom w:type="dxa" w:w="70"/>
+              <w:right w:type="dxa" w:w="110"/>
+            </w:tcMar>
+            <w:vAlign w:val="center"/>
+          </w:tcPr>
+          <w:p>
+            <w:pPr>
+              <w:spacing w:after="0" w:before="0"/>
+            </w:pPr>
+            <w:sdt>
+              <w:sdtPr>
+                <w:alias w:val="PcDev"/>
+                <w:tag w:val="PcDev"/>
+                <w:id w:val="900179"/>
+                <w:showingPlcHdr/>
+                <w:text/>
+              </w:sdtPr>
+              <w:sdtContent>
+                <w:r>
+                  <w:rPr>
+                    <w:rFonts w:ascii="Calibri" w:hAnsi="Calibri" w:cs="Calibri" w:eastAsia="Calibri"/>
+                    <w:i/>
+                    <w:color w:val="8A949C"/>
+                    <w:sz w:val="20"/>
+                  </w:rPr>
+                  <w:t xml:space="preserve">None, or description and witness observation</w:t>
+                </w:r>
+              </w:sdtContent>
+            </w:sdt>
+          </w:p>
+        </w:tc>
+        <w:tc>
+          <w:tcPr>
+            <w:tcW w:type="dxa" w:w="2839"/>
+            <w:tcBorders>
+              <w:top w:val="single" w:color="C9D3DC" w:sz="4"/>
+              <w:left w:val="single" w:color="C9D3DC" w:sz="4"/>
+              <w:bottom w:val="single" w:color="C9D3DC" w:sz="4"/>
+              <w:right w:val="single" w:color="C9D3DC" w:sz="4"/>
+            </w:tcBorders>
+            <w:tcMar>
+              <w:top w:type="dxa" w:w="70"/>
+              <w:left w:type="dxa" w:w="110"/>
+              <w:bottom w:type="dxa" w:w="70"/>
+              <w:right w:type="dxa" w:w="110"/>
+            </w:tcMar>
+            <w:vAlign w:val="center"/>
+          </w:tcPr>
+          <w:p>
+            <w:pPr>
+              <w:spacing w:after="0" w:before="0"/>
+            </w:pPr>
+            <w:r>
+              <w:rPr>
+                <w:rFonts w:ascii="Calibri" w:cs="Calibri" w:eastAsia="Calibri" w:hAnsi="Calibri"/>
+                <w:i/>
+                <w:iCs/>
+                <w:color w:val="5B6770"/>
+                <w:sz w:val="17"/>
+                <w:szCs w:val="17"/>
+              </w:rPr>
+              <w:t xml:space="preserve"/>
+            </w:r>
+          </w:p>
+        </w:tc>
+      </w:tr>
+      <w:tr>
+        <w:trPr>
+          <w:cantSplit/>
+        </w:trPr>
+        <w:tc>
+          <w:tcPr>
+            <w:tcW w:type="dxa" w:w="9639"/>
+            <w:gridSpan w:val="3"/>
+            <w:tcBorders>
+              <w:top w:val="single" w:color="C9D3DC" w:sz="4"/>
+              <w:left w:val="single" w:color="C9D3DC" w:sz="4"/>
+              <w:bottom w:val="single" w:color="C9D3DC" w:sz="4"/>
+              <w:right w:val="single" w:color="C9D3DC" w:sz="4"/>
+            </w:tcBorders>
+            <w:shd w:fill="0B2545" w:color="auto" w:val="clear"/>
+            <w:tcMar>
+              <w:top w:type="dxa" w:w="50"/>
+              <w:left w:type="dxa" w:w="110"/>
+              <w:bottom w:type="dxa" w:w="50"/>
+              <w:right w:type="dxa" w:w="110"/>
+            </w:tcMar>
+          </w:tcPr>
+          <w:p>
+            <w:pPr>
+              <w:spacing w:after="0" w:before="0"/>
+            </w:pPr>
+            <w:r>
+              <w:rPr>
+                <w:rFonts w:ascii="Calibri" w:cs="Calibri" w:eastAsia="Calibri" w:hAnsi="Calibri"/>
+                <w:b/>
+                <w:bCs/>
+                <w:color w:val="FFFFFF"/>
+                <w:spacing w:val="15"/>
+                <w:sz w:val="18"/>
+                <w:szCs w:val="18"/>
+              </w:rPr>
+              <w:t xml:space="preserve">CA CONFIGURATION</w:t>
+            </w:r>
+          </w:p>
+        </w:tc>
+      </w:tr>
+      <w:tr>
+        <w:trPr>
+          <w:cantSplit/>
+        </w:trPr>
+        <w:tc>
+          <w:tcPr>
+            <w:tcW w:type="dxa" w:w="2900"/>
+            <w:tcBorders>
+              <w:top w:val="single" w:color="C9D3DC" w:sz="4"/>
+              <w:left w:val="single" w:color="C9D3DC" w:sz="4"/>
+              <w:bottom w:val="single" w:color="C9D3DC" w:sz="4"/>
+              <w:right w:val="single" w:color="C9D3DC" w:sz="4"/>
+            </w:tcBorders>
+            <w:shd w:fill="EEF3F7" w:color="auto" w:val="clear"/>
+            <w:tcMar>
+              <w:top w:type="dxa" w:w="70"/>
+              <w:left w:type="dxa" w:w="110"/>
+              <w:bottom w:type="dxa" w:w="70"/>
+              <w:right w:type="dxa" w:w="110"/>
+            </w:tcMar>
+            <w:vAlign w:val="center"/>
+          </w:tcPr>
+          <w:p>
+            <w:pPr>
+              <w:spacing w:after="0" w:before="0"/>
+            </w:pPr>
+            <w:r>
+              <w:rPr>
+                <w:rFonts w:ascii="Calibri" w:cs="Calibri" w:eastAsia="Calibri" w:hAnsi="Calibri"/>
+                <w:b/>
+                <w:bCs/>
+                <w:color w:val="0B2545"/>
+                <w:sz w:val="20"/>
+                <w:szCs w:val="20"/>
+              </w:rPr>
+              <w:t xml:space="preserve">CA software and version</w:t>
+            </w:r>
+          </w:p>
+        </w:tc>
+        <w:tc>
+          <w:tcPr>
+            <w:tcW w:type="dxa" w:w="3900"/>
+            <w:tcBorders>
+              <w:top w:val="single" w:color="C9D3DC" w:sz="4"/>
+              <w:left w:val="single" w:color="C9D3DC" w:sz="4"/>
+              <w:bottom w:val="single" w:color="C9D3DC" w:sz="4"/>
+              <w:right w:val="single" w:color="C9D3DC" w:sz="4"/>
+            </w:tcBorders>
+            <w:tcMar>
+              <w:top w:type="dxa" w:w="70"/>
+              <w:left w:type="dxa" w:w="110"/>
+              <w:bottom w:type="dxa" w:w="70"/>
+              <w:right w:type="dxa" w:w="110"/>
+            </w:tcMar>
+            <w:vAlign w:val="center"/>
+          </w:tcPr>
+          <w:p>
+            <w:pPr>
+              <w:spacing w:after="0" w:before="0"/>
+            </w:pPr>
+            <w:sdt>
+              <w:sdtPr>
+                <w:alias w:val="PcSw"/>
+                <w:tag w:val="PcSw"/>
+                <w:id w:val="900180"/>
+                <w:showingPlcHdr/>
+                <w:text/>
+              </w:sdtPr>
+              <w:sdtContent>
+                <w:r>
+                  <w:rPr>
+                    <w:rFonts w:ascii="Calibri" w:hAnsi="Calibri" w:cs="Calibri" w:eastAsia="Calibri"/>
+                    <w:i/>
+                    <w:color w:val="8A949C"/>
+                    <w:sz w:val="20"/>
+                  </w:rPr>
+                  <w:t xml:space="preserve">As installed in production</w:t>
+                </w:r>
+              </w:sdtContent>
+            </w:sdt>
+          </w:p>
+        </w:tc>
+        <w:tc>
+          <w:tcPr>
+            <w:tcW w:type="dxa" w:w="2839"/>
+            <w:tcBorders>
+              <w:top w:val="single" w:color="C9D3DC" w:sz="4"/>
+              <w:left w:val="single" w:color="C9D3DC" w:sz="4"/>
+              <w:bottom w:val="single" w:color="C9D3DC" w:sz="4"/>
+              <w:right w:val="single" w:color="C9D3DC" w:sz="4"/>
+            </w:tcBorders>
+            <w:tcMar>
+              <w:top w:type="dxa" w:w="70"/>
+              <w:left w:type="dxa" w:w="110"/>
+              <w:bottom w:type="dxa" w:w="70"/>
+              <w:right w:type="dxa" w:w="110"/>
+            </w:tcMar>
+            <w:vAlign w:val="center"/>
+          </w:tcPr>
+          <w:p>
+            <w:pPr>
+              <w:spacing w:after="0" w:before="0"/>
+            </w:pPr>
+            <w:r>
+              <w:rPr>
+                <w:rFonts w:ascii="Calibri" w:cs="Calibri" w:eastAsia="Calibri" w:hAnsi="Calibri"/>
+                <w:i/>
+                <w:iCs/>
+                <w:color w:val="5B6770"/>
+                <w:sz w:val="17"/>
+                <w:szCs w:val="17"/>
+              </w:rPr>
+              <w:t xml:space="preserve"/>
+            </w:r>
+          </w:p>
+        </w:tc>
+      </w:tr>
+      <w:tr>
+        <w:trPr>
+          <w:cantSplit/>
+        </w:trPr>
+        <w:tc>
+          <w:tcPr>
+            <w:tcW w:type="dxa" w:w="2900"/>
+            <w:tcBorders>
+              <w:top w:val="single" w:color="C9D3DC" w:sz="4"/>
+              <w:left w:val="single" w:color="C9D3DC" w:sz="4"/>
+              <w:bottom w:val="single" w:color="C9D3DC" w:sz="4"/>
+              <w:right w:val="single" w:color="C9D3DC" w:sz="4"/>
+            </w:tcBorders>
+            <w:shd w:fill="EEF3F7" w:color="auto" w:val="clear"/>
+            <w:tcMar>
+              <w:top w:type="dxa" w:w="70"/>
+              <w:left w:type="dxa" w:w="110"/>
+              <w:bottom w:type="dxa" w:w="70"/>
+              <w:right w:type="dxa" w:w="110"/>
+            </w:tcMar>
+            <w:vAlign w:val="center"/>
+          </w:tcPr>
+          <w:p>
+            <w:pPr>
+              <w:spacing w:after="0" w:before="0"/>
+            </w:pPr>
+            <w:r>
+              <w:rPr>
+                <w:rFonts w:ascii="Calibri" w:cs="Calibri" w:eastAsia="Calibri" w:hAnsi="Calibri"/>
+                <w:b/>
+                <w:bCs/>
+                <w:color w:val="0B2545"/>
+                <w:sz w:val="20"/>
+                <w:szCs w:val="20"/>
+              </w:rPr>
+              <w:t xml:space="preserve">Key backup</w:t>
+            </w:r>
+          </w:p>
+        </w:tc>
+        <w:tc>
+          <w:tcPr>
+            <w:tcW w:type="dxa" w:w="3900"/>
+            <w:tcBorders>
+              <w:top w:val="single" w:color="C9D3DC" w:sz="4"/>
+              <w:left w:val="single" w:color="C9D3DC" w:sz="4"/>
+              <w:bottom w:val="single" w:color="C9D3DC" w:sz="4"/>
+              <w:right w:val="single" w:color="C9D3DC" w:sz="4"/>
+            </w:tcBorders>
+            <w:tcMar>
+              <w:top w:type="dxa" w:w="70"/>
+              <w:left w:type="dxa" w:w="110"/>
+              <w:bottom w:type="dxa" w:w="70"/>
+              <w:right w:type="dxa" w:w="110"/>
+            </w:tcMar>
+            <w:vAlign w:val="center"/>
+          </w:tcPr>
+          <w:p>
+            <w:pPr>
+              <w:spacing w:after="0" w:before="0"/>
+            </w:pPr>
+            <w:sdt>
+              <w:sdtPr>
+                <w:alias w:val="PcBackup"/>
+                <w:tag w:val="PcBackup"/>
+                <w:id w:val="900181"/>
+                <w:showingPlcHdr/>
+                <w:text/>
+              </w:sdtPr>
+              <w:sdtContent>
+                <w:r>
+                  <w:rPr>
+                    <w:rFonts w:ascii="Calibri" w:hAnsi="Calibri" w:cs="Calibri" w:eastAsia="Calibri"/>
+                    <w:i/>
+                    <w:color w:val="8A949C"/>
+                    <w:sz w:val="20"/>
+                  </w:rPr>
+                  <w:t xml:space="preserve">Whether a backup was made, media, custodians, storage location</w:t>
+                </w:r>
+              </w:sdtContent>
+            </w:sdt>
+          </w:p>
+        </w:tc>
+        <w:tc>
+          <w:tcPr>
+            <w:tcW w:type="dxa" w:w="2839"/>
+            <w:tcBorders>
+              <w:top w:val="single" w:color="C9D3DC" w:sz="4"/>
+              <w:left w:val="single" w:color="C9D3DC" w:sz="4"/>
+              <w:bottom w:val="single" w:color="C9D3DC" w:sz="4"/>
+              <w:right w:val="single" w:color="C9D3DC" w:sz="4"/>
+            </w:tcBorders>
+            <w:tcMar>
+              <w:top w:type="dxa" w:w="70"/>
+              <w:left w:type="dxa" w:w="110"/>
+              <w:bottom w:type="dxa" w:w="70"/>
+              <w:right w:type="dxa" w:w="110"/>
+            </w:tcMar>
+            <w:vAlign w:val="center"/>
+          </w:tcPr>
+          <w:p>
+            <w:pPr>
+              <w:spacing w:after="0" w:before="0"/>
+            </w:pPr>
+            <w:r>
+              <w:rPr>
+                <w:rFonts w:ascii="Calibri" w:cs="Calibri" w:eastAsia="Calibri" w:hAnsi="Calibri"/>
+                <w:i/>
+                <w:iCs/>
+                <w:color w:val="5B6770"/>
+                <w:sz w:val="17"/>
+                <w:szCs w:val="17"/>
+              </w:rPr>
+              <w:t xml:space="preserve">CP/CPS 6.2.4</w:t>
+            </w:r>
+          </w:p>
+        </w:tc>
+      </w:tr>
+      <w:tr>
+        <w:trPr>
+          <w:cantSplit/>
+        </w:trPr>
+        <w:tc>
+          <w:tcPr>
+            <w:tcW w:type="dxa" w:w="2900"/>
+            <w:tcBorders>
+              <w:top w:val="single" w:color="C9D3DC" w:sz="4"/>
+              <w:left w:val="single" w:color="C9D3DC" w:sz="4"/>
+              <w:bottom w:val="single" w:color="C9D3DC" w:sz="4"/>
+              <w:right w:val="single" w:color="C9D3DC" w:sz="4"/>
+            </w:tcBorders>
+            <w:shd w:fill="EEF3F7" w:color="auto" w:val="clear"/>
+            <w:tcMar>
+              <w:top w:type="dxa" w:w="70"/>
+              <w:left w:type="dxa" w:w="110"/>
+              <w:bottom w:type="dxa" w:w="70"/>
+              <w:right w:type="dxa" w:w="110"/>
+            </w:tcMar>
+            <w:vAlign w:val="center"/>
+          </w:tcPr>
+          <w:p>
+            <w:pPr>
+              <w:spacing w:after="0" w:before="0"/>
+            </w:pPr>
+            <w:r>
+              <w:rPr>
+                <w:rFonts w:ascii="Calibri" w:cs="Calibri" w:eastAsia="Calibri" w:hAnsi="Calibri"/>
+                <w:b/>
+                <w:bCs/>
+                <w:color w:val="0B2545"/>
+                <w:sz w:val="20"/>
+                <w:szCs w:val="20"/>
+              </w:rPr>
+              <w:t xml:space="preserve">End-entity certificate template</w:t>
+            </w:r>
+          </w:p>
+        </w:tc>
+        <w:tc>
+          <w:tcPr>
+            <w:tcW w:type="dxa" w:w="3900"/>
+            <w:tcBorders>
+              <w:top w:val="single" w:color="C9D3DC" w:sz="4"/>
+              <w:left w:val="single" w:color="C9D3DC" w:sz="4"/>
+              <w:bottom w:val="single" w:color="C9D3DC" w:sz="4"/>
+              <w:right w:val="single" w:color="C9D3DC" w:sz="4"/>
+            </w:tcBorders>
+            <w:tcMar>
+              <w:top w:type="dxa" w:w="70"/>
+              <w:left w:type="dxa" w:w="110"/>
+              <w:bottom w:type="dxa" w:w="70"/>
+              <w:right w:type="dxa" w:w="110"/>
+            </w:tcMar>
+            <w:vAlign w:val="center"/>
+          </w:tcPr>
+          <w:p>
+            <w:pPr>
+              <w:spacing w:after="0" w:before="0"/>
+            </w:pPr>
+            <w:sdt>
+              <w:sdtPr>
+                <w:alias w:val="PcTpl"/>
+                <w:tag w:val="PcTpl"/>
+                <w:id w:val="900182"/>
+                <w:showingPlcHdr/>
+                <w:text/>
+              </w:sdtPr>
+              <w:sdtContent>
+                <w:r>
+                  <w:rPr>
+                    <w:rFonts w:ascii="Calibri" w:hAnsi="Calibri" w:cs="Calibri" w:eastAsia="Calibri"/>
+                    <w:i/>
+                    <w:color w:val="8A949C"/>
+                    <w:sz w:val="20"/>
+                  </w:rPr>
+                  <w:t xml:space="preserve">Template name; confirmation it matches CP/CPS 7.1.2 / 7.1.4</w:t>
+                </w:r>
+              </w:sdtContent>
+            </w:sdt>
+          </w:p>
+        </w:tc>
+        <w:tc>
+          <w:tcPr>
+            <w:tcW w:type="dxa" w:w="2839"/>
+            <w:tcBorders>
+              <w:top w:val="single" w:color="C9D3DC" w:sz="4"/>
+              <w:left w:val="single" w:color="C9D3DC" w:sz="4"/>
+              <w:bottom w:val="single" w:color="C9D3DC" w:sz="4"/>
+              <w:right w:val="single" w:color="C9D3DC" w:sz="4"/>
+            </w:tcBorders>
+            <w:tcMar>
+              <w:top w:type="dxa" w:w="70"/>
+              <w:left w:type="dxa" w:w="110"/>
+              <w:bottom w:type="dxa" w:w="70"/>
+              <w:right w:type="dxa" w:w="110"/>
+            </w:tcMar>
+            <w:vAlign w:val="center"/>
+          </w:tcPr>
+          <w:p>
+            <w:pPr>
+              <w:spacing w:after="0" w:before="0"/>
+            </w:pPr>
+            <w:r>
+              <w:rPr>
+                <w:rFonts w:ascii="Calibri" w:cs="Calibri" w:eastAsia="Calibri" w:hAnsi="Calibri"/>
+                <w:i/>
+                <w:iCs/>
+                <w:color w:val="5B6770"/>
+                <w:sz w:val="17"/>
+                <w:szCs w:val="17"/>
+              </w:rPr>
+              <w:t xml:space="preserve">CP/CPS 7.1</w:t>
+            </w:r>
+          </w:p>
+        </w:tc>
+      </w:tr>
+      <w:tr>
+        <w:trPr>
+          <w:cantSplit/>
+        </w:trPr>
+        <w:tc>
+          <w:tcPr>
+            <w:tcW w:type="dxa" w:w="2900"/>
+            <w:tcBorders>
+              <w:top w:val="single" w:color="C9D3DC" w:sz="4"/>
+              <w:left w:val="single" w:color="C9D3DC" w:sz="4"/>
+              <w:bottom w:val="single" w:color="C9D3DC" w:sz="4"/>
+              <w:right w:val="single" w:color="C9D3DC" w:sz="4"/>
+            </w:tcBorders>
+            <w:shd w:fill="EEF3F7" w:color="auto" w:val="clear"/>
+            <w:tcMar>
+              <w:top w:type="dxa" w:w="70"/>
+              <w:left w:type="dxa" w:w="110"/>
+              <w:bottom w:type="dxa" w:w="70"/>
+              <w:right w:type="dxa" w:w="110"/>
+            </w:tcMar>
+            <w:vAlign w:val="center"/>
+          </w:tcPr>
+          <w:p>
+            <w:pPr>
+              <w:spacing w:after="0" w:before="0"/>
+            </w:pPr>
+            <w:r>
+              <w:rPr>
+                <w:rFonts w:ascii="Calibri" w:cs="Calibri" w:eastAsia="Calibri" w:hAnsi="Calibri"/>
+                <w:b/>
+                <w:bCs/>
+                <w:color w:val="0B2545"/>
+                <w:sz w:val="20"/>
+                <w:szCs w:val="20"/>
+              </w:rPr>
+              <w:t xml:space="preserve">Serial number generation</w:t>
+            </w:r>
+          </w:p>
+        </w:tc>
+        <w:tc>
+          <w:tcPr>
+            <w:tcW w:type="dxa" w:w="3900"/>
+            <w:tcBorders>
+              <w:top w:val="single" w:color="C9D3DC" w:sz="4"/>
+              <w:left w:val="single" w:color="C9D3DC" w:sz="4"/>
+              <w:bottom w:val="single" w:color="C9D3DC" w:sz="4"/>
+              <w:right w:val="single" w:color="C9D3DC" w:sz="4"/>
+            </w:tcBorders>
+            <w:tcMar>
+              <w:top w:type="dxa" w:w="70"/>
+              <w:left w:type="dxa" w:w="110"/>
+              <w:bottom w:type="dxa" w:w="70"/>
+              <w:right w:type="dxa" w:w="110"/>
+            </w:tcMar>
+            <w:vAlign w:val="center"/>
+          </w:tcPr>
+          <w:p>
+            <w:pPr>
+              <w:spacing w:after="0" w:before="0"/>
+            </w:pPr>
+            <w:sdt>
+              <w:sdtPr>
+                <w:alias w:val="PcSerial"/>
+                <w:tag w:val="PcSerial"/>
+                <w:id w:val="900183"/>
+                <w:showingPlcHdr/>
+                <w:text/>
+              </w:sdtPr>
+              <w:sdtContent>
+                <w:r>
+                  <w:rPr>
+                    <w:rFonts w:ascii="Calibri" w:hAnsi="Calibri" w:cs="Calibri" w:eastAsia="Calibri"/>
+                    <w:i/>
+                    <w:color w:val="8A949C"/>
+                    <w:sz w:val="20"/>
+                  </w:rPr>
+                  <w:t xml:space="preserve">Random source and entropy (octets)</w:t>
+                </w:r>
+              </w:sdtContent>
+            </w:sdt>
+          </w:p>
+        </w:tc>
+        <w:tc>
+          <w:tcPr>
+            <w:tcW w:type="dxa" w:w="2839"/>
+            <w:tcBorders>
+              <w:top w:val="single" w:color="C9D3DC" w:sz="4"/>
+              <w:left w:val="single" w:color="C9D3DC" w:sz="4"/>
+              <w:bottom w:val="single" w:color="C9D3DC" w:sz="4"/>
+              <w:right w:val="single" w:color="C9D3DC" w:sz="4"/>
+            </w:tcBorders>
+            <w:tcMar>
+              <w:top w:type="dxa" w:w="70"/>
+              <w:left w:type="dxa" w:w="110"/>
+              <w:bottom w:type="dxa" w:w="70"/>
+              <w:right w:type="dxa" w:w="110"/>
+            </w:tcMar>
+            <w:vAlign w:val="center"/>
+          </w:tcPr>
+          <w:p>
+            <w:pPr>
+              <w:spacing w:after="0" w:before="0"/>
+            </w:pPr>
+            <w:r>
+              <w:rPr>
+                <w:rFonts w:ascii="Calibri" w:cs="Calibri" w:eastAsia="Calibri" w:hAnsi="Calibri"/>
+                <w:i/>
+                <w:iCs/>
+                <w:color w:val="5B6770"/>
+                <w:sz w:val="17"/>
+                <w:szCs w:val="17"/>
+              </w:rPr>
+              <w:t xml:space="preserve">CP/CPS 3.1.5</w:t>
+            </w:r>
+          </w:p>
+        </w:tc>
+      </w:tr>
+      <w:tr>
+        <w:trPr>
+          <w:cantSplit/>
+        </w:trPr>
+        <w:tc>
+          <w:tcPr>
+            <w:tcW w:type="dxa" w:w="2900"/>
+            <w:tcBorders>
+              <w:top w:val="single" w:color="C9D3DC" w:sz="4"/>
+              <w:left w:val="single" w:color="C9D3DC" w:sz="4"/>
+              <w:bottom w:val="single" w:color="C9D3DC" w:sz="4"/>
+              <w:right w:val="single" w:color="C9D3DC" w:sz="4"/>
+            </w:tcBorders>
+            <w:shd w:fill="EEF3F7" w:color="auto" w:val="clear"/>
+            <w:tcMar>
+              <w:top w:type="dxa" w:w="70"/>
+              <w:left w:type="dxa" w:w="110"/>
+              <w:bottom w:type="dxa" w:w="70"/>
+              <w:right w:type="dxa" w:w="110"/>
+            </w:tcMar>
+            <w:vAlign w:val="center"/>
+          </w:tcPr>
+          <w:p>
+            <w:pPr>
+              <w:spacing w:after="0" w:before="0"/>
+            </w:pPr>
+            <w:r>
+              <w:rPr>
+                <w:rFonts w:ascii="Calibri" w:cs="Calibri" w:eastAsia="Calibri" w:hAnsi="Calibri"/>
+                <w:b/>
+                <w:bCs/>
+                <w:color w:val="0B2545"/>
+                <w:sz w:val="20"/>
+                <w:szCs w:val="20"/>
+              </w:rPr>
+              <w:t xml:space="preserve">CRL configuration</w:t>
+            </w:r>
+          </w:p>
+        </w:tc>
+        <w:tc>
+          <w:tcPr>
+            <w:tcW w:type="dxa" w:w="3900"/>
+            <w:tcBorders>
+              <w:top w:val="single" w:color="C9D3DC" w:sz="4"/>
+              <w:left w:val="single" w:color="C9D3DC" w:sz="4"/>
+              <w:bottom w:val="single" w:color="C9D3DC" w:sz="4"/>
+              <w:right w:val="single" w:color="C9D3DC" w:sz="4"/>
+            </w:tcBorders>
+            <w:tcMar>
+              <w:top w:type="dxa" w:w="70"/>
+              <w:left w:type="dxa" w:w="110"/>
+              <w:bottom w:type="dxa" w:w="70"/>
+              <w:right w:type="dxa" w:w="110"/>
+            </w:tcMar>
+            <w:vAlign w:val="center"/>
+          </w:tcPr>
+          <w:p>
+            <w:pPr>
+              <w:spacing w:after="0" w:before="0"/>
+            </w:pPr>
+            <w:sdt>
+              <w:sdtPr>
+                <w:alias w:val="PcCrl"/>
+                <w:tag w:val="PcCrl"/>
+                <w:id w:val="900184"/>
+                <w:showingPlcHdr/>
+                <w:text/>
+              </w:sdtPr>
+              <w:sdtContent>
+                <w:r>
+                  <w:rPr>
+                    <w:rFonts w:ascii="Calibri" w:hAnsi="Calibri" w:cs="Calibri" w:eastAsia="Calibri"/>
+                    <w:i/>
+                    <w:color w:val="8A949C"/>
+                    <w:sz w:val="20"/>
+                  </w:rPr>
+                  <w:t xml:space="preserve">CRL URL, issuance schedule, nextUpdate interval (≤ 12 months), hosting and availability</w:t>
+                </w:r>
+              </w:sdtContent>
+            </w:sdt>
+          </w:p>
+        </w:tc>
+        <w:tc>
+          <w:tcPr>
+            <w:tcW w:type="dxa" w:w="2839"/>
+            <w:tcBorders>
+              <w:top w:val="single" w:color="C9D3DC" w:sz="4"/>
+              <w:left w:val="single" w:color="C9D3DC" w:sz="4"/>
+              <w:bottom w:val="single" w:color="C9D3DC" w:sz="4"/>
+              <w:right w:val="single" w:color="C9D3DC" w:sz="4"/>
+            </w:tcBorders>
+            <w:tcMar>
+              <w:top w:type="dxa" w:w="70"/>
+              <w:left w:type="dxa" w:w="110"/>
+              <w:bottom w:type="dxa" w:w="70"/>
+              <w:right w:type="dxa" w:w="110"/>
+            </w:tcMar>
+            <w:vAlign w:val="center"/>
+          </w:tcPr>
+          <w:p>
+            <w:pPr>
+              <w:spacing w:after="0" w:before="0"/>
+            </w:pPr>
+            <w:r>
+              <w:rPr>
+                <w:rFonts w:ascii="Calibri" w:cs="Calibri" w:eastAsia="Calibri" w:hAnsi="Calibri"/>
+                <w:i/>
+                <w:iCs/>
+                <w:color w:val="5B6770"/>
+                <w:sz w:val="17"/>
+                <w:szCs w:val="17"/>
+              </w:rPr>
+              <w:t xml:space="preserve">CP/CPS 4.9.7, 4.10</w:t>
+            </w:r>
+          </w:p>
+        </w:tc>
+      </w:tr>
+      <w:tr>
+        <w:trPr>
+          <w:cantSplit/>
+        </w:trPr>
+        <w:tc>
+          <w:tcPr>
+            <w:tcW w:type="dxa" w:w="2900"/>
+            <w:tcBorders>
+              <w:top w:val="single" w:color="C9D3DC" w:sz="4"/>
+              <w:left w:val="single" w:color="C9D3DC" w:sz="4"/>
+              <w:bottom w:val="single" w:color="C9D3DC" w:sz="4"/>
+              <w:right w:val="single" w:color="C9D3DC" w:sz="4"/>
+            </w:tcBorders>
+            <w:shd w:fill="EEF3F7" w:color="auto" w:val="clear"/>
+            <w:tcMar>
+              <w:top w:type="dxa" w:w="70"/>
+              <w:left w:type="dxa" w:w="110"/>
+              <w:bottom w:type="dxa" w:w="70"/>
+              <w:right w:type="dxa" w:w="110"/>
+            </w:tcMar>
+            <w:vAlign w:val="center"/>
+          </w:tcPr>
+          <w:p>
+            <w:pPr>
+              <w:spacing w:after="0" w:before="0"/>
+            </w:pPr>
+            <w:r>
+              <w:rPr>
+                <w:rFonts w:ascii="Calibri" w:cs="Calibri" w:eastAsia="Calibri" w:hAnsi="Calibri"/>
+                <w:b/>
+                <w:bCs/>
+                <w:color w:val="0B2545"/>
+                <w:sz w:val="20"/>
+                <w:szCs w:val="20"/>
+              </w:rPr>
+              <w:t xml:space="preserve">Name constraints and Manufacturer Codes</w:t>
+            </w:r>
+          </w:p>
+        </w:tc>
+        <w:tc>
+          <w:tcPr>
+            <w:tcW w:type="dxa" w:w="3900"/>
+            <w:tcBorders>
+              <w:top w:val="single" w:color="C9D3DC" w:sz="4"/>
+              <w:left w:val="single" w:color="C9D3DC" w:sz="4"/>
+              <w:bottom w:val="single" w:color="C9D3DC" w:sz="4"/>
+              <w:right w:val="single" w:color="C9D3DC" w:sz="4"/>
+            </w:tcBorders>
+            <w:tcMar>
+              <w:top w:type="dxa" w:w="70"/>
+              <w:left w:type="dxa" w:w="110"/>
+              <w:bottom w:type="dxa" w:w="70"/>
+              <w:right w:type="dxa" w:w="110"/>
+            </w:tcMar>
+            <w:vAlign w:val="center"/>
+          </w:tcPr>
+          <w:p>
+            <w:pPr>
+              <w:spacing w:after="0" w:before="0"/>
+            </w:pPr>
+            <w:sdt>
+              <w:sdtPr>
+                <w:alias w:val="PcConstraint"/>
+                <w:tag w:val="PcConstraint"/>
+                <w:id w:val="900185"/>
+                <w:showingPlcHdr/>
+                <w:text/>
+              </w:sdtPr>
+              <w:sdtContent>
+                <w:r>
+                  <w:rPr>
+                    <w:rFonts w:ascii="Calibri" w:hAnsi="Calibri" w:cs="Calibri" w:eastAsia="Calibri"/>
+                    <w:i/>
+                    <w:color w:val="8A949C"/>
+                    <w:sz w:val="20"/>
+                  </w:rPr>
+                  <w:t xml:space="preserve">nameConstraints present as issued; Manufacturer Codes configured; result of the rejection test</w:t>
+                </w:r>
+              </w:sdtContent>
+            </w:sdt>
+          </w:p>
+        </w:tc>
+        <w:tc>
+          <w:tcPr>
+            <w:tcW w:type="dxa" w:w="2839"/>
+            <w:tcBorders>
+              <w:top w:val="single" w:color="C9D3DC" w:sz="4"/>
+              <w:left w:val="single" w:color="C9D3DC" w:sz="4"/>
+              <w:bottom w:val="single" w:color="C9D3DC" w:sz="4"/>
+              <w:right w:val="single" w:color="C9D3DC" w:sz="4"/>
+            </w:tcBorders>
+            <w:tcMar>
+              <w:top w:type="dxa" w:w="70"/>
+              <w:left w:type="dxa" w:w="110"/>
+              <w:bottom w:type="dxa" w:w="70"/>
+              <w:right w:type="dxa" w:w="110"/>
+            </w:tcMar>
+            <w:vAlign w:val="center"/>
+          </w:tcPr>
+          <w:p>
+            <w:pPr>
+              <w:spacing w:after="0" w:before="0"/>
+            </w:pPr>
+            <w:r>
+              <w:rPr>
+                <w:rFonts w:ascii="Calibri" w:cs="Calibri" w:eastAsia="Calibri" w:hAnsi="Calibri"/>
+                <w:i/>
+                <w:iCs/>
+                <w:color w:val="5B6770"/>
+                <w:sz w:val="17"/>
+                <w:szCs w:val="17"/>
+              </w:rPr>
+              <w:t xml:space="preserve">CP/CPS 7.1.5</w:t>
+            </w:r>
+          </w:p>
+        </w:tc>
+      </w:tr>
+      <w:tr>
+        <w:trPr>
+          <w:cantSplit/>
+        </w:trPr>
+        <w:tc>
+          <w:tcPr>
+            <w:tcW w:type="dxa" w:w="2900"/>
+            <w:tcBorders>
+              <w:top w:val="single" w:color="C9D3DC" w:sz="4"/>
+              <w:left w:val="single" w:color="C9D3DC" w:sz="4"/>
+              <w:bottom w:val="single" w:color="C9D3DC" w:sz="4"/>
+              <w:right w:val="single" w:color="C9D3DC" w:sz="4"/>
+            </w:tcBorders>
+            <w:shd w:fill="EEF3F7" w:color="auto" w:val="clear"/>
+            <w:tcMar>
+              <w:top w:type="dxa" w:w="70"/>
+              <w:left w:type="dxa" w:w="110"/>
+              <w:bottom w:type="dxa" w:w="70"/>
+              <w:right w:type="dxa" w:w="110"/>
+            </w:tcMar>
+            <w:vAlign w:val="center"/>
+          </w:tcPr>
+          <w:p>
+            <w:pPr>
+              <w:spacing w:after="0" w:before="0"/>
+            </w:pPr>
+            <w:r>
+              <w:rPr>
+                <w:rFonts w:ascii="Calibri" w:cs="Calibri" w:eastAsia="Calibri" w:hAnsi="Calibri"/>
+                <w:b/>
+                <w:bCs/>
+                <w:color w:val="0B2545"/>
+                <w:sz w:val="20"/>
+                <w:szCs w:val="20"/>
+              </w:rPr>
+              <w:t xml:space="preserve">Device certificate template</w:t>
+            </w:r>
+          </w:p>
+        </w:tc>
+        <w:tc>
+          <w:tcPr>
+            <w:tcW w:type="dxa" w:w="3900"/>
+            <w:tcBorders>
+              <w:top w:val="single" w:color="C9D3DC" w:sz="4"/>
+              <w:left w:val="single" w:color="C9D3DC" w:sz="4"/>
+              <w:bottom w:val="single" w:color="C9D3DC" w:sz="4"/>
+              <w:right w:val="single" w:color="C9D3DC" w:sz="4"/>
+            </w:tcBorders>
+            <w:tcMar>
+              <w:top w:type="dxa" w:w="70"/>
+              <w:left w:type="dxa" w:w="110"/>
+              <w:bottom w:type="dxa" w:w="70"/>
+              <w:right w:type="dxa" w:w="110"/>
+            </w:tcMar>
+            <w:vAlign w:val="center"/>
+          </w:tcPr>
+          <w:p>
+            <w:pPr>
+              <w:spacing w:after="0" w:before="0"/>
+            </w:pPr>
+            <w:sdt>
+              <w:sdtPr>
+                <w:alias w:val="PcTemplate"/>
+                <w:tag w:val="PcTemplate"/>
+                <w:id w:val="900186"/>
+                <w:showingPlcHdr/>
+                <w:text/>
+              </w:sdtPr>
+              <w:sdtContent>
+                <w:r>
+                  <w:rPr>
+                    <w:rFonts w:ascii="Calibri" w:hAnsi="Calibri" w:cs="Calibri" w:eastAsia="Calibri"/>
+                    <w:i/>
+                    <w:color w:val="8A949C"/>
+                    <w:sz w:val="20"/>
+                  </w:rPr>
+                  <w:t xml:space="preserve">Subject attributes, notAfter 99991231235959Z or the fixed validity requested for the product line, KU/EKU, CDP and AIA of the Subordinate CA</w:t>
+                </w:r>
+              </w:sdtContent>
+            </w:sdt>
+          </w:p>
+        </w:tc>
+        <w:tc>
+          <w:tcPr>
+            <w:tcW w:type="dxa" w:w="2839"/>
+            <w:tcBorders>
+              <w:top w:val="single" w:color="C9D3DC" w:sz="4"/>
+              <w:left w:val="single" w:color="C9D3DC" w:sz="4"/>
+              <w:bottom w:val="single" w:color="C9D3DC" w:sz="4"/>
+              <w:right w:val="single" w:color="C9D3DC" w:sz="4"/>
+            </w:tcBorders>
+            <w:tcMar>
+              <w:top w:type="dxa" w:w="70"/>
+              <w:left w:type="dxa" w:w="110"/>
+              <w:bottom w:type="dxa" w:w="70"/>
+              <w:right w:type="dxa" w:w="110"/>
+            </w:tcMar>
+            <w:vAlign w:val="center"/>
+          </w:tcPr>
+          <w:p>
+            <w:pPr>
+              <w:spacing w:after="0" w:before="0"/>
+            </w:pPr>
+            <w:r>
+              <w:rPr>
+                <w:rFonts w:ascii="Calibri" w:cs="Calibri" w:eastAsia="Calibri" w:hAnsi="Calibri"/>
+                <w:i/>
+                <w:iCs/>
+                <w:color w:val="5B6770"/>
+                <w:sz w:val="17"/>
+                <w:szCs w:val="17"/>
+              </w:rPr>
+              <w:t xml:space="preserve">CP/CPS 7.1.2, 7.1.4</w:t>
+            </w:r>
+          </w:p>
+        </w:tc>
+      </w:tr>
+      <w:tr>
+        <w:trPr>
+          <w:cantSplit/>
+        </w:trPr>
+        <w:tc>
+          <w:tcPr>
+            <w:tcW w:type="dxa" w:w="2900"/>
+            <w:tcBorders>
+              <w:top w:val="single" w:color="C9D3DC" w:sz="4"/>
+              <w:left w:val="single" w:color="C9D3DC" w:sz="4"/>
+              <w:bottom w:val="single" w:color="C9D3DC" w:sz="4"/>
+              <w:right w:val="single" w:color="C9D3DC" w:sz="4"/>
+            </w:tcBorders>
+            <w:shd w:fill="EEF3F7" w:color="auto" w:val="clear"/>
+            <w:tcMar>
+              <w:top w:type="dxa" w:w="70"/>
+              <w:left w:type="dxa" w:w="110"/>
+              <w:bottom w:type="dxa" w:w="70"/>
+              <w:right w:type="dxa" w:w="110"/>
+            </w:tcMar>
+            <w:vAlign w:val="center"/>
+          </w:tcPr>
+          <w:p>
+            <w:pPr>
+              <w:spacing w:after="0" w:before="0"/>
+            </w:pPr>
+            <w:r>
+              <w:rPr>
+                <w:rFonts w:ascii="Calibri" w:cs="Calibri" w:eastAsia="Calibri" w:hAnsi="Calibri"/>
+                <w:b/>
+                <w:bCs/>
+                <w:color w:val="0B2545"/>
+                <w:sz w:val="20"/>
+                <w:szCs w:val="20"/>
+              </w:rPr>
+              <w:t xml:space="preserve">Sample ECHONET Device Certificate</w:t>
+            </w:r>
+          </w:p>
+        </w:tc>
+        <w:tc>
+          <w:tcPr>
+            <w:tcW w:type="dxa" w:w="3900"/>
+            <w:tcBorders>
+              <w:top w:val="single" w:color="C9D3DC" w:sz="4"/>
+              <w:left w:val="single" w:color="C9D3DC" w:sz="4"/>
+              <w:bottom w:val="single" w:color="C9D3DC" w:sz="4"/>
+              <w:right w:val="single" w:color="C9D3DC" w:sz="4"/>
+            </w:tcBorders>
+            <w:tcMar>
+              <w:top w:type="dxa" w:w="70"/>
+              <w:left w:type="dxa" w:w="110"/>
+              <w:bottom w:type="dxa" w:w="70"/>
+              <w:right w:type="dxa" w:w="110"/>
+            </w:tcMar>
+            <w:vAlign w:val="center"/>
+          </w:tcPr>
+          <w:p>
+            <w:pPr>
+              <w:spacing w:after="0" w:before="0"/>
+            </w:pPr>
+            <w:sdt>
+              <w:sdtPr>
+                <w:alias w:val="PcSampleEe"/>
+                <w:tag w:val="PcSampleEe"/>
+                <w:id w:val="900187"/>
+                <w:showingPlcHdr/>
+                <w:text/>
+              </w:sdtPr>
+              <w:sdtContent>
+                <w:r>
+                  <w:rPr>
+                    <w:rFonts w:ascii="Calibri" w:hAnsi="Calibri" w:cs="Calibri" w:eastAsia="Calibri"/>
+                    <w:i/>
+                    <w:color w:val="8A949C"/>
+                    <w:sz w:val="20"/>
+                  </w:rPr>
+                  <w:t xml:space="preserve">Attached: PEM of a certificate issued to a test device</w:t>
+                </w:r>
+              </w:sdtContent>
+            </w:sdt>
+          </w:p>
+        </w:tc>
+        <w:tc>
+          <w:tcPr>
+            <w:tcW w:type="dxa" w:w="2839"/>
+            <w:tcBorders>
+              <w:top w:val="single" w:color="C9D3DC" w:sz="4"/>
+              <w:left w:val="single" w:color="C9D3DC" w:sz="4"/>
+              <w:bottom w:val="single" w:color="C9D3DC" w:sz="4"/>
+              <w:right w:val="single" w:color="C9D3DC" w:sz="4"/>
+            </w:tcBorders>
+            <w:tcMar>
+              <w:top w:type="dxa" w:w="70"/>
+              <w:left w:type="dxa" w:w="110"/>
+              <w:bottom w:type="dxa" w:w="70"/>
+              <w:right w:type="dxa" w:w="110"/>
+            </w:tcMar>
+            <w:vAlign w:val="center"/>
+          </w:tcPr>
+          <w:p>
+            <w:pPr>
+              <w:spacing w:after="0" w:before="0"/>
+            </w:pPr>
+            <w:r>
+              <w:rPr>
+                <w:rFonts w:ascii="Calibri" w:cs="Calibri" w:eastAsia="Calibri" w:hAnsi="Calibri"/>
+                <w:i/>
+                <w:iCs/>
+                <w:color w:val="5B6770"/>
+                <w:sz w:val="17"/>
+                <w:szCs w:val="17"/>
+              </w:rPr>
+              <w:t xml:space="preserve">CP/CPS 7.1</w:t>
+            </w:r>
+          </w:p>
+        </w:tc>
+      </w:tr>
+      <w:tr>
+        <w:trPr>
+          <w:cantSplit/>
+        </w:trPr>
+        <w:tc>
+          <w:tcPr>
+            <w:tcW w:type="dxa" w:w="2900"/>
+            <w:tcBorders>
+              <w:top w:val="single" w:color="C9D3DC" w:sz="4"/>
+              <w:left w:val="single" w:color="C9D3DC" w:sz="4"/>
+              <w:bottom w:val="single" w:color="C9D3DC" w:sz="4"/>
+              <w:right w:val="single" w:color="C9D3DC" w:sz="4"/>
+            </w:tcBorders>
+            <w:shd w:fill="EEF3F7" w:color="auto" w:val="clear"/>
+            <w:tcMar>
+              <w:top w:type="dxa" w:w="70"/>
+              <w:left w:type="dxa" w:w="110"/>
+              <w:bottom w:type="dxa" w:w="70"/>
+              <w:right w:type="dxa" w:w="110"/>
+            </w:tcMar>
+            <w:vAlign w:val="center"/>
+          </w:tcPr>
+          <w:p>
+            <w:pPr>
+              <w:spacing w:after="0" w:before="0"/>
+            </w:pPr>
+            <w:r>
+              <w:rPr>
+                <w:rFonts w:ascii="Calibri" w:cs="Calibri" w:eastAsia="Calibri" w:hAnsi="Calibri"/>
+                <w:b/>
+                <w:bCs/>
+                <w:color w:val="0B2545"/>
+                <w:sz w:val="20"/>
+                <w:szCs w:val="20"/>
+              </w:rPr>
+              <w:t xml:space="preserve">Sample CRL</w:t>
+            </w:r>
+          </w:p>
+        </w:tc>
+        <w:tc>
+          <w:tcPr>
+            <w:tcW w:type="dxa" w:w="3900"/>
+            <w:tcBorders>
+              <w:top w:val="single" w:color="C9D3DC" w:sz="4"/>
+              <w:left w:val="single" w:color="C9D3DC" w:sz="4"/>
+              <w:bottom w:val="single" w:color="C9D3DC" w:sz="4"/>
+              <w:right w:val="single" w:color="C9D3DC" w:sz="4"/>
+            </w:tcBorders>
+            <w:tcMar>
+              <w:top w:type="dxa" w:w="70"/>
+              <w:left w:type="dxa" w:w="110"/>
+              <w:bottom w:type="dxa" w:w="70"/>
+              <w:right w:type="dxa" w:w="110"/>
+            </w:tcMar>
+            <w:vAlign w:val="center"/>
+          </w:tcPr>
+          <w:p>
+            <w:pPr>
+              <w:spacing w:after="0" w:before="0"/>
+            </w:pPr>
+            <w:sdt>
+              <w:sdtPr>
+                <w:alias w:val="PcSampleCrl"/>
+                <w:tag w:val="PcSampleCrl"/>
+                <w:id w:val="900188"/>
+                <w:showingPlcHdr/>
+                <w:text/>
+              </w:sdtPr>
+              <w:sdtContent>
+                <w:r>
+                  <w:rPr>
+                    <w:rFonts w:ascii="Calibri" w:hAnsi="Calibri" w:cs="Calibri" w:eastAsia="Calibri"/>
+                    <w:i/>
+                    <w:color w:val="8A949C"/>
+                    <w:sz w:val="20"/>
+                  </w:rPr>
+                  <w:t xml:space="preserve">Attached: PEM/DER of the first CRL signed by the Subordinate CA</w:t>
+                </w:r>
+              </w:sdtContent>
+            </w:sdt>
+          </w:p>
+        </w:tc>
+        <w:tc>
+          <w:tcPr>
+            <w:tcW w:type="dxa" w:w="2839"/>
+            <w:tcBorders>
+              <w:top w:val="single" w:color="C9D3DC" w:sz="4"/>
+              <w:left w:val="single" w:color="C9D3DC" w:sz="4"/>
+              <w:bottom w:val="single" w:color="C9D3DC" w:sz="4"/>
+              <w:right w:val="single" w:color="C9D3DC" w:sz="4"/>
+            </w:tcBorders>
+            <w:tcMar>
+              <w:top w:type="dxa" w:w="70"/>
+              <w:left w:type="dxa" w:w="110"/>
+              <w:bottom w:type="dxa" w:w="70"/>
+              <w:right w:type="dxa" w:w="110"/>
+            </w:tcMar>
+            <w:vAlign w:val="center"/>
+          </w:tcPr>
+          <w:p>
+            <w:pPr>
+              <w:spacing w:after="0" w:before="0"/>
+            </w:pPr>
+            <w:r>
+              <w:rPr>
+                <w:rFonts w:ascii="Calibri" w:cs="Calibri" w:eastAsia="Calibri" w:hAnsi="Calibri"/>
+                <w:i/>
+                <w:iCs/>
+                <w:color w:val="5B6770"/>
+                <w:sz w:val="17"/>
+                <w:szCs w:val="17"/>
+              </w:rPr>
+              <w:t xml:space="preserve">CP/CPS 7.2</w:t>
+            </w:r>
+          </w:p>
+        </w:tc>
+      </w:tr>
+      <w:tr>
+        <w:trPr>
+          <w:cantSplit/>
+        </w:trPr>
+        <w:tc>
+          <w:tcPr>
+            <w:tcW w:type="dxa" w:w="2900"/>
+            <w:tcBorders>
+              <w:top w:val="single" w:color="C9D3DC" w:sz="4"/>
+              <w:left w:val="single" w:color="C9D3DC" w:sz="4"/>
+              <w:bottom w:val="single" w:color="C9D3DC" w:sz="4"/>
+              <w:right w:val="single" w:color="C9D3DC" w:sz="4"/>
+            </w:tcBorders>
+            <w:shd w:fill="EEF3F7" w:color="auto" w:val="clear"/>
+            <w:tcMar>
+              <w:top w:type="dxa" w:w="70"/>
+              <w:left w:type="dxa" w:w="110"/>
+              <w:bottom w:type="dxa" w:w="70"/>
+              <w:right w:type="dxa" w:w="110"/>
+            </w:tcMar>
+            <w:vAlign w:val="center"/>
+          </w:tcPr>
+          <w:p>
+            <w:pPr>
+              <w:spacing w:after="0" w:before="0"/>
+            </w:pPr>
+            <w:r>
+              <w:rPr>
+                <w:rFonts w:ascii="Calibri" w:cs="Calibri" w:eastAsia="Calibri" w:hAnsi="Calibri"/>
+                <w:b/>
+                <w:bCs/>
+                <w:color w:val="0B2545"/>
+                <w:sz w:val="20"/>
+                <w:szCs w:val="20"/>
+              </w:rPr>
+              <w:t xml:space="preserve">Logging</w:t>
+            </w:r>
+          </w:p>
+        </w:tc>
+        <w:tc>
+          <w:tcPr>
+            <w:tcW w:type="dxa" w:w="3900"/>
+            <w:tcBorders>
+              <w:top w:val="single" w:color="C9D3DC" w:sz="4"/>
+              <w:left w:val="single" w:color="C9D3DC" w:sz="4"/>
+              <w:bottom w:val="single" w:color="C9D3DC" w:sz="4"/>
+              <w:right w:val="single" w:color="C9D3DC" w:sz="4"/>
+            </w:tcBorders>
+            <w:tcMar>
+              <w:top w:type="dxa" w:w="70"/>
+              <w:left w:type="dxa" w:w="110"/>
+              <w:bottom w:type="dxa" w:w="70"/>
+              <w:right w:type="dxa" w:w="110"/>
+            </w:tcMar>
+            <w:vAlign w:val="center"/>
+          </w:tcPr>
+          <w:p>
+            <w:pPr>
+              <w:spacing w:after="0" w:before="0"/>
+            </w:pPr>
+            <w:sdt>
+              <w:sdtPr>
+                <w:alias w:val="PcLog"/>
+                <w:tag w:val="PcLog"/>
+                <w:id w:val="900189"/>
+                <w:showingPlcHdr/>
+                <w:text/>
+              </w:sdtPr>
+              <w:sdtContent>
+                <w:r>
+                  <w:rPr>
+                    <w:rFonts w:ascii="Calibri" w:hAnsi="Calibri" w:cs="Calibri" w:eastAsia="Calibri"/>
+                    <w:i/>
+                    <w:color w:val="8A949C"/>
+                    <w:sz w:val="20"/>
+                  </w:rPr>
+                  <w:t xml:space="preserve">Events logged, destination, integrity protection, retention</w:t>
+                </w:r>
+              </w:sdtContent>
+            </w:sdt>
+          </w:p>
+        </w:tc>
+        <w:tc>
+          <w:tcPr>
+            <w:tcW w:type="dxa" w:w="2839"/>
+            <w:tcBorders>
+              <w:top w:val="single" w:color="C9D3DC" w:sz="4"/>
+              <w:left w:val="single" w:color="C9D3DC" w:sz="4"/>
+              <w:bottom w:val="single" w:color="C9D3DC" w:sz="4"/>
+              <w:right w:val="single" w:color="C9D3DC" w:sz="4"/>
+            </w:tcBorders>
+            <w:tcMar>
+              <w:top w:type="dxa" w:w="70"/>
+              <w:left w:type="dxa" w:w="110"/>
+              <w:bottom w:type="dxa" w:w="70"/>
+              <w:right w:type="dxa" w:w="110"/>
+            </w:tcMar>
+            <w:vAlign w:val="center"/>
+          </w:tcPr>
+          <w:p>
+            <w:pPr>
+              <w:spacing w:after="0" w:before="0"/>
+            </w:pPr>
+            <w:r>
+              <w:rPr>
+                <w:rFonts w:ascii="Calibri" w:cs="Calibri" w:eastAsia="Calibri" w:hAnsi="Calibri"/>
+                <w:i/>
+                <w:iCs/>
+                <w:color w:val="5B6770"/>
+                <w:sz w:val="17"/>
+                <w:szCs w:val="17"/>
+              </w:rPr>
+              <w:t xml:space="preserve">CP/CPS 5.4</w:t>
+            </w:r>
+          </w:p>
+        </w:tc>
+      </w:tr>
+      <w:tr>
+        <w:trPr>
+          <w:cantSplit/>
+        </w:trPr>
+        <w:tc>
+          <w:tcPr>
+            <w:tcW w:type="dxa" w:w="2900"/>
+            <w:tcBorders>
+              <w:top w:val="single" w:color="C9D3DC" w:sz="4"/>
+              <w:left w:val="single" w:color="C9D3DC" w:sz="4"/>
+              <w:bottom w:val="single" w:color="C9D3DC" w:sz="4"/>
+              <w:right w:val="single" w:color="C9D3DC" w:sz="4"/>
+            </w:tcBorders>
+            <w:shd w:fill="EEF3F7" w:color="auto" w:val="clear"/>
+            <w:tcMar>
+              <w:top w:type="dxa" w:w="70"/>
+              <w:left w:type="dxa" w:w="110"/>
+              <w:bottom w:type="dxa" w:w="70"/>
+              <w:right w:type="dxa" w:w="110"/>
+            </w:tcMar>
+            <w:vAlign w:val="center"/>
+          </w:tcPr>
+          <w:p>
+            <w:pPr>
+              <w:spacing w:after="0" w:before="0"/>
+            </w:pPr>
+            <w:r>
+              <w:rPr>
+                <w:rFonts w:ascii="Calibri" w:cs="Calibri" w:eastAsia="Calibri" w:hAnsi="Calibri"/>
+                <w:b/>
+                <w:bCs/>
+                <w:color w:val="0B2545"/>
+                <w:sz w:val="20"/>
+                <w:szCs w:val="20"/>
+              </w:rPr>
+              <w:t xml:space="preserve">Trusted roles in production</w:t>
+            </w:r>
+          </w:p>
+        </w:tc>
+        <w:tc>
+          <w:tcPr>
+            <w:tcW w:type="dxa" w:w="3900"/>
+            <w:tcBorders>
+              <w:top w:val="single" w:color="C9D3DC" w:sz="4"/>
+              <w:left w:val="single" w:color="C9D3DC" w:sz="4"/>
+              <w:bottom w:val="single" w:color="C9D3DC" w:sz="4"/>
+              <w:right w:val="single" w:color="C9D3DC" w:sz="4"/>
+            </w:tcBorders>
+            <w:tcMar>
+              <w:top w:type="dxa" w:w="70"/>
+              <w:left w:type="dxa" w:w="110"/>
+              <w:bottom w:type="dxa" w:w="70"/>
+              <w:right w:type="dxa" w:w="110"/>
+            </w:tcMar>
+            <w:vAlign w:val="center"/>
+          </w:tcPr>
+          <w:p>
+            <w:pPr>
+              <w:spacing w:after="0" w:before="0"/>
+            </w:pPr>
+            <w:sdt>
+              <w:sdtPr>
+                <w:alias w:val="PcRoles"/>
+                <w:tag w:val="PcRoles"/>
+                <w:id w:val="900190"/>
+                <w:showingPlcHdr/>
+                <w:text/>
+              </w:sdtPr>
+              <w:sdtContent>
+                <w:r>
+                  <w:rPr>
+                    <w:rFonts w:ascii="Calibri" w:hAnsi="Calibri" w:cs="Calibri" w:eastAsia="Calibri"/>
+                    <w:i/>
+                    <w:color w:val="8A949C"/>
+                    <w:sz w:val="20"/>
+                  </w:rPr>
+                  <w:t xml:space="preserve">Named holders per role; separation of duties</w:t>
+                </w:r>
+              </w:sdtContent>
+            </w:sdt>
+          </w:p>
+        </w:tc>
+        <w:tc>
+          <w:tcPr>
+            <w:tcW w:type="dxa" w:w="2839"/>
+            <w:tcBorders>
+              <w:top w:val="single" w:color="C9D3DC" w:sz="4"/>
+              <w:left w:val="single" w:color="C9D3DC" w:sz="4"/>
+              <w:bottom w:val="single" w:color="C9D3DC" w:sz="4"/>
+              <w:right w:val="single" w:color="C9D3DC" w:sz="4"/>
+            </w:tcBorders>
+            <w:tcMar>
+              <w:top w:type="dxa" w:w="70"/>
+              <w:left w:type="dxa" w:w="110"/>
+              <w:bottom w:type="dxa" w:w="70"/>
+              <w:right w:type="dxa" w:w="110"/>
+            </w:tcMar>
+            <w:vAlign w:val="center"/>
+          </w:tcPr>
+          <w:p>
+            <w:pPr>
+              <w:spacing w:after="0" w:before="0"/>
+            </w:pPr>
+            <w:r>
+              <w:rPr>
+                <w:rFonts w:ascii="Calibri" w:cs="Calibri" w:eastAsia="Calibri" w:hAnsi="Calibri"/>
+                <w:i/>
+                <w:iCs/>
+                <w:color w:val="5B6770"/>
+                <w:sz w:val="17"/>
+                <w:szCs w:val="17"/>
+              </w:rPr>
+              <w:t xml:space="preserve">CP/CPS 5.2</w:t>
+            </w:r>
+          </w:p>
+        </w:tc>
+      </w:tr>
+      <w:tr>
+        <w:trPr>
+          <w:cantSplit/>
+        </w:trPr>
+        <w:tc>
+          <w:tcPr>
+            <w:tcW w:type="dxa" w:w="9639"/>
+            <w:gridSpan w:val="3"/>
+            <w:tcBorders>
+              <w:top w:val="single" w:color="C9D3DC" w:sz="4"/>
+              <w:left w:val="single" w:color="C9D3DC" w:sz="4"/>
+              <w:bottom w:val="single" w:color="C9D3DC" w:sz="4"/>
+              <w:right w:val="single" w:color="C9D3DC" w:sz="4"/>
+            </w:tcBorders>
+            <w:shd w:fill="0B2545" w:color="auto" w:val="clear"/>
+            <w:tcMar>
+              <w:top w:type="dxa" w:w="50"/>
+              <w:left w:type="dxa" w:w="110"/>
+              <w:bottom w:type="dxa" w:w="50"/>
+              <w:right w:type="dxa" w:w="110"/>
+            </w:tcMar>
+          </w:tcPr>
+          <w:p>
+            <w:pPr>
+              <w:spacing w:after="0" w:before="0"/>
+            </w:pPr>
+            <w:r>
+              <w:rPr>
+                <w:rFonts w:ascii="Calibri" w:cs="Calibri" w:eastAsia="Calibri" w:hAnsi="Calibri"/>
+                <w:b/>
+                <w:bCs/>
+                <w:color w:val="FFFFFF"/>
+                <w:spacing w:val="15"/>
+                <w:sz w:val="18"/>
+                <w:szCs w:val="18"/>
+              </w:rPr>
+              <w:t xml:space="preserve">ATTACHMENTS</w:t>
+            </w:r>
+          </w:p>
+        </w:tc>
+      </w:tr>
+      <w:tr>
+        <w:trPr>
+          <w:cantSplit/>
+        </w:trPr>
+        <w:tc>
+          <w:tcPr>
+            <w:tcW w:type="dxa" w:w="2900"/>
+            <w:tcBorders>
+              <w:top w:val="single" w:color="C9D3DC" w:sz="4"/>
+              <w:left w:val="single" w:color="C9D3DC" w:sz="4"/>
+              <w:bottom w:val="single" w:color="C9D3DC" w:sz="4"/>
+              <w:right w:val="single" w:color="C9D3DC" w:sz="4"/>
+            </w:tcBorders>
+            <w:shd w:fill="EEF3F7" w:color="auto" w:val="clear"/>
+            <w:tcMar>
+              <w:top w:type="dxa" w:w="70"/>
+              <w:left w:type="dxa" w:w="110"/>
+              <w:bottom w:type="dxa" w:w="70"/>
+              <w:right w:type="dxa" w:w="110"/>
+            </w:tcMar>
+            <w:vAlign w:val="center"/>
+          </w:tcPr>
+          <w:p>
+            <w:pPr>
+              <w:spacing w:after="0" w:before="0"/>
+            </w:pPr>
+            <w:r>
+              <w:rPr>
+                <w:rFonts w:ascii="Calibri" w:cs="Calibri" w:eastAsia="Calibri" w:hAnsi="Calibri"/>
+                <w:b/>
+                <w:bCs/>
+                <w:color w:val="0B2545"/>
+                <w:sz w:val="20"/>
+                <w:szCs w:val="20"/>
+              </w:rPr>
+              <w:t xml:space="preserve">Signed ceremony report</w:t>
+            </w:r>
+          </w:p>
+        </w:tc>
+        <w:tc>
+          <w:tcPr>
+            <w:tcW w:type="dxa" w:w="3900"/>
+            <w:tcBorders>
+              <w:top w:val="single" w:color="C9D3DC" w:sz="4"/>
+              <w:left w:val="single" w:color="C9D3DC" w:sz="4"/>
+              <w:bottom w:val="single" w:color="C9D3DC" w:sz="4"/>
+              <w:right w:val="single" w:color="C9D3DC" w:sz="4"/>
+            </w:tcBorders>
+            <w:tcMar>
+              <w:top w:type="dxa" w:w="70"/>
+              <w:left w:type="dxa" w:w="110"/>
+              <w:bottom w:type="dxa" w:w="70"/>
+              <w:right w:type="dxa" w:w="110"/>
+            </w:tcMar>
+            <w:vAlign w:val="center"/>
+          </w:tcPr>
+          <w:p>
+            <w:pPr>
+              <w:spacing w:after="0" w:before="0"/>
+            </w:pPr>
+            <w:sdt>
+              <w:sdtPr>
+                <w:alias w:val="PcAtt1"/>
+                <w:tag w:val="PcAtt1"/>
+                <w:id w:val="900191"/>
+                <w:showingPlcHdr/>
+                <w:dropDownList>
+                  <w:listItem w:displayText="Attached" w:value="Attached"/>
+                  <w:listItem w:displayText="Not attached — explain" w:value="Not attached — explain"/>
+                </w:dropDownList>
+              </w:sdtPr>
+              <w:sdtContent>
+                <w:r>
+                  <w:rPr>
+                    <w:rFonts w:ascii="Calibri" w:hAnsi="Calibri" w:cs="Calibri" w:eastAsia="Calibri"/>
+                    <w:i/>
+                    <w:color w:val="8A949C"/>
+                    <w:sz w:val="20"/>
+                  </w:rPr>
+                  <w:t xml:space="preserve">Select…</w:t>
+                </w:r>
+              </w:sdtContent>
+            </w:sdt>
+          </w:p>
+        </w:tc>
+        <w:tc>
+          <w:tcPr>
+            <w:tcW w:type="dxa" w:w="2839"/>
+            <w:tcBorders>
+              <w:top w:val="single" w:color="C9D3DC" w:sz="4"/>
+              <w:left w:val="single" w:color="C9D3DC" w:sz="4"/>
+              <w:bottom w:val="single" w:color="C9D3DC" w:sz="4"/>
+              <w:right w:val="single" w:color="C9D3DC" w:sz="4"/>
+            </w:tcBorders>
+            <w:tcMar>
+              <w:top w:type="dxa" w:w="70"/>
+              <w:left w:type="dxa" w:w="110"/>
+              <w:bottom w:type="dxa" w:w="70"/>
+              <w:right w:type="dxa" w:w="110"/>
+            </w:tcMar>
+            <w:vAlign w:val="center"/>
+          </w:tcPr>
+          <w:p>
+            <w:pPr>
+              <w:spacing w:after="0" w:before="0"/>
+            </w:pPr>
+            <w:r>
+              <w:rPr>
+                <w:rFonts w:ascii="Calibri" w:cs="Calibri" w:eastAsia="Calibri" w:hAnsi="Calibri"/>
+                <w:i/>
+                <w:iCs/>
+                <w:color w:val="5B6770"/>
+                <w:sz w:val="17"/>
+                <w:szCs w:val="17"/>
+              </w:rPr>
+              <w:t xml:space="preserve">CP/CPS 6.1.1</w:t>
+            </w:r>
+          </w:p>
+        </w:tc>
+      </w:tr>
+      <w:tr>
+        <w:trPr>
+          <w:cantSplit/>
+        </w:trPr>
+        <w:tc>
+          <w:tcPr>
+            <w:tcW w:type="dxa" w:w="2900"/>
+            <w:tcBorders>
+              <w:top w:val="single" w:color="C9D3DC" w:sz="4"/>
+              <w:left w:val="single" w:color="C9D3DC" w:sz="4"/>
+              <w:bottom w:val="single" w:color="C9D3DC" w:sz="4"/>
+              <w:right w:val="single" w:color="C9D3DC" w:sz="4"/>
+            </w:tcBorders>
+            <w:shd w:fill="EEF3F7" w:color="auto" w:val="clear"/>
+            <w:tcMar>
+              <w:top w:type="dxa" w:w="70"/>
+              <w:left w:type="dxa" w:w="110"/>
+              <w:bottom w:type="dxa" w:w="70"/>
+              <w:right w:type="dxa" w:w="110"/>
+            </w:tcMar>
+            <w:vAlign w:val="center"/>
+          </w:tcPr>
+          <w:p>
+            <w:pPr>
+              <w:spacing w:after="0" w:before="0"/>
+            </w:pPr>
+            <w:r>
+              <w:rPr>
+                <w:rFonts w:ascii="Calibri" w:cs="Calibri" w:eastAsia="Calibri" w:hAnsi="Calibri"/>
+                <w:b/>
+                <w:bCs/>
+                <w:color w:val="0B2545"/>
+                <w:sz w:val="20"/>
+                <w:szCs w:val="20"/>
+              </w:rPr>
+              <w:t xml:space="preserve">Subordinate CA certificate (PEM)</w:t>
+            </w:r>
+          </w:p>
+        </w:tc>
+        <w:tc>
+          <w:tcPr>
+            <w:tcW w:type="dxa" w:w="3900"/>
+            <w:tcBorders>
+              <w:top w:val="single" w:color="C9D3DC" w:sz="4"/>
+              <w:left w:val="single" w:color="C9D3DC" w:sz="4"/>
+              <w:bottom w:val="single" w:color="C9D3DC" w:sz="4"/>
+              <w:right w:val="single" w:color="C9D3DC" w:sz="4"/>
+            </w:tcBorders>
+            <w:tcMar>
+              <w:top w:type="dxa" w:w="70"/>
+              <w:left w:type="dxa" w:w="110"/>
+              <w:bottom w:type="dxa" w:w="70"/>
+              <w:right w:type="dxa" w:w="110"/>
+            </w:tcMar>
+            <w:vAlign w:val="center"/>
+          </w:tcPr>
+          <w:p>
+            <w:pPr>
+              <w:spacing w:after="0" w:before="0"/>
+            </w:pPr>
+            <w:sdt>
+              <w:sdtPr>
+                <w:alias w:val="PcAtt2"/>
+                <w:tag w:val="PcAtt2"/>
+                <w:id w:val="900192"/>
+                <w:showingPlcHdr/>
+                <w:dropDownList>
+                  <w:listItem w:displayText="Attached" w:value="Attached"/>
+                  <w:listItem w:displayText="Not attached — explain" w:value="Not attached — explain"/>
+                </w:dropDownList>
+              </w:sdtPr>
+              <w:sdtContent>
+                <w:r>
+                  <w:rPr>
+                    <w:rFonts w:ascii="Calibri" w:hAnsi="Calibri" w:cs="Calibri" w:eastAsia="Calibri"/>
+                    <w:i/>
+                    <w:color w:val="8A949C"/>
+                    <w:sz w:val="20"/>
+                  </w:rPr>
+                  <w:t xml:space="preserve">Select…</w:t>
+                </w:r>
+              </w:sdtContent>
+            </w:sdt>
+          </w:p>
+        </w:tc>
+        <w:tc>
+          <w:tcPr>
+            <w:tcW w:type="dxa" w:w="2839"/>
+            <w:tcBorders>
+              <w:top w:val="single" w:color="C9D3DC" w:sz="4"/>
+              <w:left w:val="single" w:color="C9D3DC" w:sz="4"/>
+              <w:bottom w:val="single" w:color="C9D3DC" w:sz="4"/>
+              <w:right w:val="single" w:color="C9D3DC" w:sz="4"/>
+            </w:tcBorders>
+            <w:tcMar>
+              <w:top w:type="dxa" w:w="70"/>
+              <w:left w:type="dxa" w:w="110"/>
+              <w:bottom w:type="dxa" w:w="70"/>
+              <w:right w:type="dxa" w:w="110"/>
+            </w:tcMar>
+            <w:vAlign w:val="center"/>
+          </w:tcPr>
+          <w:p>
+            <w:pPr>
+              <w:spacing w:after="0" w:before="0"/>
+            </w:pPr>
+            <w:r>
+              <w:rPr>
+                <w:rFonts w:ascii="Calibri" w:cs="Calibri" w:eastAsia="Calibri" w:hAnsi="Calibri"/>
+                <w:i/>
+                <w:iCs/>
+                <w:color w:val="5B6770"/>
+                <w:sz w:val="17"/>
+                <w:szCs w:val="17"/>
+              </w:rPr>
+              <w:t xml:space="preserve"/>
+            </w:r>
+          </w:p>
+        </w:tc>
+      </w:tr>
+      <w:tr>
+        <w:trPr>
+          <w:cantSplit/>
+        </w:trPr>
+        <w:tc>
+          <w:tcPr>
+            <w:tcW w:type="dxa" w:w="2900"/>
+            <w:tcBorders>
+              <w:top w:val="single" w:color="C9D3DC" w:sz="4"/>
+              <w:left w:val="single" w:color="C9D3DC" w:sz="4"/>
+              <w:bottom w:val="single" w:color="C9D3DC" w:sz="4"/>
+              <w:right w:val="single" w:color="C9D3DC" w:sz="4"/>
+            </w:tcBorders>
+            <w:shd w:fill="EEF3F7" w:color="auto" w:val="clear"/>
+            <w:tcMar>
+              <w:top w:type="dxa" w:w="70"/>
+              <w:left w:type="dxa" w:w="110"/>
+              <w:bottom w:type="dxa" w:w="70"/>
+              <w:right w:type="dxa" w:w="110"/>
+            </w:tcMar>
+            <w:vAlign w:val="center"/>
+          </w:tcPr>
+          <w:p>
+            <w:pPr>
+              <w:spacing w:after="0" w:before="0"/>
+            </w:pPr>
+            <w:r>
+              <w:rPr>
+                <w:rFonts w:ascii="Calibri" w:cs="Calibri" w:eastAsia="Calibri" w:hAnsi="Calibri"/>
+                <w:b/>
+                <w:bCs/>
+                <w:color w:val="0B2545"/>
+                <w:sz w:val="20"/>
+                <w:szCs w:val="20"/>
+              </w:rPr>
+              <w:t xml:space="preserve">Sample end-entity certificate (PEM)</w:t>
+            </w:r>
+          </w:p>
+        </w:tc>
+        <w:tc>
+          <w:tcPr>
+            <w:tcW w:type="dxa" w:w="3900"/>
+            <w:tcBorders>
+              <w:top w:val="single" w:color="C9D3DC" w:sz="4"/>
+              <w:left w:val="single" w:color="C9D3DC" w:sz="4"/>
+              <w:bottom w:val="single" w:color="C9D3DC" w:sz="4"/>
+              <w:right w:val="single" w:color="C9D3DC" w:sz="4"/>
+            </w:tcBorders>
+            <w:tcMar>
+              <w:top w:type="dxa" w:w="70"/>
+              <w:left w:type="dxa" w:w="110"/>
+              <w:bottom w:type="dxa" w:w="70"/>
+              <w:right w:type="dxa" w:w="110"/>
+            </w:tcMar>
+            <w:vAlign w:val="center"/>
+          </w:tcPr>
+          <w:p>
+            <w:pPr>
+              <w:spacing w:after="0" w:before="0"/>
+            </w:pPr>
+            <w:sdt>
+              <w:sdtPr>
+                <w:alias w:val="PcAtt3"/>
+                <w:tag w:val="PcAtt3"/>
+                <w:id w:val="900193"/>
+                <w:showingPlcHdr/>
+                <w:dropDownList>
+                  <w:listItem w:displayText="Attached" w:value="Attached"/>
+                  <w:listItem w:displayText="Not attached — explain" w:value="Not attached — explain"/>
+                </w:dropDownList>
+              </w:sdtPr>
+              <w:sdtContent>
+                <w:r>
+                  <w:rPr>
+                    <w:rFonts w:ascii="Calibri" w:hAnsi="Calibri" w:cs="Calibri" w:eastAsia="Calibri"/>
+                    <w:i/>
+                    <w:color w:val="8A949C"/>
+                    <w:sz w:val="20"/>
+                  </w:rPr>
+                  <w:t xml:space="preserve">Select…</w:t>
+                </w:r>
+              </w:sdtContent>
+            </w:sdt>
+          </w:p>
+        </w:tc>
+        <w:tc>
+          <w:tcPr>
+            <w:tcW w:type="dxa" w:w="2839"/>
+            <w:tcBorders>
+              <w:top w:val="single" w:color="C9D3DC" w:sz="4"/>
+              <w:left w:val="single" w:color="C9D3DC" w:sz="4"/>
+              <w:bottom w:val="single" w:color="C9D3DC" w:sz="4"/>
+              <w:right w:val="single" w:color="C9D3DC" w:sz="4"/>
+            </w:tcBorders>
+            <w:tcMar>
+              <w:top w:type="dxa" w:w="70"/>
+              <w:left w:type="dxa" w:w="110"/>
+              <w:bottom w:type="dxa" w:w="70"/>
+              <w:right w:type="dxa" w:w="110"/>
+            </w:tcMar>
+            <w:vAlign w:val="center"/>
+          </w:tcPr>
+          <w:p>
+            <w:pPr>
+              <w:spacing w:after="0" w:before="0"/>
+            </w:pPr>
+            <w:r>
+              <w:rPr>
+                <w:rFonts w:ascii="Calibri" w:cs="Calibri" w:eastAsia="Calibri" w:hAnsi="Calibri"/>
+                <w:i/>
+                <w:iCs/>
+                <w:color w:val="5B6770"/>
+                <w:sz w:val="17"/>
+                <w:szCs w:val="17"/>
+              </w:rPr>
+              <w:t xml:space="preserve">Issued to a test device</w:t>
+            </w:r>
+          </w:p>
+        </w:tc>
+      </w:tr>
+      <w:tr>
+        <w:trPr>
+          <w:cantSplit/>
+        </w:trPr>
+        <w:tc>
+          <w:tcPr>
+            <w:tcW w:type="dxa" w:w="2900"/>
+            <w:tcBorders>
+              <w:top w:val="single" w:color="C9D3DC" w:sz="4"/>
+              <w:left w:val="single" w:color="C9D3DC" w:sz="4"/>
+              <w:bottom w:val="single" w:color="C9D3DC" w:sz="4"/>
+              <w:right w:val="single" w:color="C9D3DC" w:sz="4"/>
+            </w:tcBorders>
+            <w:shd w:fill="EEF3F7" w:color="auto" w:val="clear"/>
+            <w:tcMar>
+              <w:top w:type="dxa" w:w="70"/>
+              <w:left w:type="dxa" w:w="110"/>
+              <w:bottom w:type="dxa" w:w="70"/>
+              <w:right w:type="dxa" w:w="110"/>
+            </w:tcMar>
+            <w:vAlign w:val="center"/>
+          </w:tcPr>
+          <w:p>
+            <w:pPr>
+              <w:spacing w:after="0" w:before="0"/>
+            </w:pPr>
+            <w:r>
+              <w:rPr>
+                <w:rFonts w:ascii="Calibri" w:cs="Calibri" w:eastAsia="Calibri" w:hAnsi="Calibri"/>
+                <w:b/>
+                <w:bCs/>
+                <w:color w:val="0B2545"/>
+                <w:sz w:val="20"/>
+                <w:szCs w:val="20"/>
+              </w:rPr>
+              <w:t xml:space="preserve">Sample CRL</w:t>
+            </w:r>
+          </w:p>
+        </w:tc>
+        <w:tc>
+          <w:tcPr>
+            <w:tcW w:type="dxa" w:w="3900"/>
+            <w:tcBorders>
+              <w:top w:val="single" w:color="C9D3DC" w:sz="4"/>
+              <w:left w:val="single" w:color="C9D3DC" w:sz="4"/>
+              <w:bottom w:val="single" w:color="C9D3DC" w:sz="4"/>
+              <w:right w:val="single" w:color="C9D3DC" w:sz="4"/>
+            </w:tcBorders>
+            <w:tcMar>
+              <w:top w:type="dxa" w:w="70"/>
+              <w:left w:type="dxa" w:w="110"/>
+              <w:bottom w:type="dxa" w:w="70"/>
+              <w:right w:type="dxa" w:w="110"/>
+            </w:tcMar>
+            <w:vAlign w:val="center"/>
+          </w:tcPr>
+          <w:p>
+            <w:pPr>
+              <w:spacing w:after="0" w:before="0"/>
+            </w:pPr>
+            <w:sdt>
+              <w:sdtPr>
+                <w:alias w:val="PcAtt4"/>
+                <w:tag w:val="PcAtt4"/>
+                <w:id w:val="900194"/>
+                <w:showingPlcHdr/>
+                <w:dropDownList>
+                  <w:listItem w:displayText="Attached" w:value="Attached"/>
+                  <w:listItem w:displayText="Not applicable to this hierarchy" w:value="Not applicable to this hierarchy"/>
+                  <w:listItem w:displayText="Not attached — explain" w:value="Not attached — explain"/>
+                </w:dropDownList>
+              </w:sdtPr>
+              <w:sdtContent>
+                <w:r>
+                  <w:rPr>
+                    <w:rFonts w:ascii="Calibri" w:hAnsi="Calibri" w:cs="Calibri" w:eastAsia="Calibri"/>
+                    <w:i/>
+                    <w:color w:val="8A949C"/>
+                    <w:sz w:val="20"/>
+                  </w:rPr>
+                  <w:t xml:space="preserve">Select…</w:t>
+                </w:r>
+              </w:sdtContent>
+            </w:sdt>
+          </w:p>
+        </w:tc>
+        <w:tc>
+          <w:tcPr>
+            <w:tcW w:type="dxa" w:w="2839"/>
+            <w:tcBorders>
+              <w:top w:val="single" w:color="C9D3DC" w:sz="4"/>
+              <w:left w:val="single" w:color="C9D3DC" w:sz="4"/>
+              <w:bottom w:val="single" w:color="C9D3DC" w:sz="4"/>
+              <w:right w:val="single" w:color="C9D3DC" w:sz="4"/>
+            </w:tcBorders>
+            <w:tcMar>
+              <w:top w:type="dxa" w:w="70"/>
+              <w:left w:type="dxa" w:w="110"/>
+              <w:bottom w:type="dxa" w:w="70"/>
+              <w:right w:type="dxa" w:w="110"/>
+            </w:tcMar>
+            <w:vAlign w:val="center"/>
+          </w:tcPr>
+          <w:p>
+            <w:pPr>
+              <w:spacing w:after="0" w:before="0"/>
+            </w:pPr>
+            <w:r>
+              <w:rPr>
+                <w:rFonts w:ascii="Calibri" w:cs="Calibri" w:eastAsia="Calibri" w:hAnsi="Calibri"/>
+                <w:i/>
+                <w:iCs/>
+                <w:color w:val="5B6770"/>
+                <w:sz w:val="17"/>
+                <w:szCs w:val="17"/>
+              </w:rPr>
+              <w:t xml:space="preserve"/>
+            </w:r>
+          </w:p>
+        </w:tc>
+      </w:tr>
+      <w:tr>
+        <w:trPr>
+          <w:cantSplit/>
+        </w:trPr>
+        <w:tc>
+          <w:tcPr>
+            <w:tcW w:type="dxa" w:w="2900"/>
+            <w:tcBorders>
+              <w:top w:val="single" w:color="C9D3DC" w:sz="4"/>
+              <w:left w:val="single" w:color="C9D3DC" w:sz="4"/>
+              <w:bottom w:val="single" w:color="C9D3DC" w:sz="4"/>
+              <w:right w:val="single" w:color="C9D3DC" w:sz="4"/>
+            </w:tcBorders>
+            <w:shd w:fill="EEF3F7" w:color="auto" w:val="clear"/>
+            <w:tcMar>
+              <w:top w:type="dxa" w:w="70"/>
+              <w:left w:type="dxa" w:w="110"/>
+              <w:bottom w:type="dxa" w:w="70"/>
+              <w:right w:type="dxa" w:w="110"/>
+            </w:tcMar>
+            <w:vAlign w:val="center"/>
+          </w:tcPr>
+          <w:p>
+            <w:pPr>
+              <w:spacing w:after="0" w:before="0"/>
+            </w:pPr>
+            <w:r>
+              <w:rPr>
+                <w:rFonts w:ascii="Calibri" w:cs="Calibri" w:eastAsia="Calibri" w:hAnsi="Calibri"/>
+                <w:b/>
+                <w:bCs/>
+                <w:color w:val="0B2545"/>
+                <w:sz w:val="20"/>
+                <w:szCs w:val="20"/>
+              </w:rPr>
+              <w:t xml:space="preserve">Configuration extracts / screenshots</w:t>
+            </w:r>
+          </w:p>
+        </w:tc>
+        <w:tc>
+          <w:tcPr>
+            <w:tcW w:type="dxa" w:w="3900"/>
+            <w:tcBorders>
+              <w:top w:val="single" w:color="C9D3DC" w:sz="4"/>
+              <w:left w:val="single" w:color="C9D3DC" w:sz="4"/>
+              <w:bottom w:val="single" w:color="C9D3DC" w:sz="4"/>
+              <w:right w:val="single" w:color="C9D3DC" w:sz="4"/>
+            </w:tcBorders>
+            <w:tcMar>
+              <w:top w:type="dxa" w:w="70"/>
+              <w:left w:type="dxa" w:w="110"/>
+              <w:bottom w:type="dxa" w:w="70"/>
+              <w:right w:type="dxa" w:w="110"/>
+            </w:tcMar>
+            <w:vAlign w:val="center"/>
+          </w:tcPr>
+          <w:p>
+            <w:pPr>
+              <w:spacing w:after="0" w:before="0"/>
+            </w:pPr>
+            <w:sdt>
+              <w:sdtPr>
+                <w:alias w:val="PcAtt5"/>
+                <w:tag w:val="PcAtt5"/>
+                <w:id w:val="900195"/>
+                <w:showingPlcHdr/>
+                <w:dropDownList>
+                  <w:listItem w:displayText="Attached" w:value="Attached"/>
+                  <w:listItem w:displayText="Not attached — explain" w:value="Not attached — explain"/>
+                </w:dropDownList>
+              </w:sdtPr>
+              <w:sdtContent>
+                <w:r>
+                  <w:rPr>
+                    <w:rFonts w:ascii="Calibri" w:hAnsi="Calibri" w:cs="Calibri" w:eastAsia="Calibri"/>
+                    <w:i/>
+                    <w:color w:val="8A949C"/>
+                    <w:sz w:val="20"/>
+                  </w:rPr>
+                  <w:t xml:space="preserve">Select…</w:t>
+                </w:r>
+              </w:sdtContent>
+            </w:sdt>
+          </w:p>
+        </w:tc>
+        <w:tc>
+          <w:tcPr>
+            <w:tcW w:type="dxa" w:w="2839"/>
+            <w:tcBorders>
+              <w:top w:val="single" w:color="C9D3DC" w:sz="4"/>
+              <w:left w:val="single" w:color="C9D3DC" w:sz="4"/>
+              <w:bottom w:val="single" w:color="C9D3DC" w:sz="4"/>
+              <w:right w:val="single" w:color="C9D3DC" w:sz="4"/>
+            </w:tcBorders>
+            <w:tcMar>
+              <w:top w:type="dxa" w:w="70"/>
+              <w:left w:type="dxa" w:w="110"/>
+              <w:bottom w:type="dxa" w:w="70"/>
+              <w:right w:type="dxa" w:w="110"/>
+            </w:tcMar>
+            <w:vAlign w:val="center"/>
+          </w:tcPr>
+          <w:p>
+            <w:pPr>
+              <w:spacing w:after="0" w:before="0"/>
+            </w:pPr>
+            <w:r>
+              <w:rPr>
+                <w:rFonts w:ascii="Calibri" w:cs="Calibri" w:eastAsia="Calibri" w:hAnsi="Calibri"/>
+                <w:i/>
+                <w:iCs/>
+                <w:color w:val="5B6770"/>
+                <w:sz w:val="17"/>
+                <w:szCs w:val="17"/>
+              </w:rPr>
+              <w:t xml:space="preserve">Constraint, template, status service</w:t>
+            </w:r>
+          </w:p>
+        </w:tc>
+      </w:tr>
+    </w:tbl>
+    <w:p>
+      <w:pPr>
+        <w:spacing w:after="60" w:before="120"/>
+        <w:jc w:val="both"/>
+      </w:pPr>
+      <w:r>
+        <w:rPr>
+          <w:rFonts w:ascii="Calibri" w:cs="Calibri" w:eastAsia="Calibri" w:hAnsi="Calibri"/>
+          <w:color w:val="1F2A33"/>
+          <w:sz w:val="19"/>
+          <w:szCs w:val="19"/>
+        </w:rPr>
+        <w:t xml:space="preserve">I confirm that the information above reflects the configuration of the CA as put into production, that the attachments are genuine, and that any later change to this configuration will be notified to SEALSQ in advance.</w:t>
+      </w:r>
+    </w:p>
+    <w:tbl>
+      <w:tblPr>
+        <w:tblW w:type="dxa" w:w="9639"/>
+        <w:tblBorders>
+          <w:top w:val="single" w:color="auto" w:sz="4"/>
+          <w:left w:val="single" w:color="auto" w:sz="4"/>
+          <w:bottom w:val="single" w:color="auto" w:sz="4"/>
+          <w:right w:val="single" w:color="auto" w:sz="4"/>
+          <w:insideH w:val="single" w:color="auto" w:sz="4"/>
+          <w:insideV w:val="single" w:color="auto" w:sz="4"/>
+        </w:tblBorders>
+        <w:tblLayout w:type="fixed"/>
+      </w:tblPr>
+      <w:tblGrid>
+        <w:gridCol w:w="2400"/>
+        <w:gridCol w:w="3800"/>
+        <w:gridCol w:w="3439"/>
+      </w:tblGrid>
+      <w:tr>
+        <w:trPr>
+          <w:cantSplit/>
+        </w:trPr>
+        <w:tc>
+          <w:tcPr>
+            <w:tcW w:type="dxa" w:w="2400"/>
+            <w:tcBorders>
+              <w:top w:val="single" w:color="C9D3DC" w:sz="4"/>
+              <w:left w:val="single" w:color="C9D3DC" w:sz="4"/>
+              <w:bottom w:val="single" w:color="C9D3DC" w:sz="4"/>
+              <w:right w:val="single" w:color="C9D3DC" w:sz="4"/>
+            </w:tcBorders>
+            <w:shd w:fill="EEF3F7" w:color="auto" w:val="clear"/>
+            <w:tcMar>
+              <w:top w:type="dxa" w:w="70"/>
+              <w:left w:type="dxa" w:w="110"/>
+              <w:bottom w:type="dxa" w:w="70"/>
+              <w:right w:type="dxa" w:w="110"/>
+            </w:tcMar>
+          </w:tcPr>
+          <w:p>
+            <w:pPr>
+              <w:spacing w:after="0" w:before="0"/>
+            </w:pPr>
+            <w:r>
+              <w:rPr>
+                <w:rFonts w:ascii="Calibri" w:cs="Calibri" w:eastAsia="Calibri" w:hAnsi="Calibri"/>
+                <w:b/>
+                <w:bCs/>
+                <w:color w:val="0B2545"/>
+                <w:sz w:val="18"/>
+                <w:szCs w:val="18"/>
+              </w:rPr>
+              <w:t xml:space="preserve">Organisation</w:t>
+            </w:r>
+          </w:p>
+        </w:tc>
+        <w:tc>
+          <w:tcPr>
+            <w:tcW w:type="dxa" w:w="3800"/>
+            <w:tcBorders>
+              <w:top w:val="single" w:color="C9D3DC" w:sz="4"/>
+              <w:left w:val="single" w:color="C9D3DC" w:sz="4"/>
+              <w:bottom w:val="single" w:color="C9D3DC" w:sz="4"/>
+              <w:right w:val="single" w:color="C9D3DC" w:sz="4"/>
+            </w:tcBorders>
+            <w:tcMar>
+              <w:top w:type="dxa" w:w="70"/>
+              <w:left w:type="dxa" w:w="110"/>
+              <w:bottom w:type="dxa" w:w="70"/>
+              <w:right w:type="dxa" w:w="110"/>
+            </w:tcMar>
+          </w:tcPr>
+          <w:p>
+            <w:pPr>
+              <w:spacing w:after="0" w:before="0"/>
+            </w:pPr>
+            <w:sdt>
+              <w:sdtPr>
+                <w:alias w:val="PcOrg"/>
+                <w:tag w:val="PcOrg"/>
+                <w:id w:val="900196"/>
+                <w:showingPlcHdr/>
+                <w:text/>
+              </w:sdtPr>
+              <w:sdtContent>
+                <w:r>
+                  <w:rPr>
+                    <w:rFonts w:ascii="Calibri" w:hAnsi="Calibri" w:cs="Calibri" w:eastAsia="Calibri"/>
+                    <w:i/>
+                    <w:color w:val="8A949C"/>
+                    <w:sz w:val="20"/>
+                  </w:rPr>
+                  <w:t xml:space="preserve">Legal name</w:t>
+                </w:r>
+              </w:sdtContent>
+            </w:sdt>
+          </w:p>
+        </w:tc>
+        <w:tc>
+          <w:tcPr>
+            <w:tcW w:type="dxa" w:w="3439"/>
+            <w:vMerge w:val="restart"/>
+            <w:tcBorders>
+              <w:top w:val="single" w:color="C9D3DC" w:sz="4"/>
+              <w:left w:val="single" w:color="C9D3DC" w:sz="4"/>
+              <w:bottom w:val="single" w:color="C9D3DC" w:sz="4"/>
+              <w:right w:val="single" w:color="C9D3DC" w:sz="4"/>
+            </w:tcBorders>
+            <w:tcMar>
+              <w:top w:type="dxa" w:w="70"/>
+              <w:left w:type="dxa" w:w="110"/>
+              <w:bottom w:type="dxa" w:w="70"/>
+              <w:right w:type="dxa" w:w="110"/>
+            </w:tcMar>
+          </w:tcPr>
+          <w:p>
+            <w:pPr>
+              <w:spacing w:after="0" w:before="0"/>
+            </w:pPr>
+            <w:r>
+              <w:rPr>
+                <w:rFonts w:ascii="Calibri" w:cs="Calibri" w:eastAsia="Calibri" w:hAnsi="Calibri"/>
+                <w:b/>
+                <w:bCs/>
+                <w:color w:val="0B2545"/>
+                <w:sz w:val="18"/>
+                <w:szCs w:val="18"/>
+              </w:rPr>
+              <w:t xml:space="preserve">Signature</w:t>
+            </w:r>
+          </w:p>
+        </w:tc>
+      </w:tr>
+      <w:tr>
+        <w:trPr>
+          <w:cantSplit/>
+        </w:trPr>
+        <w:tc>
+          <w:tcPr>
+            <w:tcW w:type="dxa" w:w="2400"/>
+            <w:tcBorders>
+              <w:top w:val="single" w:color="C9D3DC" w:sz="4"/>
+              <w:left w:val="single" w:color="C9D3DC" w:sz="4"/>
+              <w:bottom w:val="single" w:color="C9D3DC" w:sz="4"/>
+              <w:right w:val="single" w:color="C9D3DC" w:sz="4"/>
+            </w:tcBorders>
+            <w:shd w:fill="EEF3F7" w:color="auto" w:val="clear"/>
+            <w:tcMar>
+              <w:top w:type="dxa" w:w="70"/>
+              <w:left w:type="dxa" w:w="110"/>
+              <w:bottom w:type="dxa" w:w="70"/>
+              <w:right w:type="dxa" w:w="110"/>
+            </w:tcMar>
+          </w:tcPr>
+          <w:p>
+            <w:pPr>
+              <w:spacing w:after="0" w:before="0"/>
+            </w:pPr>
+            <w:r>
+              <w:rPr>
+                <w:rFonts w:ascii="Calibri" w:cs="Calibri" w:eastAsia="Calibri" w:hAnsi="Calibri"/>
+                <w:b/>
+                <w:bCs/>
+                <w:color w:val="0B2545"/>
+                <w:sz w:val="18"/>
+                <w:szCs w:val="18"/>
+              </w:rPr>
+              <w:t xml:space="preserve">Name and position</w:t>
+            </w:r>
+          </w:p>
+        </w:tc>
+        <w:tc>
+          <w:tcPr>
+            <w:tcW w:type="dxa" w:w="3800"/>
+            <w:tcBorders>
+              <w:top w:val="single" w:color="C9D3DC" w:sz="4"/>
+              <w:left w:val="single" w:color="C9D3DC" w:sz="4"/>
+              <w:bottom w:val="single" w:color="C9D3DC" w:sz="4"/>
+              <w:right w:val="single" w:color="C9D3DC" w:sz="4"/>
+            </w:tcBorders>
+            <w:tcMar>
+              <w:top w:type="dxa" w:w="70"/>
+              <w:left w:type="dxa" w:w="110"/>
+              <w:bottom w:type="dxa" w:w="70"/>
+              <w:right w:type="dxa" w:w="110"/>
+            </w:tcMar>
+          </w:tcPr>
+          <w:p>
+            <w:pPr>
+              <w:spacing w:after="0" w:before="0"/>
+            </w:pPr>
+            <w:sdt>
+              <w:sdtPr>
+                <w:alias w:val="PcName"/>
+                <w:tag w:val="PcName"/>
+                <w:id w:val="900197"/>
+                <w:showingPlcHdr/>
+                <w:text/>
+              </w:sdtPr>
+              <w:sdtContent>
+                <w:r>
+                  <w:rPr>
+                    <w:rFonts w:ascii="Calibri" w:hAnsi="Calibri" w:cs="Calibri" w:eastAsia="Calibri"/>
+                    <w:i/>
+                    <w:color w:val="8A949C"/>
+                    <w:sz w:val="20"/>
+                  </w:rPr>
+                  <w:t xml:space="preserve">Authorised representative</w:t>
+                </w:r>
+              </w:sdtContent>
+            </w:sdt>
+          </w:p>
+        </w:tc>
+        <w:tc>
+          <w:tcPr>
+            <w:vMerge w:val="continue"/>
+            <w:tcBorders>
+              <w:top w:val="single" w:color="C9D3DC" w:sz="4"/>
+              <w:left w:val="single" w:color="C9D3DC" w:sz="4"/>
+              <w:bottom w:val="single" w:color="C9D3DC" w:sz="4"/>
+              <w:right w:val="single" w:color="C9D3DC" w:sz="4"/>
+            </w:tcBorders>
+          </w:tcPr>
+          <w:p/>
+        </w:tc>
+      </w:tr>
+      <w:tr>
+        <w:trPr>
+          <w:cantSplit/>
+        </w:trPr>
+        <w:tc>
+          <w:tcPr>
+            <w:tcW w:type="dxa" w:w="2400"/>
+            <w:tcBorders>
+              <w:top w:val="single" w:color="C9D3DC" w:sz="4"/>
+              <w:left w:val="single" w:color="C9D3DC" w:sz="4"/>
+              <w:bottom w:val="single" w:color="C9D3DC" w:sz="4"/>
+              <w:right w:val="single" w:color="C9D3DC" w:sz="4"/>
+            </w:tcBorders>
+            <w:shd w:fill="EEF3F7" w:color="auto" w:val="clear"/>
+            <w:tcMar>
+              <w:top w:type="dxa" w:w="70"/>
+              <w:left w:type="dxa" w:w="110"/>
+              <w:bottom w:type="dxa" w:w="70"/>
+              <w:right w:type="dxa" w:w="110"/>
+            </w:tcMar>
+          </w:tcPr>
+          <w:p>
+            <w:pPr>
+              <w:spacing w:after="0" w:before="0"/>
+            </w:pPr>
+            <w:r>
+              <w:rPr>
+                <w:rFonts w:ascii="Calibri" w:cs="Calibri" w:eastAsia="Calibri" w:hAnsi="Calibri"/>
+                <w:b/>
+                <w:bCs/>
+                <w:color w:val="0B2545"/>
+                <w:sz w:val="18"/>
+                <w:szCs w:val="18"/>
+              </w:rPr>
+              <w:t xml:space="preserve">Date</w:t>
+            </w:r>
+          </w:p>
+        </w:tc>
+        <w:tc>
+          <w:tcPr>
+            <w:tcW w:type="dxa" w:w="3800"/>
+            <w:tcBorders>
+              <w:top w:val="single" w:color="C9D3DC" w:sz="4"/>
+              <w:left w:val="single" w:color="C9D3DC" w:sz="4"/>
+              <w:bottom w:val="single" w:color="C9D3DC" w:sz="4"/>
+              <w:right w:val="single" w:color="C9D3DC" w:sz="4"/>
+            </w:tcBorders>
+            <w:tcMar>
+              <w:top w:type="dxa" w:w="70"/>
+              <w:left w:type="dxa" w:w="110"/>
+              <w:bottom w:type="dxa" w:w="70"/>
+              <w:right w:type="dxa" w:w="110"/>
+            </w:tcMar>
+          </w:tcPr>
+          <w:p>
+            <w:pPr>
+              <w:spacing w:after="0" w:before="0"/>
+            </w:pPr>
+            <w:sdt>
+              <w:sdtPr>
+                <w:alias w:val="PcSign"/>
+                <w:tag w:val="PcSign"/>
+                <w:id w:val="900198"/>
+                <w:showingPlcHdr/>
+                <w:date>
+                  <w:dateFormat w:val="yyyy-MM-dd"/>
+                  <w:lid w:val="en-GB"/>
+                  <w:storeMappedDataAs w:val="dateTime"/>
+                  <w:calendar w:val="gregorian"/>
+                </w:date>
+              </w:sdtPr>
+              <w:sdtContent>
+                <w:r>
+                  <w:rPr>
+                    <w:rFonts w:ascii="Calibri" w:hAnsi="Calibri" w:cs="Calibri" w:eastAsia="Calibri"/>
+                    <w:i/>
+                    <w:color w:val="8A949C"/>
+                    <w:sz w:val="20"/>
+                  </w:rPr>
+                  <w:t xml:space="preserve">Select a date</w:t>
+                </w:r>
+              </w:sdtContent>
+            </w:sdt>
+          </w:p>
+        </w:tc>
+        <w:tc>
+          <w:tcPr>
+            <w:vMerge w:val="continue"/>
+            <w:tcBorders>
+              <w:top w:val="single" w:color="C9D3DC" w:sz="4"/>
+              <w:left w:val="single" w:color="C9D3DC" w:sz="4"/>
+              <w:bottom w:val="single" w:color="C9D3DC" w:sz="4"/>
+              <w:right w:val="single" w:color="C9D3DC" w:sz="4"/>
+            </w:tcBorders>
+          </w:tcPr>
+          <w:p/>
         </w:tc>
       </w:tr>
     </w:tbl>
@@ -23862,7 +28590,7 @@
         <w:sz w:val="15"/>
         <w:szCs w:val="15"/>
       </w:rPr>
-      <w:t xml:space="preserve">	ECHONET SubCA Onboarding v1.0 · September 2026</w:t>
+      <w:t xml:space="preserve">	ECHONET SubCA Onboarding v1.1 · September 2026</w:t>
     </w:r>
     <w:r>
       <w:rPr>
@@ -23997,26 +28725,41 @@
             <w:spacing w:after="0" w:before="0"/>
           </w:pPr>
           <w:r>
-            <w:rPr>
-              <w:rFonts w:ascii="Arial Black" w:cs="Arial Black" w:eastAsia="Arial Black" w:hAnsi="Arial Black"/>
-              <w:b/>
-              <w:bCs/>
-              <w:color w:val="0B2545"/>
-              <w:sz w:val="40"/>
-              <w:szCs w:val="40"/>
-            </w:rPr>
-            <w:t xml:space="preserve">SEAL</w:t>
-          </w:r>
-          <w:r>
-            <w:rPr>
-              <w:rFonts w:ascii="Arial Black" w:cs="Arial Black" w:eastAsia="Arial Black" w:hAnsi="Arial Black"/>
-              <w:b/>
-              <w:bCs/>
-              <w:color w:val="13A3B5"/>
-              <w:sz w:val="40"/>
-              <w:szCs w:val="40"/>
-            </w:rPr>
-            <w:t xml:space="preserve">SQ</w:t>
+            <w:drawing>
+              <wp:inline distT="0" distB="0" distL="0" distR="0">
+                <wp:extent cx="987552" cy="755904"/>
+                <wp:effectExtent l="0" t="0" r="0" b="0"/>
+                <wp:docPr id="901" name="SealSQ logo" descr="SealSQ semiconductors + quantum"/>
+                <wp:cNvGraphicFramePr>
+                  <a:graphicFrameLocks xmlns:a="http://schemas.openxmlformats.org/drawingml/2006/main" noChangeAspect="1"/>
+                </wp:cNvGraphicFramePr>
+                <a:graphic xmlns:a="http://schemas.openxmlformats.org/drawingml/2006/main">
+                  <a:graphicData uri="http://schemas.openxmlformats.org/drawingml/2006/picture">
+                    <pic:pic xmlns:pic="http://schemas.openxmlformats.org/drawingml/2006/picture">
+                      <pic:nvPicPr>
+                        <pic:cNvPr id="901" name="sealsq_logo.png"/>
+                        <pic:cNvPicPr/>
+                      </pic:nvPicPr>
+                      <pic:blipFill>
+                        <a:blip r:embed="rIdLogo1"/>
+                        <a:stretch>
+                          <a:fillRect/>
+                        </a:stretch>
+                      </pic:blipFill>
+                      <pic:spPr>
+                        <a:xfrm>
+                          <a:off x="0" y="0"/>
+                          <a:ext cx="987552" cy="755904"/>
+                        </a:xfrm>
+                        <a:prstGeom prst="rect">
+                          <a:avLst/>
+                        </a:prstGeom>
+                      </pic:spPr>
+                    </pic:pic>
+                  </a:graphicData>
+                </a:graphic>
+              </wp:inline>
+            </w:drawing>
           </w:r>
         </w:p>
       </w:tc>
